--- a/docs/Oros - CKM Data Readiness - Synthetic Dataset Specification.docx
+++ b/docs/Oros - CKM Data Readiness - Synthetic Dataset Specification.docx
@@ -75,12 +75,6 @@
         <w:gridCol w:w="9360"/>
       </w:tblGrid>
       <w:tr>
-        <w:tblPrEx>
-          <w:tblCellMar>
-            <w:top w:w="0" w:type="dxa"/>
-            <w:bottom w:w="0" w:type="dxa"/>
-          </w:tblCellMar>
-        </w:tblPrEx>
         <w:tc>
           <w:tcPr>
             <w:tcW w:w="9360" w:type="dxa"/>
@@ -163,12 +157,6 @@
         <w:gridCol w:w="3813"/>
       </w:tblGrid>
       <w:tr>
-        <w:tblPrEx>
-          <w:tblCellMar>
-            <w:top w:w="0" w:type="dxa"/>
-            <w:bottom w:w="0" w:type="dxa"/>
-          </w:tblCellMar>
-        </w:tblPrEx>
         <w:trPr>
           <w:tblHeader/>
         </w:trPr>
@@ -348,12 +336,6 @@
         </w:tc>
       </w:tr>
       <w:tr>
-        <w:tblPrEx>
-          <w:tblCellMar>
-            <w:top w:w="0" w:type="dxa"/>
-            <w:bottom w:w="0" w:type="dxa"/>
-          </w:tblCellMar>
-        </w:tblPrEx>
         <w:tc>
           <w:tcPr>
             <w:tcW w:w="2200" w:type="dxa"/>
@@ -518,12 +500,6 @@
         </w:tc>
       </w:tr>
       <w:tr>
-        <w:tblPrEx>
-          <w:tblCellMar>
-            <w:top w:w="0" w:type="dxa"/>
-            <w:bottom w:w="0" w:type="dxa"/>
-          </w:tblCellMar>
-        </w:tblPrEx>
         <w:tc>
           <w:tcPr>
             <w:tcW w:w="2200" w:type="dxa"/>
@@ -688,12 +664,6 @@
         </w:tc>
       </w:tr>
       <w:tr>
-        <w:tblPrEx>
-          <w:tblCellMar>
-            <w:top w:w="0" w:type="dxa"/>
-            <w:bottom w:w="0" w:type="dxa"/>
-          </w:tblCellMar>
-        </w:tblPrEx>
         <w:tc>
           <w:tcPr>
             <w:tcW w:w="2200" w:type="dxa"/>
@@ -858,12 +828,6 @@
         </w:tc>
       </w:tr>
       <w:tr>
-        <w:tblPrEx>
-          <w:tblCellMar>
-            <w:top w:w="0" w:type="dxa"/>
-            <w:bottom w:w="0" w:type="dxa"/>
-          </w:tblCellMar>
-        </w:tblPrEx>
         <w:tc>
           <w:tcPr>
             <w:tcW w:w="2200" w:type="dxa"/>
@@ -1028,12 +992,6 @@
         </w:tc>
       </w:tr>
       <w:tr>
-        <w:tblPrEx>
-          <w:tblCellMar>
-            <w:top w:w="0" w:type="dxa"/>
-            <w:bottom w:w="0" w:type="dxa"/>
-          </w:tblCellMar>
-        </w:tblPrEx>
         <w:tc>
           <w:tcPr>
             <w:tcW w:w="2200" w:type="dxa"/>
@@ -1218,6 +1176,831 @@
       <w:r>
         <w:t>Patient ID format: PAT000001 through PAT000050, continuing from Sivaram's existing PAT000001–PAT000020.</w:t>
       </w:r>
+    </w:p>
+    <w:p>
+      <w:pPr>
+        <w:pStyle w:val="Heading3"/>
+      </w:pPr>
+      <w:r>
+        <w:t>1.1 Patient ID to Cohort Mapping (Authoritative Reference)</w:t>
+      </w:r>
+    </w:p>
+    <w:p>
+      <w:pPr>
+        <w:spacing w:before="80" w:after="80"/>
+      </w:pPr>
+      <w:r>
+        <w:t>This table is the governing reference for all bug definitions and check targeting. Bug patient ranges in Section 5 must be consistent with this mapping. Any discrepancy between this table and bug definitions should be resolved in favor of this table.</w:t>
+      </w:r>
+    </w:p>
+    <w:tbl>
+      <w:tblPr>
+        <w:tblW w:w="9360" w:type="dxa"/>
+        <w:tblBorders>
+          <w:top w:val="single" w:sz="4" w:space="0" w:color="auto"/>
+          <w:left w:val="single" w:sz="4" w:space="0" w:color="auto"/>
+          <w:bottom w:val="single" w:sz="4" w:space="0" w:color="auto"/>
+          <w:right w:val="single" w:sz="4" w:space="0" w:color="auto"/>
+          <w:insideH w:val="single" w:sz="4" w:space="0" w:color="auto"/>
+          <w:insideV w:val="single" w:sz="4" w:space="0" w:color="auto"/>
+        </w:tblBorders>
+        <w:tblCellMar>
+          <w:left w:w="10" w:type="dxa"/>
+          <w:right w:w="10" w:type="dxa"/>
+        </w:tblCellMar>
+        <w:tblLook w:val="04A0" w:firstRow="1" w:lastRow="0" w:firstColumn="1" w:lastColumn="0" w:noHBand="0" w:noVBand="1"/>
+      </w:tblPr>
+      <w:tblGrid>
+        <w:gridCol w:w="2100"/>
+        <w:gridCol w:w="3260"/>
+        <w:gridCol w:w="900"/>
+        <w:gridCol w:w="900"/>
+        <w:gridCol w:w="900"/>
+        <w:gridCol w:w="1300"/>
+      </w:tblGrid>
+      <w:tr>
+        <w:trPr>
+          <w:tblHeader/>
+        </w:trPr>
+        <w:tc>
+          <w:tcPr>
+            <w:tcW w:w="2100" w:type="dxa"/>
+            <w:shd w:val="clear" w:color="auto" w:fill="D9E1F2"/>
+            <w:tcMar>
+              <w:top w:w="60" w:type="dxa"/>
+              <w:left w:w="100" w:type="dxa"/>
+              <w:bottom w:w="60" w:type="dxa"/>
+              <w:right w:w="100" w:type="dxa"/>
+            </w:tcMar>
+          </w:tcPr>
+          <w:p>
+            <w:r>
+              <w:rPr>
+                <w:b/>
+                <w:sz w:val="18"/>
+                <w:szCs w:val="18"/>
+              </w:rPr>
+              <w:lastRenderedPageBreak/>
+              <w:t>ID Range</w:t>
+            </w:r>
+          </w:p>
+        </w:tc>
+        <w:tc>
+          <w:tcPr>
+            <w:tcW w:w="3260" w:type="dxa"/>
+            <w:shd w:val="clear" w:color="auto" w:fill="D9E1F2"/>
+            <w:tcMar>
+              <w:top w:w="60" w:type="dxa"/>
+              <w:left w:w="100" w:type="dxa"/>
+              <w:bottom w:w="60" w:type="dxa"/>
+              <w:right w:w="100" w:type="dxa"/>
+            </w:tcMar>
+          </w:tcPr>
+          <w:p>
+            <w:r>
+              <w:rPr>
+                <w:b/>
+                <w:sz w:val="18"/>
+                <w:szCs w:val="18"/>
+              </w:rPr>
+              <w:t>Cohort</w:t>
+            </w:r>
+          </w:p>
+        </w:tc>
+        <w:tc>
+          <w:tcPr>
+            <w:tcW w:w="900" w:type="dxa"/>
+            <w:shd w:val="clear" w:color="auto" w:fill="D9E1F2"/>
+            <w:tcMar>
+              <w:top w:w="60" w:type="dxa"/>
+              <w:left w:w="100" w:type="dxa"/>
+              <w:bottom w:w="60" w:type="dxa"/>
+              <w:right w:w="100" w:type="dxa"/>
+            </w:tcMar>
+          </w:tcPr>
+          <w:p>
+            <w:r>
+              <w:rPr>
+                <w:b/>
+                <w:sz w:val="18"/>
+                <w:szCs w:val="18"/>
+              </w:rPr>
+              <w:t>CGM</w:t>
+            </w:r>
+          </w:p>
+        </w:tc>
+        <w:tc>
+          <w:tcPr>
+            <w:tcW w:w="900" w:type="dxa"/>
+            <w:shd w:val="clear" w:color="auto" w:fill="D9E1F2"/>
+            <w:tcMar>
+              <w:top w:w="60" w:type="dxa"/>
+              <w:left w:w="100" w:type="dxa"/>
+              <w:bottom w:w="60" w:type="dxa"/>
+              <w:right w:w="100" w:type="dxa"/>
+            </w:tcMar>
+          </w:tcPr>
+          <w:p>
+            <w:r>
+              <w:rPr>
+                <w:b/>
+                <w:sz w:val="18"/>
+                <w:szCs w:val="18"/>
+              </w:rPr>
+              <w:t>BP</w:t>
+            </w:r>
+          </w:p>
+        </w:tc>
+        <w:tc>
+          <w:tcPr>
+            <w:tcW w:w="900" w:type="dxa"/>
+            <w:shd w:val="clear" w:color="auto" w:fill="D9E1F2"/>
+            <w:tcMar>
+              <w:top w:w="60" w:type="dxa"/>
+              <w:left w:w="100" w:type="dxa"/>
+              <w:bottom w:w="60" w:type="dxa"/>
+              <w:right w:w="100" w:type="dxa"/>
+            </w:tcMar>
+          </w:tcPr>
+          <w:p>
+            <w:r>
+              <w:rPr>
+                <w:b/>
+                <w:sz w:val="18"/>
+                <w:szCs w:val="18"/>
+              </w:rPr>
+              <w:t>Weight</w:t>
+            </w:r>
+          </w:p>
+        </w:tc>
+        <w:tc>
+          <w:tcPr>
+            <w:tcW w:w="1300" w:type="dxa"/>
+            <w:shd w:val="clear" w:color="auto" w:fill="D9E1F2"/>
+            <w:tcMar>
+              <w:top w:w="60" w:type="dxa"/>
+              <w:left w:w="100" w:type="dxa"/>
+              <w:bottom w:w="60" w:type="dxa"/>
+              <w:right w:w="100" w:type="dxa"/>
+            </w:tcMar>
+          </w:tcPr>
+          <w:p>
+            <w:r>
+              <w:rPr>
+                <w:b/>
+                <w:sz w:val="18"/>
+                <w:szCs w:val="18"/>
+              </w:rPr>
+              <w:t>Count</w:t>
+            </w:r>
+          </w:p>
+        </w:tc>
+      </w:tr>
+      <w:tr>
+        <w:tc>
+          <w:tcPr>
+            <w:tcW w:w="2100" w:type="dxa"/>
+            <w:shd w:val="clear" w:color="auto" w:fill="FFFFFF"/>
+            <w:tcMar>
+              <w:top w:w="60" w:type="dxa"/>
+              <w:left w:w="100" w:type="dxa"/>
+              <w:bottom w:w="60" w:type="dxa"/>
+              <w:right w:w="100" w:type="dxa"/>
+            </w:tcMar>
+          </w:tcPr>
+          <w:p>
+            <w:r>
+              <w:rPr>
+                <w:sz w:val="18"/>
+                <w:szCs w:val="18"/>
+              </w:rPr>
+              <w:t>PAT000001–PAT000020</w:t>
+            </w:r>
+          </w:p>
+        </w:tc>
+        <w:tc>
+          <w:tcPr>
+            <w:tcW w:w="3260" w:type="dxa"/>
+            <w:shd w:val="clear" w:color="auto" w:fill="FFFFFF"/>
+            <w:tcMar>
+              <w:top w:w="60" w:type="dxa"/>
+              <w:left w:w="100" w:type="dxa"/>
+              <w:bottom w:w="60" w:type="dxa"/>
+              <w:right w:w="100" w:type="dxa"/>
+            </w:tcMar>
+          </w:tcPr>
+          <w:p>
+            <w:r>
+              <w:rPr>
+                <w:sz w:val="18"/>
+                <w:szCs w:val="18"/>
+              </w:rPr>
+              <w:t>Diabetes + CGM</w:t>
+            </w:r>
+          </w:p>
+        </w:tc>
+        <w:tc>
+          <w:tcPr>
+            <w:tcW w:w="900" w:type="dxa"/>
+            <w:shd w:val="clear" w:color="auto" w:fill="FFFFFF"/>
+            <w:tcMar>
+              <w:top w:w="60" w:type="dxa"/>
+              <w:left w:w="100" w:type="dxa"/>
+              <w:bottom w:w="60" w:type="dxa"/>
+              <w:right w:w="100" w:type="dxa"/>
+            </w:tcMar>
+          </w:tcPr>
+          <w:p>
+            <w:r>
+              <w:rPr>
+                <w:sz w:val="18"/>
+                <w:szCs w:val="18"/>
+              </w:rPr>
+              <w:t>✓</w:t>
+            </w:r>
+          </w:p>
+        </w:tc>
+        <w:tc>
+          <w:tcPr>
+            <w:tcW w:w="900" w:type="dxa"/>
+            <w:shd w:val="clear" w:color="auto" w:fill="FFFFFF"/>
+            <w:tcMar>
+              <w:top w:w="60" w:type="dxa"/>
+              <w:left w:w="100" w:type="dxa"/>
+              <w:bottom w:w="60" w:type="dxa"/>
+              <w:right w:w="100" w:type="dxa"/>
+            </w:tcMar>
+          </w:tcPr>
+          <w:p>
+            <w:r>
+              <w:rPr>
+                <w:sz w:val="18"/>
+                <w:szCs w:val="18"/>
+              </w:rPr>
+              <w:t>—</w:t>
+            </w:r>
+          </w:p>
+        </w:tc>
+        <w:tc>
+          <w:tcPr>
+            <w:tcW w:w="900" w:type="dxa"/>
+            <w:shd w:val="clear" w:color="auto" w:fill="FFFFFF"/>
+            <w:tcMar>
+              <w:top w:w="60" w:type="dxa"/>
+              <w:left w:w="100" w:type="dxa"/>
+              <w:bottom w:w="60" w:type="dxa"/>
+              <w:right w:w="100" w:type="dxa"/>
+            </w:tcMar>
+          </w:tcPr>
+          <w:p>
+            <w:r>
+              <w:rPr>
+                <w:sz w:val="18"/>
+                <w:szCs w:val="18"/>
+              </w:rPr>
+              <w:t>—</w:t>
+            </w:r>
+          </w:p>
+        </w:tc>
+        <w:tc>
+          <w:tcPr>
+            <w:tcW w:w="1300" w:type="dxa"/>
+            <w:shd w:val="clear" w:color="auto" w:fill="FFFFFF"/>
+            <w:tcMar>
+              <w:top w:w="60" w:type="dxa"/>
+              <w:left w:w="100" w:type="dxa"/>
+              <w:bottom w:w="60" w:type="dxa"/>
+              <w:right w:w="100" w:type="dxa"/>
+            </w:tcMar>
+          </w:tcPr>
+          <w:p>
+            <w:r>
+              <w:rPr>
+                <w:sz w:val="18"/>
+                <w:szCs w:val="18"/>
+              </w:rPr>
+              <w:t>20</w:t>
+            </w:r>
+          </w:p>
+        </w:tc>
+      </w:tr>
+      <w:tr>
+        <w:tc>
+          <w:tcPr>
+            <w:tcW w:w="2100" w:type="dxa"/>
+            <w:shd w:val="clear" w:color="auto" w:fill="FFFFFF"/>
+            <w:tcMar>
+              <w:top w:w="60" w:type="dxa"/>
+              <w:left w:w="100" w:type="dxa"/>
+              <w:bottom w:w="60" w:type="dxa"/>
+              <w:right w:w="100" w:type="dxa"/>
+            </w:tcMar>
+          </w:tcPr>
+          <w:p>
+            <w:r>
+              <w:rPr>
+                <w:sz w:val="18"/>
+                <w:szCs w:val="18"/>
+              </w:rPr>
+              <w:t>PAT000021–PAT000030</w:t>
+            </w:r>
+          </w:p>
+        </w:tc>
+        <w:tc>
+          <w:tcPr>
+            <w:tcW w:w="3260" w:type="dxa"/>
+            <w:shd w:val="clear" w:color="auto" w:fill="FFFFFF"/>
+            <w:tcMar>
+              <w:top w:w="60" w:type="dxa"/>
+              <w:left w:w="100" w:type="dxa"/>
+              <w:bottom w:w="60" w:type="dxa"/>
+              <w:right w:w="100" w:type="dxa"/>
+            </w:tcMar>
+          </w:tcPr>
+          <w:p>
+            <w:r>
+              <w:rPr>
+                <w:sz w:val="18"/>
+                <w:szCs w:val="18"/>
+              </w:rPr>
+              <w:t>Diabetes EHR-only (no CGM)</w:t>
+            </w:r>
+          </w:p>
+        </w:tc>
+        <w:tc>
+          <w:tcPr>
+            <w:tcW w:w="900" w:type="dxa"/>
+            <w:shd w:val="clear" w:color="auto" w:fill="FFFFFF"/>
+            <w:tcMar>
+              <w:top w:w="60" w:type="dxa"/>
+              <w:left w:w="100" w:type="dxa"/>
+              <w:bottom w:w="60" w:type="dxa"/>
+              <w:right w:w="100" w:type="dxa"/>
+            </w:tcMar>
+          </w:tcPr>
+          <w:p>
+            <w:r>
+              <w:rPr>
+                <w:sz w:val="18"/>
+                <w:szCs w:val="18"/>
+              </w:rPr>
+              <w:t>—</w:t>
+            </w:r>
+          </w:p>
+        </w:tc>
+        <w:tc>
+          <w:tcPr>
+            <w:tcW w:w="900" w:type="dxa"/>
+            <w:shd w:val="clear" w:color="auto" w:fill="FFFFFF"/>
+            <w:tcMar>
+              <w:top w:w="60" w:type="dxa"/>
+              <w:left w:w="100" w:type="dxa"/>
+              <w:bottom w:w="60" w:type="dxa"/>
+              <w:right w:w="100" w:type="dxa"/>
+            </w:tcMar>
+          </w:tcPr>
+          <w:p>
+            <w:r>
+              <w:rPr>
+                <w:sz w:val="18"/>
+                <w:szCs w:val="18"/>
+              </w:rPr>
+              <w:t>—</w:t>
+            </w:r>
+          </w:p>
+        </w:tc>
+        <w:tc>
+          <w:tcPr>
+            <w:tcW w:w="900" w:type="dxa"/>
+            <w:shd w:val="clear" w:color="auto" w:fill="FFFFFF"/>
+            <w:tcMar>
+              <w:top w:w="60" w:type="dxa"/>
+              <w:left w:w="100" w:type="dxa"/>
+              <w:bottom w:w="60" w:type="dxa"/>
+              <w:right w:w="100" w:type="dxa"/>
+            </w:tcMar>
+          </w:tcPr>
+          <w:p>
+            <w:r>
+              <w:rPr>
+                <w:sz w:val="18"/>
+                <w:szCs w:val="18"/>
+              </w:rPr>
+              <w:t>—</w:t>
+            </w:r>
+          </w:p>
+        </w:tc>
+        <w:tc>
+          <w:tcPr>
+            <w:tcW w:w="1300" w:type="dxa"/>
+            <w:shd w:val="clear" w:color="auto" w:fill="FFFFFF"/>
+            <w:tcMar>
+              <w:top w:w="60" w:type="dxa"/>
+              <w:left w:w="100" w:type="dxa"/>
+              <w:bottom w:w="60" w:type="dxa"/>
+              <w:right w:w="100" w:type="dxa"/>
+            </w:tcMar>
+          </w:tcPr>
+          <w:p>
+            <w:r>
+              <w:rPr>
+                <w:sz w:val="18"/>
+                <w:szCs w:val="18"/>
+              </w:rPr>
+              <w:t>10</w:t>
+            </w:r>
+          </w:p>
+        </w:tc>
+      </w:tr>
+      <w:tr>
+        <w:tc>
+          <w:tcPr>
+            <w:tcW w:w="2100" w:type="dxa"/>
+            <w:shd w:val="clear" w:color="auto" w:fill="FFFFFF"/>
+            <w:tcMar>
+              <w:top w:w="60" w:type="dxa"/>
+              <w:left w:w="100" w:type="dxa"/>
+              <w:bottom w:w="60" w:type="dxa"/>
+              <w:right w:w="100" w:type="dxa"/>
+            </w:tcMar>
+          </w:tcPr>
+          <w:p>
+            <w:r>
+              <w:rPr>
+                <w:sz w:val="18"/>
+                <w:szCs w:val="18"/>
+              </w:rPr>
+              <w:t>PAT000031–PAT000040</w:t>
+            </w:r>
+          </w:p>
+        </w:tc>
+        <w:tc>
+          <w:tcPr>
+            <w:tcW w:w="3260" w:type="dxa"/>
+            <w:shd w:val="clear" w:color="auto" w:fill="FFFFFF"/>
+            <w:tcMar>
+              <w:top w:w="60" w:type="dxa"/>
+              <w:left w:w="100" w:type="dxa"/>
+              <w:bottom w:w="60" w:type="dxa"/>
+              <w:right w:w="100" w:type="dxa"/>
+            </w:tcMar>
+          </w:tcPr>
+          <w:p>
+            <w:r>
+              <w:rPr>
+                <w:sz w:val="18"/>
+                <w:szCs w:val="18"/>
+              </w:rPr>
+              <w:t>Hypertension + BP Device</w:t>
+            </w:r>
+          </w:p>
+        </w:tc>
+        <w:tc>
+          <w:tcPr>
+            <w:tcW w:w="900" w:type="dxa"/>
+            <w:shd w:val="clear" w:color="auto" w:fill="FFFFFF"/>
+            <w:tcMar>
+              <w:top w:w="60" w:type="dxa"/>
+              <w:left w:w="100" w:type="dxa"/>
+              <w:bottom w:w="60" w:type="dxa"/>
+              <w:right w:w="100" w:type="dxa"/>
+            </w:tcMar>
+          </w:tcPr>
+          <w:p>
+            <w:r>
+              <w:rPr>
+                <w:sz w:val="18"/>
+                <w:szCs w:val="18"/>
+              </w:rPr>
+              <w:t>—</w:t>
+            </w:r>
+          </w:p>
+        </w:tc>
+        <w:tc>
+          <w:tcPr>
+            <w:tcW w:w="900" w:type="dxa"/>
+            <w:shd w:val="clear" w:color="auto" w:fill="FFFFFF"/>
+            <w:tcMar>
+              <w:top w:w="60" w:type="dxa"/>
+              <w:left w:w="100" w:type="dxa"/>
+              <w:bottom w:w="60" w:type="dxa"/>
+              <w:right w:w="100" w:type="dxa"/>
+            </w:tcMar>
+          </w:tcPr>
+          <w:p>
+            <w:r>
+              <w:rPr>
+                <w:sz w:val="18"/>
+                <w:szCs w:val="18"/>
+              </w:rPr>
+              <w:t>✓</w:t>
+            </w:r>
+          </w:p>
+        </w:tc>
+        <w:tc>
+          <w:tcPr>
+            <w:tcW w:w="900" w:type="dxa"/>
+            <w:shd w:val="clear" w:color="auto" w:fill="FFFFFF"/>
+            <w:tcMar>
+              <w:top w:w="60" w:type="dxa"/>
+              <w:left w:w="100" w:type="dxa"/>
+              <w:bottom w:w="60" w:type="dxa"/>
+              <w:right w:w="100" w:type="dxa"/>
+            </w:tcMar>
+          </w:tcPr>
+          <w:p>
+            <w:r>
+              <w:rPr>
+                <w:sz w:val="18"/>
+                <w:szCs w:val="18"/>
+              </w:rPr>
+              <w:t>—</w:t>
+            </w:r>
+          </w:p>
+        </w:tc>
+        <w:tc>
+          <w:tcPr>
+            <w:tcW w:w="1300" w:type="dxa"/>
+            <w:shd w:val="clear" w:color="auto" w:fill="FFFFFF"/>
+            <w:tcMar>
+              <w:top w:w="60" w:type="dxa"/>
+              <w:left w:w="100" w:type="dxa"/>
+              <w:bottom w:w="60" w:type="dxa"/>
+              <w:right w:w="100" w:type="dxa"/>
+            </w:tcMar>
+          </w:tcPr>
+          <w:p>
+            <w:r>
+              <w:rPr>
+                <w:sz w:val="18"/>
+                <w:szCs w:val="18"/>
+              </w:rPr>
+              <w:t>10</w:t>
+            </w:r>
+          </w:p>
+        </w:tc>
+      </w:tr>
+      <w:tr>
+        <w:tc>
+          <w:tcPr>
+            <w:tcW w:w="2100" w:type="dxa"/>
+            <w:shd w:val="clear" w:color="auto" w:fill="FFFFFF"/>
+            <w:tcMar>
+              <w:top w:w="60" w:type="dxa"/>
+              <w:left w:w="100" w:type="dxa"/>
+              <w:bottom w:w="60" w:type="dxa"/>
+              <w:right w:w="100" w:type="dxa"/>
+            </w:tcMar>
+          </w:tcPr>
+          <w:p>
+            <w:r>
+              <w:rPr>
+                <w:sz w:val="18"/>
+                <w:szCs w:val="18"/>
+              </w:rPr>
+              <w:t>PAT000041–PAT000045</w:t>
+            </w:r>
+          </w:p>
+        </w:tc>
+        <w:tc>
+          <w:tcPr>
+            <w:tcW w:w="3260" w:type="dxa"/>
+            <w:shd w:val="clear" w:color="auto" w:fill="FFFFFF"/>
+            <w:tcMar>
+              <w:top w:w="60" w:type="dxa"/>
+              <w:left w:w="100" w:type="dxa"/>
+              <w:bottom w:w="60" w:type="dxa"/>
+              <w:right w:w="100" w:type="dxa"/>
+            </w:tcMar>
+          </w:tcPr>
+          <w:p>
+            <w:r>
+              <w:rPr>
+                <w:sz w:val="18"/>
+                <w:szCs w:val="18"/>
+              </w:rPr>
+              <w:t>Heart Failure + Weight Scale</w:t>
+            </w:r>
+          </w:p>
+        </w:tc>
+        <w:tc>
+          <w:tcPr>
+            <w:tcW w:w="900" w:type="dxa"/>
+            <w:shd w:val="clear" w:color="auto" w:fill="FFFFFF"/>
+            <w:tcMar>
+              <w:top w:w="60" w:type="dxa"/>
+              <w:left w:w="100" w:type="dxa"/>
+              <w:bottom w:w="60" w:type="dxa"/>
+              <w:right w:w="100" w:type="dxa"/>
+            </w:tcMar>
+          </w:tcPr>
+          <w:p>
+            <w:r>
+              <w:rPr>
+                <w:sz w:val="18"/>
+                <w:szCs w:val="18"/>
+              </w:rPr>
+              <w:t>—</w:t>
+            </w:r>
+          </w:p>
+        </w:tc>
+        <w:tc>
+          <w:tcPr>
+            <w:tcW w:w="900" w:type="dxa"/>
+            <w:shd w:val="clear" w:color="auto" w:fill="FFFFFF"/>
+            <w:tcMar>
+              <w:top w:w="60" w:type="dxa"/>
+              <w:left w:w="100" w:type="dxa"/>
+              <w:bottom w:w="60" w:type="dxa"/>
+              <w:right w:w="100" w:type="dxa"/>
+            </w:tcMar>
+          </w:tcPr>
+          <w:p>
+            <w:r>
+              <w:rPr>
+                <w:sz w:val="18"/>
+                <w:szCs w:val="18"/>
+              </w:rPr>
+              <w:t>—</w:t>
+            </w:r>
+          </w:p>
+        </w:tc>
+        <w:tc>
+          <w:tcPr>
+            <w:tcW w:w="900" w:type="dxa"/>
+            <w:shd w:val="clear" w:color="auto" w:fill="FFFFFF"/>
+            <w:tcMar>
+              <w:top w:w="60" w:type="dxa"/>
+              <w:left w:w="100" w:type="dxa"/>
+              <w:bottom w:w="60" w:type="dxa"/>
+              <w:right w:w="100" w:type="dxa"/>
+            </w:tcMar>
+          </w:tcPr>
+          <w:p>
+            <w:r>
+              <w:rPr>
+                <w:sz w:val="18"/>
+                <w:szCs w:val="18"/>
+              </w:rPr>
+              <w:t>✓</w:t>
+            </w:r>
+          </w:p>
+        </w:tc>
+        <w:tc>
+          <w:tcPr>
+            <w:tcW w:w="1300" w:type="dxa"/>
+            <w:shd w:val="clear" w:color="auto" w:fill="FFFFFF"/>
+            <w:tcMar>
+              <w:top w:w="60" w:type="dxa"/>
+              <w:left w:w="100" w:type="dxa"/>
+              <w:bottom w:w="60" w:type="dxa"/>
+              <w:right w:w="100" w:type="dxa"/>
+            </w:tcMar>
+          </w:tcPr>
+          <w:p>
+            <w:r>
+              <w:rPr>
+                <w:sz w:val="18"/>
+                <w:szCs w:val="18"/>
+              </w:rPr>
+              <w:t>5</w:t>
+            </w:r>
+          </w:p>
+        </w:tc>
+      </w:tr>
+      <w:tr>
+        <w:tc>
+          <w:tcPr>
+            <w:tcW w:w="2100" w:type="dxa"/>
+            <w:shd w:val="clear" w:color="auto" w:fill="FFFFFF"/>
+            <w:tcMar>
+              <w:top w:w="60" w:type="dxa"/>
+              <w:left w:w="100" w:type="dxa"/>
+              <w:bottom w:w="60" w:type="dxa"/>
+              <w:right w:w="100" w:type="dxa"/>
+            </w:tcMar>
+          </w:tcPr>
+          <w:p>
+            <w:r>
+              <w:rPr>
+                <w:sz w:val="18"/>
+                <w:szCs w:val="18"/>
+              </w:rPr>
+              <w:t>PAT000046–PAT000050</w:t>
+            </w:r>
+          </w:p>
+        </w:tc>
+        <w:tc>
+          <w:tcPr>
+            <w:tcW w:w="3260" w:type="dxa"/>
+            <w:shd w:val="clear" w:color="auto" w:fill="FFFFFF"/>
+            <w:tcMar>
+              <w:top w:w="60" w:type="dxa"/>
+              <w:left w:w="100" w:type="dxa"/>
+              <w:bottom w:w="60" w:type="dxa"/>
+              <w:right w:w="100" w:type="dxa"/>
+            </w:tcMar>
+          </w:tcPr>
+          <w:p>
+            <w:r>
+              <w:rPr>
+                <w:sz w:val="18"/>
+                <w:szCs w:val="18"/>
+              </w:rPr>
+              <w:t>Overlap DM + HTN</w:t>
+            </w:r>
+          </w:p>
+        </w:tc>
+        <w:tc>
+          <w:tcPr>
+            <w:tcW w:w="900" w:type="dxa"/>
+            <w:shd w:val="clear" w:color="auto" w:fill="FFFFFF"/>
+            <w:tcMar>
+              <w:top w:w="60" w:type="dxa"/>
+              <w:left w:w="100" w:type="dxa"/>
+              <w:bottom w:w="60" w:type="dxa"/>
+              <w:right w:w="100" w:type="dxa"/>
+            </w:tcMar>
+          </w:tcPr>
+          <w:p>
+            <w:r>
+              <w:rPr>
+                <w:sz w:val="18"/>
+                <w:szCs w:val="18"/>
+              </w:rPr>
+              <w:t>✓</w:t>
+            </w:r>
+          </w:p>
+        </w:tc>
+        <w:tc>
+          <w:tcPr>
+            <w:tcW w:w="900" w:type="dxa"/>
+            <w:shd w:val="clear" w:color="auto" w:fill="FFFFFF"/>
+            <w:tcMar>
+              <w:top w:w="60" w:type="dxa"/>
+              <w:left w:w="100" w:type="dxa"/>
+              <w:bottom w:w="60" w:type="dxa"/>
+              <w:right w:w="100" w:type="dxa"/>
+            </w:tcMar>
+          </w:tcPr>
+          <w:p>
+            <w:r>
+              <w:rPr>
+                <w:sz w:val="18"/>
+                <w:szCs w:val="18"/>
+              </w:rPr>
+              <w:t>✓</w:t>
+            </w:r>
+          </w:p>
+        </w:tc>
+        <w:tc>
+          <w:tcPr>
+            <w:tcW w:w="900" w:type="dxa"/>
+            <w:shd w:val="clear" w:color="auto" w:fill="FFFFFF"/>
+            <w:tcMar>
+              <w:top w:w="60" w:type="dxa"/>
+              <w:left w:w="100" w:type="dxa"/>
+              <w:bottom w:w="60" w:type="dxa"/>
+              <w:right w:w="100" w:type="dxa"/>
+            </w:tcMar>
+          </w:tcPr>
+          <w:p>
+            <w:r>
+              <w:rPr>
+                <w:sz w:val="18"/>
+                <w:szCs w:val="18"/>
+              </w:rPr>
+              <w:t>—</w:t>
+            </w:r>
+          </w:p>
+        </w:tc>
+        <w:tc>
+          <w:tcPr>
+            <w:tcW w:w="1300" w:type="dxa"/>
+            <w:shd w:val="clear" w:color="auto" w:fill="FFFFFF"/>
+            <w:tcMar>
+              <w:top w:w="60" w:type="dxa"/>
+              <w:left w:w="100" w:type="dxa"/>
+              <w:bottom w:w="60" w:type="dxa"/>
+              <w:right w:w="100" w:type="dxa"/>
+            </w:tcMar>
+          </w:tcPr>
+          <w:p>
+            <w:r>
+              <w:rPr>
+                <w:sz w:val="18"/>
+                <w:szCs w:val="18"/>
+              </w:rPr>
+              <w:t>5</w:t>
+            </w:r>
+          </w:p>
+        </w:tc>
+      </w:tr>
+    </w:tbl>
+    <w:p>
+      <w:pPr>
+        <w:spacing w:before="80" w:after="80"/>
+      </w:pPr>
     </w:p>
     <w:p>
       <w:pPr>
@@ -1246,7 +2029,6 @@
         <w:spacing w:before="80" w:after="80"/>
       </w:pPr>
       <w:r>
-        <w:lastRenderedPageBreak/>
         <w:t>All EHR tables follow T1DX v0.3.1 field names. The normalization step adds companion NR fields alongside each raw field. NR fields are not present in Dataset A input files — they are generated by the normalization pipeline.</w:t>
       </w:r>
     </w:p>
@@ -1287,12 +2069,6 @@
         <w:gridCol w:w="996"/>
       </w:tblGrid>
       <w:tr>
-        <w:tblPrEx>
-          <w:tblCellMar>
-            <w:top w:w="0" w:type="dxa"/>
-            <w:bottom w:w="0" w:type="dxa"/>
-          </w:tblCellMar>
-        </w:tblPrEx>
         <w:trPr>
           <w:tblHeader/>
         </w:trPr>
@@ -1414,12 +2190,6 @@
         </w:tc>
       </w:tr>
       <w:tr>
-        <w:tblPrEx>
-          <w:tblCellMar>
-            <w:top w:w="0" w:type="dxa"/>
-            <w:bottom w:w="0" w:type="dxa"/>
-          </w:tblCellMar>
-        </w:tblPrEx>
         <w:tc>
           <w:tcPr>
             <w:tcW w:w="1500" w:type="dxa"/>
@@ -1438,7 +2208,6 @@
             </w:tcMar>
           </w:tcPr>
           <w:p>
-            <w:proofErr w:type="spellStart"/>
             <w:r>
               <w:rPr>
                 <w:sz w:val="18"/>
@@ -1446,7 +2215,6 @@
               </w:rPr>
               <w:t>organization_id</w:t>
             </w:r>
-            <w:proofErr w:type="spellEnd"/>
           </w:p>
         </w:tc>
         <w:tc>
@@ -1532,12 +2300,6 @@
         </w:tc>
       </w:tr>
       <w:tr>
-        <w:tblPrEx>
-          <w:tblCellMar>
-            <w:top w:w="0" w:type="dxa"/>
-            <w:bottom w:w="0" w:type="dxa"/>
-          </w:tblCellMar>
-        </w:tblPrEx>
         <w:tc>
           <w:tcPr>
             <w:tcW w:w="1500" w:type="dxa"/>
@@ -1556,7 +2318,6 @@
             </w:tcMar>
           </w:tcPr>
           <w:p>
-            <w:proofErr w:type="spellStart"/>
             <w:r>
               <w:rPr>
                 <w:sz w:val="18"/>
@@ -1564,7 +2325,6 @@
               </w:rPr>
               <w:t>patient_id</w:t>
             </w:r>
-            <w:proofErr w:type="spellEnd"/>
           </w:p>
         </w:tc>
         <w:tc>
@@ -1650,12 +2410,6 @@
         </w:tc>
       </w:tr>
       <w:tr>
-        <w:tblPrEx>
-          <w:tblCellMar>
-            <w:top w:w="0" w:type="dxa"/>
-            <w:bottom w:w="0" w:type="dxa"/>
-          </w:tblCellMar>
-        </w:tblPrEx>
         <w:tc>
           <w:tcPr>
             <w:tcW w:w="1500" w:type="dxa"/>
@@ -1674,7 +2428,6 @@
             </w:tcMar>
           </w:tcPr>
           <w:p>
-            <w:proofErr w:type="spellStart"/>
             <w:r>
               <w:rPr>
                 <w:sz w:val="18"/>
@@ -1682,7 +2435,6 @@
               </w:rPr>
               <w:t>provider_id</w:t>
             </w:r>
-            <w:proofErr w:type="spellEnd"/>
           </w:p>
         </w:tc>
         <w:tc>
@@ -1768,12 +2520,6 @@
         </w:tc>
       </w:tr>
       <w:tr>
-        <w:tblPrEx>
-          <w:tblCellMar>
-            <w:top w:w="0" w:type="dxa"/>
-            <w:bottom w:w="0" w:type="dxa"/>
-          </w:tblCellMar>
-        </w:tblPrEx>
         <w:tc>
           <w:tcPr>
             <w:tcW w:w="1500" w:type="dxa"/>
@@ -1792,7 +2538,6 @@
             </w:tcMar>
           </w:tcPr>
           <w:p>
-            <w:proofErr w:type="spellStart"/>
             <w:r>
               <w:rPr>
                 <w:sz w:val="18"/>
@@ -1800,7 +2545,6 @@
               </w:rPr>
               <w:t>provider_id_type</w:t>
             </w:r>
-            <w:proofErr w:type="spellEnd"/>
           </w:p>
         </w:tc>
         <w:tc>
@@ -1853,23 +2597,7 @@
                 <w:sz w:val="18"/>
                 <w:szCs w:val="18"/>
               </w:rPr>
-              <w:t>Always '</w:t>
-            </w:r>
-            <w:proofErr w:type="spellStart"/>
-            <w:r>
-              <w:rPr>
-                <w:sz w:val="18"/>
-                <w:szCs w:val="18"/>
-              </w:rPr>
-              <w:t>npi</w:t>
-            </w:r>
-            <w:proofErr w:type="spellEnd"/>
-            <w:r>
-              <w:rPr>
-                <w:sz w:val="18"/>
-                <w:szCs w:val="18"/>
-              </w:rPr>
-              <w:t>'</w:t>
+              <w:t>Always 'npi'</w:t>
             </w:r>
           </w:p>
         </w:tc>
@@ -1902,12 +2630,6 @@
         </w:tc>
       </w:tr>
       <w:tr>
-        <w:tblPrEx>
-          <w:tblCellMar>
-            <w:top w:w="0" w:type="dxa"/>
-            <w:bottom w:w="0" w:type="dxa"/>
-          </w:tblCellMar>
-        </w:tblPrEx>
         <w:tc>
           <w:tcPr>
             <w:tcW w:w="1500" w:type="dxa"/>
@@ -1926,7 +2648,6 @@
             </w:tcMar>
           </w:tcPr>
           <w:p>
-            <w:proofErr w:type="spellStart"/>
             <w:r>
               <w:rPr>
                 <w:sz w:val="18"/>
@@ -1934,7 +2655,6 @@
               </w:rPr>
               <w:t>birth_date</w:t>
             </w:r>
-            <w:proofErr w:type="spellEnd"/>
           </w:p>
         </w:tc>
         <w:tc>
@@ -2020,12 +2740,6 @@
         </w:tc>
       </w:tr>
       <w:tr>
-        <w:tblPrEx>
-          <w:tblCellMar>
-            <w:top w:w="0" w:type="dxa"/>
-            <w:bottom w:w="0" w:type="dxa"/>
-          </w:tblCellMar>
-        </w:tblPrEx>
         <w:tc>
           <w:tcPr>
             <w:tcW w:w="1500" w:type="dxa"/>
@@ -2044,7 +2758,6 @@
             </w:tcMar>
           </w:tcPr>
           <w:p>
-            <w:proofErr w:type="spellStart"/>
             <w:r>
               <w:rPr>
                 <w:sz w:val="18"/>
@@ -2052,7 +2765,6 @@
               </w:rPr>
               <w:t>postal_code</w:t>
             </w:r>
-            <w:proofErr w:type="spellEnd"/>
           </w:p>
         </w:tc>
         <w:tc>
@@ -2138,12 +2850,6 @@
         </w:tc>
       </w:tr>
       <w:tr>
-        <w:tblPrEx>
-          <w:tblCellMar>
-            <w:top w:w="0" w:type="dxa"/>
-            <w:bottom w:w="0" w:type="dxa"/>
-          </w:tblCellMar>
-        </w:tblPrEx>
         <w:tc>
           <w:tcPr>
             <w:tcW w:w="1500" w:type="dxa"/>
@@ -2254,12 +2960,6 @@
         </w:tc>
       </w:tr>
       <w:tr>
-        <w:tblPrEx>
-          <w:tblCellMar>
-            <w:top w:w="0" w:type="dxa"/>
-            <w:bottom w:w="0" w:type="dxa"/>
-          </w:tblCellMar>
-        </w:tblPrEx>
         <w:tc>
           <w:tcPr>
             <w:tcW w:w="1500" w:type="dxa"/>
@@ -2370,12 +3070,6 @@
         </w:tc>
       </w:tr>
       <w:tr>
-        <w:tblPrEx>
-          <w:tblCellMar>
-            <w:top w:w="0" w:type="dxa"/>
-            <w:bottom w:w="0" w:type="dxa"/>
-          </w:tblCellMar>
-        </w:tblPrEx>
         <w:tc>
           <w:tcPr>
             <w:tcW w:w="1500" w:type="dxa"/>
@@ -2486,12 +3180,6 @@
         </w:tc>
       </w:tr>
       <w:tr>
-        <w:tblPrEx>
-          <w:tblCellMar>
-            <w:top w:w="0" w:type="dxa"/>
-            <w:bottom w:w="0" w:type="dxa"/>
-          </w:tblCellMar>
-        </w:tblPrEx>
         <w:tc>
           <w:tcPr>
             <w:tcW w:w="1500" w:type="dxa"/>
@@ -2569,23 +3257,7 @@
                 <w:sz w:val="18"/>
                 <w:szCs w:val="18"/>
               </w:rPr>
-              <w:t>ISO-639-1 two-letter code (</w:t>
-            </w:r>
-            <w:proofErr w:type="spellStart"/>
-            <w:r>
-              <w:rPr>
-                <w:sz w:val="18"/>
-                <w:szCs w:val="18"/>
-              </w:rPr>
-              <w:t>en</w:t>
-            </w:r>
-            <w:proofErr w:type="spellEnd"/>
-            <w:r>
-              <w:rPr>
-                <w:sz w:val="18"/>
-                <w:szCs w:val="18"/>
-              </w:rPr>
-              <w:t>, es)</w:t>
+              <w:t>ISO-639-1 two-letter code (en, es)</w:t>
             </w:r>
           </w:p>
         </w:tc>
@@ -2618,12 +3290,6 @@
         </w:tc>
       </w:tr>
       <w:tr>
-        <w:tblPrEx>
-          <w:tblCellMar>
-            <w:top w:w="0" w:type="dxa"/>
-            <w:bottom w:w="0" w:type="dxa"/>
-          </w:tblCellMar>
-        </w:tblPrEx>
         <w:tc>
           <w:tcPr>
             <w:tcW w:w="1500" w:type="dxa"/>
@@ -2734,12 +3400,6 @@
         </w:tc>
       </w:tr>
       <w:tr>
-        <w:tblPrEx>
-          <w:tblCellMar>
-            <w:top w:w="0" w:type="dxa"/>
-            <w:bottom w:w="0" w:type="dxa"/>
-          </w:tblCellMar>
-        </w:tblPrEx>
         <w:tc>
           <w:tcPr>
             <w:tcW w:w="1500" w:type="dxa"/>
@@ -2758,7 +3418,6 @@
             </w:tcMar>
           </w:tcPr>
           <w:p>
-            <w:proofErr w:type="spellStart"/>
             <w:r>
               <w:rPr>
                 <w:sz w:val="18"/>
@@ -2766,7 +3425,6 @@
               </w:rPr>
               <w:t>education_level</w:t>
             </w:r>
-            <w:proofErr w:type="spellEnd"/>
           </w:p>
         </w:tc>
         <w:tc>
@@ -2852,12 +3510,6 @@
         </w:tc>
       </w:tr>
       <w:tr>
-        <w:tblPrEx>
-          <w:tblCellMar>
-            <w:top w:w="0" w:type="dxa"/>
-            <w:bottom w:w="0" w:type="dxa"/>
-          </w:tblCellMar>
-        </w:tblPrEx>
         <w:tc>
           <w:tcPr>
             <w:tcW w:w="1500" w:type="dxa"/>
@@ -2876,7 +3528,6 @@
             </w:tcMar>
           </w:tcPr>
           <w:p>
-            <w:proofErr w:type="spellStart"/>
             <w:r>
               <w:rPr>
                 <w:sz w:val="18"/>
@@ -2884,7 +3535,6 @@
               </w:rPr>
               <w:t>date_of_death</w:t>
             </w:r>
-            <w:proofErr w:type="spellEnd"/>
           </w:p>
         </w:tc>
         <w:tc>
@@ -2970,12 +3620,6 @@
         </w:tc>
       </w:tr>
       <w:tr>
-        <w:tblPrEx>
-          <w:tblCellMar>
-            <w:top w:w="0" w:type="dxa"/>
-            <w:bottom w:w="0" w:type="dxa"/>
-          </w:tblCellMar>
-        </w:tblPrEx>
         <w:tc>
           <w:tcPr>
             <w:tcW w:w="1500" w:type="dxa"/>
@@ -2994,7 +3638,6 @@
             </w:tcMar>
           </w:tcPr>
           <w:p>
-            <w:proofErr w:type="spellStart"/>
             <w:r>
               <w:rPr>
                 <w:sz w:val="18"/>
@@ -3002,7 +3645,6 @@
               </w:rPr>
               <w:t>cgm_available</w:t>
             </w:r>
-            <w:proofErr w:type="spellEnd"/>
           </w:p>
         </w:tc>
         <w:tc>
@@ -3023,7 +3665,6 @@
             </w:tcMar>
           </w:tcPr>
           <w:p>
-            <w:proofErr w:type="spellStart"/>
             <w:r>
               <w:rPr>
                 <w:sz w:val="18"/>
@@ -3031,7 +3672,6 @@
               </w:rPr>
               <w:t>boolean</w:t>
             </w:r>
-            <w:proofErr w:type="spellEnd"/>
           </w:p>
         </w:tc>
         <w:tc>
@@ -3127,12 +3767,6 @@
         <w:gridCol w:w="1000"/>
       </w:tblGrid>
       <w:tr>
-        <w:tblPrEx>
-          <w:tblCellMar>
-            <w:top w:w="0" w:type="dxa"/>
-            <w:bottom w:w="0" w:type="dxa"/>
-          </w:tblCellMar>
-        </w:tblPrEx>
         <w:trPr>
           <w:tblHeader/>
         </w:trPr>
@@ -3254,12 +3888,6 @@
         </w:tc>
       </w:tr>
       <w:tr>
-        <w:tblPrEx>
-          <w:tblCellMar>
-            <w:top w:w="0" w:type="dxa"/>
-            <w:bottom w:w="0" w:type="dxa"/>
-          </w:tblCellMar>
-        </w:tblPrEx>
         <w:tc>
           <w:tcPr>
             <w:tcW w:w="1500" w:type="dxa"/>
@@ -3278,7 +3906,6 @@
             </w:tcMar>
           </w:tcPr>
           <w:p>
-            <w:proofErr w:type="spellStart"/>
             <w:r>
               <w:rPr>
                 <w:sz w:val="18"/>
@@ -3286,7 +3913,6 @@
               </w:rPr>
               <w:t>organization_id</w:t>
             </w:r>
-            <w:proofErr w:type="spellEnd"/>
           </w:p>
         </w:tc>
         <w:tc>
@@ -3372,12 +3998,6 @@
         </w:tc>
       </w:tr>
       <w:tr>
-        <w:tblPrEx>
-          <w:tblCellMar>
-            <w:top w:w="0" w:type="dxa"/>
-            <w:bottom w:w="0" w:type="dxa"/>
-          </w:tblCellMar>
-        </w:tblPrEx>
         <w:tc>
           <w:tcPr>
             <w:tcW w:w="1500" w:type="dxa"/>
@@ -3396,15 +4016,14 @@
             </w:tcMar>
           </w:tcPr>
           <w:p>
-            <w:proofErr w:type="spellStart"/>
-            <w:r>
-              <w:rPr>
-                <w:sz w:val="18"/>
-                <w:szCs w:val="18"/>
-              </w:rPr>
+            <w:r>
+              <w:rPr>
+                <w:sz w:val="18"/>
+                <w:szCs w:val="18"/>
+              </w:rPr>
+              <w:lastRenderedPageBreak/>
               <w:t>npi_id</w:t>
             </w:r>
-            <w:proofErr w:type="spellEnd"/>
           </w:p>
         </w:tc>
         <w:tc>
@@ -3490,12 +4109,6 @@
         </w:tc>
       </w:tr>
       <w:tr>
-        <w:tblPrEx>
-          <w:tblCellMar>
-            <w:top w:w="0" w:type="dxa"/>
-            <w:bottom w:w="0" w:type="dxa"/>
-          </w:tblCellMar>
-        </w:tblPrEx>
         <w:tc>
           <w:tcPr>
             <w:tcW w:w="1500" w:type="dxa"/>
@@ -3514,7 +4127,6 @@
             </w:tcMar>
           </w:tcPr>
           <w:p>
-            <w:proofErr w:type="spellStart"/>
             <w:r>
               <w:rPr>
                 <w:sz w:val="18"/>
@@ -3522,7 +4134,6 @@
               </w:rPr>
               <w:t>provider_type</w:t>
             </w:r>
-            <w:proofErr w:type="spellEnd"/>
           </w:p>
         </w:tc>
         <w:tc>
@@ -3608,12 +4219,6 @@
         </w:tc>
       </w:tr>
       <w:tr>
-        <w:tblPrEx>
-          <w:tblCellMar>
-            <w:top w:w="0" w:type="dxa"/>
-            <w:bottom w:w="0" w:type="dxa"/>
-          </w:tblCellMar>
-        </w:tblPrEx>
         <w:tc>
           <w:tcPr>
             <w:tcW w:w="1500" w:type="dxa"/>
@@ -3632,7 +4237,6 @@
             </w:tcMar>
           </w:tcPr>
           <w:p>
-            <w:proofErr w:type="spellStart"/>
             <w:r>
               <w:rPr>
                 <w:sz w:val="18"/>
@@ -3640,7 +4244,6 @@
               </w:rPr>
               <w:t>pos_id</w:t>
             </w:r>
-            <w:proofErr w:type="spellEnd"/>
           </w:p>
         </w:tc>
         <w:tc>
@@ -3763,12 +4366,6 @@
         <w:gridCol w:w="963"/>
       </w:tblGrid>
       <w:tr>
-        <w:tblPrEx>
-          <w:tblCellMar>
-            <w:top w:w="0" w:type="dxa"/>
-            <w:bottom w:w="0" w:type="dxa"/>
-          </w:tblCellMar>
-        </w:tblPrEx>
         <w:trPr>
           <w:tblHeader/>
         </w:trPr>
@@ -3890,12 +4487,6 @@
         </w:tc>
       </w:tr>
       <w:tr>
-        <w:tblPrEx>
-          <w:tblCellMar>
-            <w:top w:w="0" w:type="dxa"/>
-            <w:bottom w:w="0" w:type="dxa"/>
-          </w:tblCellMar>
-        </w:tblPrEx>
         <w:tc>
           <w:tcPr>
             <w:tcW w:w="1500" w:type="dxa"/>
@@ -3914,7 +4505,6 @@
             </w:tcMar>
           </w:tcPr>
           <w:p>
-            <w:proofErr w:type="spellStart"/>
             <w:r>
               <w:rPr>
                 <w:sz w:val="18"/>
@@ -3922,7 +4512,6 @@
               </w:rPr>
               <w:t>organization_id</w:t>
             </w:r>
-            <w:proofErr w:type="spellEnd"/>
           </w:p>
         </w:tc>
         <w:tc>
@@ -4008,12 +4597,6 @@
         </w:tc>
       </w:tr>
       <w:tr>
-        <w:tblPrEx>
-          <w:tblCellMar>
-            <w:top w:w="0" w:type="dxa"/>
-            <w:bottom w:w="0" w:type="dxa"/>
-          </w:tblCellMar>
-        </w:tblPrEx>
         <w:tc>
           <w:tcPr>
             <w:tcW w:w="1500" w:type="dxa"/>
@@ -4032,7 +4615,6 @@
             </w:tcMar>
           </w:tcPr>
           <w:p>
-            <w:proofErr w:type="spellStart"/>
             <w:r>
               <w:rPr>
                 <w:sz w:val="18"/>
@@ -4040,7 +4622,6 @@
               </w:rPr>
               <w:t>patient_id</w:t>
             </w:r>
-            <w:proofErr w:type="spellEnd"/>
           </w:p>
         </w:tc>
         <w:tc>
@@ -4126,12 +4707,6 @@
         </w:tc>
       </w:tr>
       <w:tr>
-        <w:tblPrEx>
-          <w:tblCellMar>
-            <w:top w:w="0" w:type="dxa"/>
-            <w:bottom w:w="0" w:type="dxa"/>
-          </w:tblCellMar>
-        </w:tblPrEx>
         <w:tc>
           <w:tcPr>
             <w:tcW w:w="1500" w:type="dxa"/>
@@ -4150,7 +4725,6 @@
             </w:tcMar>
           </w:tcPr>
           <w:p>
-            <w:proofErr w:type="spellStart"/>
             <w:r>
               <w:rPr>
                 <w:sz w:val="18"/>
@@ -4158,7 +4732,6 @@
               </w:rPr>
               <w:t>encounter_id</w:t>
             </w:r>
-            <w:proofErr w:type="spellEnd"/>
           </w:p>
         </w:tc>
         <w:tc>
@@ -4244,12 +4817,6 @@
         </w:tc>
       </w:tr>
       <w:tr>
-        <w:tblPrEx>
-          <w:tblCellMar>
-            <w:top w:w="0" w:type="dxa"/>
-            <w:bottom w:w="0" w:type="dxa"/>
-          </w:tblCellMar>
-        </w:tblPrEx>
         <w:tc>
           <w:tcPr>
             <w:tcW w:w="1500" w:type="dxa"/>
@@ -4268,7 +4835,6 @@
             </w:tcMar>
           </w:tcPr>
           <w:p>
-            <w:proofErr w:type="spellStart"/>
             <w:r>
               <w:rPr>
                 <w:sz w:val="18"/>
@@ -4276,7 +4842,6 @@
               </w:rPr>
               <w:t>encounter_date</w:t>
             </w:r>
-            <w:proofErr w:type="spellEnd"/>
           </w:p>
         </w:tc>
         <w:tc>
@@ -4362,12 +4927,6 @@
         </w:tc>
       </w:tr>
       <w:tr>
-        <w:tblPrEx>
-          <w:tblCellMar>
-            <w:top w:w="0" w:type="dxa"/>
-            <w:bottom w:w="0" w:type="dxa"/>
-          </w:tblCellMar>
-        </w:tblPrEx>
         <w:tc>
           <w:tcPr>
             <w:tcW w:w="1500" w:type="dxa"/>
@@ -4386,7 +4945,6 @@
             </w:tcMar>
           </w:tcPr>
           <w:p>
-            <w:proofErr w:type="spellStart"/>
             <w:r>
               <w:rPr>
                 <w:sz w:val="18"/>
@@ -4394,7 +4952,6 @@
               </w:rPr>
               <w:t>encounter_time</w:t>
             </w:r>
-            <w:proofErr w:type="spellEnd"/>
           </w:p>
         </w:tc>
         <w:tc>
@@ -4480,12 +5037,6 @@
         </w:tc>
       </w:tr>
       <w:tr>
-        <w:tblPrEx>
-          <w:tblCellMar>
-            <w:top w:w="0" w:type="dxa"/>
-            <w:bottom w:w="0" w:type="dxa"/>
-          </w:tblCellMar>
-        </w:tblPrEx>
         <w:tc>
           <w:tcPr>
             <w:tcW w:w="1500" w:type="dxa"/>
@@ -4596,12 +5147,6 @@
         </w:tc>
       </w:tr>
       <w:tr>
-        <w:tblPrEx>
-          <w:tblCellMar>
-            <w:top w:w="0" w:type="dxa"/>
-            <w:bottom w:w="0" w:type="dxa"/>
-          </w:tblCellMar>
-        </w:tblPrEx>
         <w:tc>
           <w:tcPr>
             <w:tcW w:w="1500" w:type="dxa"/>
@@ -4620,7 +5165,6 @@
             </w:tcMar>
           </w:tcPr>
           <w:p>
-            <w:proofErr w:type="spellStart"/>
             <w:r>
               <w:rPr>
                 <w:sz w:val="18"/>
@@ -4628,7 +5172,6 @@
               </w:rPr>
               <w:t>encounter_reason_code</w:t>
             </w:r>
-            <w:proofErr w:type="spellEnd"/>
           </w:p>
         </w:tc>
         <w:tc>
@@ -4714,12 +5257,6 @@
         </w:tc>
       </w:tr>
       <w:tr>
-        <w:tblPrEx>
-          <w:tblCellMar>
-            <w:top w:w="0" w:type="dxa"/>
-            <w:bottom w:w="0" w:type="dxa"/>
-          </w:tblCellMar>
-        </w:tblPrEx>
         <w:tc>
           <w:tcPr>
             <w:tcW w:w="1500" w:type="dxa"/>
@@ -4738,16 +5275,13 @@
             </w:tcMar>
           </w:tcPr>
           <w:p>
-            <w:proofErr w:type="spellStart"/>
-            <w:r>
-              <w:rPr>
-                <w:sz w:val="18"/>
-                <w:szCs w:val="18"/>
-              </w:rPr>
-              <w:lastRenderedPageBreak/>
+            <w:r>
+              <w:rPr>
+                <w:sz w:val="18"/>
+                <w:szCs w:val="18"/>
+              </w:rPr>
               <w:t>encounter_reason_code_type</w:t>
             </w:r>
-            <w:proofErr w:type="spellEnd"/>
           </w:p>
         </w:tc>
         <w:tc>
@@ -4800,17 +5334,8 @@
                 <w:sz w:val="18"/>
                 <w:szCs w:val="18"/>
               </w:rPr>
-              <w:t xml:space="preserve">icd10 or </w:t>
-            </w:r>
-            <w:proofErr w:type="spellStart"/>
-            <w:r>
-              <w:rPr>
-                <w:sz w:val="18"/>
-                <w:szCs w:val="18"/>
-              </w:rPr>
-              <w:t>snomed</w:t>
-            </w:r>
-            <w:proofErr w:type="spellEnd"/>
+              <w:t>icd10 or snomed</w:t>
+            </w:r>
           </w:p>
         </w:tc>
         <w:tc>
@@ -4842,12 +5367,6 @@
         </w:tc>
       </w:tr>
       <w:tr>
-        <w:tblPrEx>
-          <w:tblCellMar>
-            <w:top w:w="0" w:type="dxa"/>
-            <w:bottom w:w="0" w:type="dxa"/>
-          </w:tblCellMar>
-        </w:tblPrEx>
         <w:tc>
           <w:tcPr>
             <w:tcW w:w="1500" w:type="dxa"/>
@@ -4866,7 +5385,6 @@
             </w:tcMar>
           </w:tcPr>
           <w:p>
-            <w:proofErr w:type="spellStart"/>
             <w:r>
               <w:rPr>
                 <w:sz w:val="18"/>
@@ -4874,7 +5392,6 @@
               </w:rPr>
               <w:t>provider_id</w:t>
             </w:r>
-            <w:proofErr w:type="spellEnd"/>
           </w:p>
         </w:tc>
         <w:tc>
@@ -4960,12 +5477,6 @@
         </w:tc>
       </w:tr>
       <w:tr>
-        <w:tblPrEx>
-          <w:tblCellMar>
-            <w:top w:w="0" w:type="dxa"/>
-            <w:bottom w:w="0" w:type="dxa"/>
-          </w:tblCellMar>
-        </w:tblPrEx>
         <w:tc>
           <w:tcPr>
             <w:tcW w:w="1500" w:type="dxa"/>
@@ -4984,7 +5495,6 @@
             </w:tcMar>
           </w:tcPr>
           <w:p>
-            <w:proofErr w:type="spellStart"/>
             <w:r>
               <w:rPr>
                 <w:sz w:val="18"/>
@@ -4992,7 +5502,6 @@
               </w:rPr>
               <w:t>provider_id_type</w:t>
             </w:r>
-            <w:proofErr w:type="spellEnd"/>
           </w:p>
         </w:tc>
         <w:tc>
@@ -5045,23 +5554,7 @@
                 <w:sz w:val="18"/>
                 <w:szCs w:val="18"/>
               </w:rPr>
-              <w:t>Always '</w:t>
-            </w:r>
-            <w:proofErr w:type="spellStart"/>
-            <w:r>
-              <w:rPr>
-                <w:sz w:val="18"/>
-                <w:szCs w:val="18"/>
-              </w:rPr>
-              <w:t>npi</w:t>
-            </w:r>
-            <w:proofErr w:type="spellEnd"/>
-            <w:r>
-              <w:rPr>
-                <w:sz w:val="18"/>
-                <w:szCs w:val="18"/>
-              </w:rPr>
-              <w:t>'</w:t>
+              <w:t>Always 'npi'</w:t>
             </w:r>
           </w:p>
         </w:tc>
@@ -5094,12 +5587,6 @@
         </w:tc>
       </w:tr>
       <w:tr>
-        <w:tblPrEx>
-          <w:tblCellMar>
-            <w:top w:w="0" w:type="dxa"/>
-            <w:bottom w:w="0" w:type="dxa"/>
-          </w:tblCellMar>
-        </w:tblPrEx>
         <w:tc>
           <w:tcPr>
             <w:tcW w:w="1500" w:type="dxa"/>
@@ -5210,12 +5697,6 @@
         </w:tc>
       </w:tr>
       <w:tr>
-        <w:tblPrEx>
-          <w:tblCellMar>
-            <w:top w:w="0" w:type="dxa"/>
-            <w:bottom w:w="0" w:type="dxa"/>
-          </w:tblCellMar>
-        </w:tblPrEx>
         <w:tc>
           <w:tcPr>
             <w:tcW w:w="1500" w:type="dxa"/>
@@ -5234,7 +5715,6 @@
             </w:tcMar>
           </w:tcPr>
           <w:p>
-            <w:proofErr w:type="spellStart"/>
             <w:r>
               <w:rPr>
                 <w:sz w:val="18"/>
@@ -5242,7 +5722,6 @@
               </w:rPr>
               <w:t>insurance_types</w:t>
             </w:r>
-            <w:proofErr w:type="spellEnd"/>
           </w:p>
         </w:tc>
         <w:tc>
@@ -5365,12 +5844,6 @@
         <w:gridCol w:w="995"/>
       </w:tblGrid>
       <w:tr>
-        <w:tblPrEx>
-          <w:tblCellMar>
-            <w:top w:w="0" w:type="dxa"/>
-            <w:bottom w:w="0" w:type="dxa"/>
-          </w:tblCellMar>
-        </w:tblPrEx>
         <w:trPr>
           <w:tblHeader/>
         </w:trPr>
@@ -5492,12 +5965,6 @@
         </w:tc>
       </w:tr>
       <w:tr>
-        <w:tblPrEx>
-          <w:tblCellMar>
-            <w:top w:w="0" w:type="dxa"/>
-            <w:bottom w:w="0" w:type="dxa"/>
-          </w:tblCellMar>
-        </w:tblPrEx>
         <w:tc>
           <w:tcPr>
             <w:tcW w:w="1500" w:type="dxa"/>
@@ -5516,7 +5983,6 @@
             </w:tcMar>
           </w:tcPr>
           <w:p>
-            <w:proofErr w:type="spellStart"/>
             <w:r>
               <w:rPr>
                 <w:sz w:val="18"/>
@@ -5524,7 +5990,6 @@
               </w:rPr>
               <w:t>organization_id</w:t>
             </w:r>
-            <w:proofErr w:type="spellEnd"/>
           </w:p>
         </w:tc>
         <w:tc>
@@ -5610,12 +6075,6 @@
         </w:tc>
       </w:tr>
       <w:tr>
-        <w:tblPrEx>
-          <w:tblCellMar>
-            <w:top w:w="0" w:type="dxa"/>
-            <w:bottom w:w="0" w:type="dxa"/>
-          </w:tblCellMar>
-        </w:tblPrEx>
         <w:tc>
           <w:tcPr>
             <w:tcW w:w="1500" w:type="dxa"/>
@@ -5634,7 +6093,6 @@
             </w:tcMar>
           </w:tcPr>
           <w:p>
-            <w:proofErr w:type="spellStart"/>
             <w:r>
               <w:rPr>
                 <w:sz w:val="18"/>
@@ -5642,7 +6100,6 @@
               </w:rPr>
               <w:t>patient_id</w:t>
             </w:r>
-            <w:proofErr w:type="spellEnd"/>
           </w:p>
         </w:tc>
         <w:tc>
@@ -5728,12 +6185,6 @@
         </w:tc>
       </w:tr>
       <w:tr>
-        <w:tblPrEx>
-          <w:tblCellMar>
-            <w:top w:w="0" w:type="dxa"/>
-            <w:bottom w:w="0" w:type="dxa"/>
-          </w:tblCellMar>
-        </w:tblPrEx>
         <w:tc>
           <w:tcPr>
             <w:tcW w:w="1500" w:type="dxa"/>
@@ -5752,7 +6203,6 @@
             </w:tcMar>
           </w:tcPr>
           <w:p>
-            <w:proofErr w:type="spellStart"/>
             <w:r>
               <w:rPr>
                 <w:sz w:val="18"/>
@@ -5760,7 +6210,6 @@
               </w:rPr>
               <w:t>encounter_id</w:t>
             </w:r>
-            <w:proofErr w:type="spellEnd"/>
           </w:p>
         </w:tc>
         <w:tc>
@@ -5846,12 +6295,6 @@
         </w:tc>
       </w:tr>
       <w:tr>
-        <w:tblPrEx>
-          <w:tblCellMar>
-            <w:top w:w="0" w:type="dxa"/>
-            <w:bottom w:w="0" w:type="dxa"/>
-          </w:tblCellMar>
-        </w:tblPrEx>
         <w:tc>
           <w:tcPr>
             <w:tcW w:w="1500" w:type="dxa"/>
@@ -5870,7 +6313,6 @@
             </w:tcMar>
           </w:tcPr>
           <w:p>
-            <w:proofErr w:type="spellStart"/>
             <w:r>
               <w:rPr>
                 <w:sz w:val="18"/>
@@ -5878,7 +6320,6 @@
               </w:rPr>
               <w:t>condition_id</w:t>
             </w:r>
-            <w:proofErr w:type="spellEnd"/>
           </w:p>
         </w:tc>
         <w:tc>
@@ -5964,12 +6405,6 @@
         </w:tc>
       </w:tr>
       <w:tr>
-        <w:tblPrEx>
-          <w:tblCellMar>
-            <w:top w:w="0" w:type="dxa"/>
-            <w:bottom w:w="0" w:type="dxa"/>
-          </w:tblCellMar>
-        </w:tblPrEx>
         <w:tc>
           <w:tcPr>
             <w:tcW w:w="1500" w:type="dxa"/>
@@ -5988,7 +6423,6 @@
             </w:tcMar>
           </w:tcPr>
           <w:p>
-            <w:proofErr w:type="spellStart"/>
             <w:r>
               <w:rPr>
                 <w:sz w:val="18"/>
@@ -5996,7 +6430,6 @@
               </w:rPr>
               <w:t>date_recorded</w:t>
             </w:r>
-            <w:proofErr w:type="spellEnd"/>
           </w:p>
         </w:tc>
         <w:tc>
@@ -6082,12 +6515,6 @@
         </w:tc>
       </w:tr>
       <w:tr>
-        <w:tblPrEx>
-          <w:tblCellMar>
-            <w:top w:w="0" w:type="dxa"/>
-            <w:bottom w:w="0" w:type="dxa"/>
-          </w:tblCellMar>
-        </w:tblPrEx>
         <w:tc>
           <w:tcPr>
             <w:tcW w:w="1500" w:type="dxa"/>
@@ -6106,7 +6533,6 @@
             </w:tcMar>
           </w:tcPr>
           <w:p>
-            <w:proofErr w:type="spellStart"/>
             <w:r>
               <w:rPr>
                 <w:sz w:val="18"/>
@@ -6114,7 +6540,6 @@
               </w:rPr>
               <w:t>onset_date</w:t>
             </w:r>
-            <w:proofErr w:type="spellEnd"/>
           </w:p>
         </w:tc>
         <w:tc>
@@ -6200,12 +6625,6 @@
         </w:tc>
       </w:tr>
       <w:tr>
-        <w:tblPrEx>
-          <w:tblCellMar>
-            <w:top w:w="0" w:type="dxa"/>
-            <w:bottom w:w="0" w:type="dxa"/>
-          </w:tblCellMar>
-        </w:tblPrEx>
         <w:tc>
           <w:tcPr>
             <w:tcW w:w="1500" w:type="dxa"/>
@@ -6316,12 +6735,6 @@
         </w:tc>
       </w:tr>
       <w:tr>
-        <w:tblPrEx>
-          <w:tblCellMar>
-            <w:top w:w="0" w:type="dxa"/>
-            <w:bottom w:w="0" w:type="dxa"/>
-          </w:tblCellMar>
-        </w:tblPrEx>
         <w:tc>
           <w:tcPr>
             <w:tcW w:w="1500" w:type="dxa"/>
@@ -6340,7 +6753,6 @@
             </w:tcMar>
           </w:tcPr>
           <w:p>
-            <w:proofErr w:type="spellStart"/>
             <w:r>
               <w:rPr>
                 <w:sz w:val="18"/>
@@ -6348,7 +6760,6 @@
               </w:rPr>
               <w:t>code_type</w:t>
             </w:r>
-            <w:proofErr w:type="spellEnd"/>
           </w:p>
         </w:tc>
         <w:tc>
@@ -6434,12 +6845,6 @@
         </w:tc>
       </w:tr>
       <w:tr>
-        <w:tblPrEx>
-          <w:tblCellMar>
-            <w:top w:w="0" w:type="dxa"/>
-            <w:bottom w:w="0" w:type="dxa"/>
-          </w:tblCellMar>
-        </w:tblPrEx>
         <w:tc>
           <w:tcPr>
             <w:tcW w:w="1500" w:type="dxa"/>
@@ -6458,7 +6863,6 @@
             </w:tcMar>
           </w:tcPr>
           <w:p>
-            <w:proofErr w:type="spellStart"/>
             <w:r>
               <w:rPr>
                 <w:sz w:val="18"/>
@@ -6466,7 +6870,6 @@
               </w:rPr>
               <w:t>clinical_status</w:t>
             </w:r>
-            <w:proofErr w:type="spellEnd"/>
           </w:p>
         </w:tc>
         <w:tc>
@@ -6552,12 +6955,6 @@
         </w:tc>
       </w:tr>
       <w:tr>
-        <w:tblPrEx>
-          <w:tblCellMar>
-            <w:top w:w="0" w:type="dxa"/>
-            <w:bottom w:w="0" w:type="dxa"/>
-          </w:tblCellMar>
-        </w:tblPrEx>
         <w:tc>
           <w:tcPr>
             <w:tcW w:w="1500" w:type="dxa"/>
@@ -6576,7 +6973,6 @@
             </w:tcMar>
           </w:tcPr>
           <w:p>
-            <w:proofErr w:type="spellStart"/>
             <w:r>
               <w:rPr>
                 <w:sz w:val="18"/>
@@ -6584,7 +6980,6 @@
               </w:rPr>
               <w:t>verification_status</w:t>
             </w:r>
-            <w:proofErr w:type="spellEnd"/>
           </w:p>
         </w:tc>
         <w:tc>
@@ -6670,12 +7065,6 @@
         </w:tc>
       </w:tr>
       <w:tr>
-        <w:tblPrEx>
-          <w:tblCellMar>
-            <w:top w:w="0" w:type="dxa"/>
-            <w:bottom w:w="0" w:type="dxa"/>
-          </w:tblCellMar>
-        </w:tblPrEx>
         <w:tc>
           <w:tcPr>
             <w:tcW w:w="1500" w:type="dxa"/>
@@ -6694,7 +7083,6 @@
             </w:tcMar>
           </w:tcPr>
           <w:p>
-            <w:proofErr w:type="spellStart"/>
             <w:r>
               <w:rPr>
                 <w:sz w:val="18"/>
@@ -6702,7 +7090,6 @@
               </w:rPr>
               <w:t>order_num</w:t>
             </w:r>
-            <w:proofErr w:type="spellEnd"/>
           </w:p>
         </w:tc>
         <w:tc>
@@ -6788,12 +7175,6 @@
         </w:tc>
       </w:tr>
       <w:tr>
-        <w:tblPrEx>
-          <w:tblCellMar>
-            <w:top w:w="0" w:type="dxa"/>
-            <w:bottom w:w="0" w:type="dxa"/>
-          </w:tblCellMar>
-        </w:tblPrEx>
         <w:tc>
           <w:tcPr>
             <w:tcW w:w="9360" w:type="dxa"/>
@@ -6818,89 +7199,7 @@
                 <w:sz w:val="18"/>
                 <w:szCs w:val="18"/>
               </w:rPr>
-              <w:t xml:space="preserve">CSV load note: The CSV contains </w:t>
-            </w:r>
-            <w:proofErr w:type="spellStart"/>
-            <w:r>
-              <w:rPr>
-                <w:sz w:val="18"/>
-                <w:szCs w:val="18"/>
-              </w:rPr>
-              <w:t>provider_id</w:t>
-            </w:r>
-            <w:proofErr w:type="spellEnd"/>
-            <w:r>
-              <w:rPr>
-                <w:sz w:val="18"/>
-                <w:szCs w:val="18"/>
-              </w:rPr>
-              <w:t xml:space="preserve">, </w:t>
-            </w:r>
-            <w:proofErr w:type="spellStart"/>
-            <w:r>
-              <w:rPr>
-                <w:sz w:val="18"/>
-                <w:szCs w:val="18"/>
-              </w:rPr>
-              <w:t>provider_id_type</w:t>
-            </w:r>
-            <w:proofErr w:type="spellEnd"/>
-            <w:r>
-              <w:rPr>
-                <w:sz w:val="18"/>
-                <w:szCs w:val="18"/>
-              </w:rPr>
-              <w:t>, and category columns that are not loaded into the database schema. Provider attribution is available via the encounter join (</w:t>
-            </w:r>
-            <w:proofErr w:type="spellStart"/>
-            <w:proofErr w:type="gramStart"/>
-            <w:r>
-              <w:rPr>
-                <w:sz w:val="18"/>
-                <w:szCs w:val="18"/>
-              </w:rPr>
-              <w:t>conditions.encounter</w:t>
-            </w:r>
-            <w:proofErr w:type="gramEnd"/>
-            <w:r>
-              <w:rPr>
-                <w:sz w:val="18"/>
-                <w:szCs w:val="18"/>
-              </w:rPr>
-              <w:t>_id</w:t>
-            </w:r>
-            <w:proofErr w:type="spellEnd"/>
-            <w:r>
-              <w:rPr>
-                <w:sz w:val="18"/>
-                <w:szCs w:val="18"/>
-              </w:rPr>
-              <w:t xml:space="preserve"> → </w:t>
-            </w:r>
-            <w:proofErr w:type="spellStart"/>
-            <w:proofErr w:type="gramStart"/>
-            <w:r>
-              <w:rPr>
-                <w:sz w:val="18"/>
-                <w:szCs w:val="18"/>
-              </w:rPr>
-              <w:t>encounters.provider</w:t>
-            </w:r>
-            <w:proofErr w:type="gramEnd"/>
-            <w:r>
-              <w:rPr>
-                <w:sz w:val="18"/>
-                <w:szCs w:val="18"/>
-              </w:rPr>
-              <w:t>_id</w:t>
-            </w:r>
-            <w:proofErr w:type="spellEnd"/>
-            <w:r>
-              <w:rPr>
-                <w:sz w:val="18"/>
-                <w:szCs w:val="18"/>
-              </w:rPr>
-              <w:t>). The category column is always 'diagnosis' and carries no analytical value.</w:t>
+              <w:t>CSV load note: The CSV contains provider_id, provider_id_type, and category columns that are not loaded into the database schema. Provider attribution is available via the encounter join (conditions.encounter_id → encounters.provider_id). The category column is always 'diagnosis' and carries no analytical value.</w:t>
             </w:r>
           </w:p>
         </w:tc>
@@ -6916,6 +7215,7 @@
         <w:pStyle w:val="Heading3"/>
       </w:pPr>
       <w:r>
+        <w:lastRenderedPageBreak/>
         <w:t>2.5 Medications</w:t>
       </w:r>
     </w:p>
@@ -6943,12 +7243,6 @@
         <w:gridCol w:w="1000"/>
       </w:tblGrid>
       <w:tr>
-        <w:tblPrEx>
-          <w:tblCellMar>
-            <w:top w:w="0" w:type="dxa"/>
-            <w:bottom w:w="0" w:type="dxa"/>
-          </w:tblCellMar>
-        </w:tblPrEx>
         <w:trPr>
           <w:tblHeader/>
         </w:trPr>
@@ -7070,12 +7364,6 @@
         </w:tc>
       </w:tr>
       <w:tr>
-        <w:tblPrEx>
-          <w:tblCellMar>
-            <w:top w:w="0" w:type="dxa"/>
-            <w:bottom w:w="0" w:type="dxa"/>
-          </w:tblCellMar>
-        </w:tblPrEx>
         <w:tc>
           <w:tcPr>
             <w:tcW w:w="1500" w:type="dxa"/>
@@ -7094,7 +7382,6 @@
             </w:tcMar>
           </w:tcPr>
           <w:p>
-            <w:proofErr w:type="spellStart"/>
             <w:r>
               <w:rPr>
                 <w:sz w:val="18"/>
@@ -7102,7 +7389,6 @@
               </w:rPr>
               <w:t>organization_id</w:t>
             </w:r>
-            <w:proofErr w:type="spellEnd"/>
           </w:p>
         </w:tc>
         <w:tc>
@@ -7188,12 +7474,6 @@
         </w:tc>
       </w:tr>
       <w:tr>
-        <w:tblPrEx>
-          <w:tblCellMar>
-            <w:top w:w="0" w:type="dxa"/>
-            <w:bottom w:w="0" w:type="dxa"/>
-          </w:tblCellMar>
-        </w:tblPrEx>
         <w:tc>
           <w:tcPr>
             <w:tcW w:w="1500" w:type="dxa"/>
@@ -7212,7 +7492,6 @@
             </w:tcMar>
           </w:tcPr>
           <w:p>
-            <w:proofErr w:type="spellStart"/>
             <w:r>
               <w:rPr>
                 <w:sz w:val="18"/>
@@ -7220,7 +7499,6 @@
               </w:rPr>
               <w:t>patient_id</w:t>
             </w:r>
-            <w:proofErr w:type="spellEnd"/>
           </w:p>
         </w:tc>
         <w:tc>
@@ -7306,12 +7584,6 @@
         </w:tc>
       </w:tr>
       <w:tr>
-        <w:tblPrEx>
-          <w:tblCellMar>
-            <w:top w:w="0" w:type="dxa"/>
-            <w:bottom w:w="0" w:type="dxa"/>
-          </w:tblCellMar>
-        </w:tblPrEx>
         <w:tc>
           <w:tcPr>
             <w:tcW w:w="1500" w:type="dxa"/>
@@ -7330,7 +7602,6 @@
             </w:tcMar>
           </w:tcPr>
           <w:p>
-            <w:proofErr w:type="spellStart"/>
             <w:r>
               <w:rPr>
                 <w:sz w:val="18"/>
@@ -7338,7 +7609,6 @@
               </w:rPr>
               <w:t>encounter_id</w:t>
             </w:r>
-            <w:proofErr w:type="spellEnd"/>
           </w:p>
         </w:tc>
         <w:tc>
@@ -7424,12 +7694,6 @@
         </w:tc>
       </w:tr>
       <w:tr>
-        <w:tblPrEx>
-          <w:tblCellMar>
-            <w:top w:w="0" w:type="dxa"/>
-            <w:bottom w:w="0" w:type="dxa"/>
-          </w:tblCellMar>
-        </w:tblPrEx>
         <w:tc>
           <w:tcPr>
             <w:tcW w:w="1500" w:type="dxa"/>
@@ -7448,7 +7712,6 @@
             </w:tcMar>
           </w:tcPr>
           <w:p>
-            <w:proofErr w:type="spellStart"/>
             <w:r>
               <w:rPr>
                 <w:sz w:val="18"/>
@@ -7456,7 +7719,6 @@
               </w:rPr>
               <w:t>medication_id</w:t>
             </w:r>
-            <w:proofErr w:type="spellEnd"/>
           </w:p>
         </w:tc>
         <w:tc>
@@ -7542,12 +7804,6 @@
         </w:tc>
       </w:tr>
       <w:tr>
-        <w:tblPrEx>
-          <w:tblCellMar>
-            <w:top w:w="0" w:type="dxa"/>
-            <w:bottom w:w="0" w:type="dxa"/>
-          </w:tblCellMar>
-        </w:tblPrEx>
         <w:tc>
           <w:tcPr>
             <w:tcW w:w="1500" w:type="dxa"/>
@@ -7566,7 +7822,6 @@
             </w:tcMar>
           </w:tcPr>
           <w:p>
-            <w:proofErr w:type="spellStart"/>
             <w:r>
               <w:rPr>
                 <w:sz w:val="18"/>
@@ -7574,7 +7829,6 @@
               </w:rPr>
               <w:t>date_written</w:t>
             </w:r>
-            <w:proofErr w:type="spellEnd"/>
           </w:p>
         </w:tc>
         <w:tc>
@@ -7660,12 +7914,6 @@
         </w:tc>
       </w:tr>
       <w:tr>
-        <w:tblPrEx>
-          <w:tblCellMar>
-            <w:top w:w="0" w:type="dxa"/>
-            <w:bottom w:w="0" w:type="dxa"/>
-          </w:tblCellMar>
-        </w:tblPrEx>
         <w:tc>
           <w:tcPr>
             <w:tcW w:w="1500" w:type="dxa"/>
@@ -7743,23 +7991,7 @@
                 <w:sz w:val="18"/>
                 <w:szCs w:val="18"/>
               </w:rPr>
-              <w:t xml:space="preserve">active, </w:t>
-            </w:r>
-            <w:proofErr w:type="gramStart"/>
-            <w:r>
-              <w:rPr>
-                <w:sz w:val="18"/>
-                <w:szCs w:val="18"/>
-              </w:rPr>
-              <w:t>on-hold</w:t>
-            </w:r>
-            <w:proofErr w:type="gramEnd"/>
-            <w:r>
-              <w:rPr>
-                <w:sz w:val="18"/>
-                <w:szCs w:val="18"/>
-              </w:rPr>
-              <w:t>, stopped</w:t>
+              <w:t>active, on-hold, stopped</w:t>
             </w:r>
           </w:p>
         </w:tc>
@@ -7792,12 +8024,6 @@
         </w:tc>
       </w:tr>
       <w:tr>
-        <w:tblPrEx>
-          <w:tblCellMar>
-            <w:top w:w="0" w:type="dxa"/>
-            <w:bottom w:w="0" w:type="dxa"/>
-          </w:tblCellMar>
-        </w:tblPrEx>
         <w:tc>
           <w:tcPr>
             <w:tcW w:w="1500" w:type="dxa"/>
@@ -7870,21 +8096,12 @@
             </w:tcMar>
           </w:tcPr>
           <w:p>
-            <w:proofErr w:type="spellStart"/>
-            <w:r>
-              <w:rPr>
-                <w:sz w:val="18"/>
-                <w:szCs w:val="18"/>
-              </w:rPr>
-              <w:t>RxNorm</w:t>
-            </w:r>
-            <w:proofErr w:type="spellEnd"/>
-            <w:r>
-              <w:rPr>
-                <w:sz w:val="18"/>
-                <w:szCs w:val="18"/>
-              </w:rPr>
-              <w:t xml:space="preserve"> code. Bug B seeds 3 invalid/unmappable codes.</w:t>
+            <w:r>
+              <w:rPr>
+                <w:sz w:val="18"/>
+                <w:szCs w:val="18"/>
+              </w:rPr>
+              <w:t>RxNorm code. Bug B seeds 3 invalid/unmappable codes.</w:t>
             </w:r>
           </w:p>
         </w:tc>
@@ -7917,12 +8134,6 @@
         </w:tc>
       </w:tr>
       <w:tr>
-        <w:tblPrEx>
-          <w:tblCellMar>
-            <w:top w:w="0" w:type="dxa"/>
-            <w:bottom w:w="0" w:type="dxa"/>
-          </w:tblCellMar>
-        </w:tblPrEx>
         <w:tc>
           <w:tcPr>
             <w:tcW w:w="1500" w:type="dxa"/>
@@ -7941,7 +8152,6 @@
             </w:tcMar>
           </w:tcPr>
           <w:p>
-            <w:proofErr w:type="spellStart"/>
             <w:r>
               <w:rPr>
                 <w:sz w:val="18"/>
@@ -7949,7 +8159,6 @@
               </w:rPr>
               <w:t>code_type</w:t>
             </w:r>
-            <w:proofErr w:type="spellEnd"/>
           </w:p>
         </w:tc>
         <w:tc>
@@ -8002,23 +8211,7 @@
                 <w:sz w:val="18"/>
                 <w:szCs w:val="18"/>
               </w:rPr>
-              <w:t>Always '</w:t>
-            </w:r>
-            <w:proofErr w:type="spellStart"/>
-            <w:r>
-              <w:rPr>
-                <w:sz w:val="18"/>
-                <w:szCs w:val="18"/>
-              </w:rPr>
-              <w:t>rxnorm</w:t>
-            </w:r>
-            <w:proofErr w:type="spellEnd"/>
-            <w:r>
-              <w:rPr>
-                <w:sz w:val="18"/>
-                <w:szCs w:val="18"/>
-              </w:rPr>
-              <w:t>'</w:t>
+              <w:t>Always 'rxnorm'</w:t>
             </w:r>
           </w:p>
         </w:tc>
@@ -8051,12 +8244,6 @@
         </w:tc>
       </w:tr>
       <w:tr>
-        <w:tblPrEx>
-          <w:tblCellMar>
-            <w:top w:w="0" w:type="dxa"/>
-            <w:bottom w:w="0" w:type="dxa"/>
-          </w:tblCellMar>
-        </w:tblPrEx>
         <w:tc>
           <w:tcPr>
             <w:tcW w:w="1500" w:type="dxa"/>
@@ -8075,7 +8262,6 @@
             </w:tcMar>
           </w:tcPr>
           <w:p>
-            <w:proofErr w:type="spellStart"/>
             <w:r>
               <w:rPr>
                 <w:sz w:val="18"/>
@@ -8083,7 +8269,6 @@
               </w:rPr>
               <w:t>drug_name</w:t>
             </w:r>
-            <w:proofErr w:type="spellEnd"/>
           </w:p>
         </w:tc>
         <w:tc>
@@ -8169,12 +8354,6 @@
         </w:tc>
       </w:tr>
       <w:tr>
-        <w:tblPrEx>
-          <w:tblCellMar>
-            <w:top w:w="0" w:type="dxa"/>
-            <w:bottom w:w="0" w:type="dxa"/>
-          </w:tblCellMar>
-        </w:tblPrEx>
         <w:tc>
           <w:tcPr>
             <w:tcW w:w="1500" w:type="dxa"/>
@@ -8193,7 +8372,6 @@
             </w:tcMar>
           </w:tcPr>
           <w:p>
-            <w:proofErr w:type="spellStart"/>
             <w:r>
               <w:rPr>
                 <w:sz w:val="18"/>
@@ -8201,7 +8379,6 @@
               </w:rPr>
               <w:t>drug_class</w:t>
             </w:r>
-            <w:proofErr w:type="spellEnd"/>
           </w:p>
         </w:tc>
         <w:tc>
@@ -8287,12 +8464,6 @@
         </w:tc>
       </w:tr>
       <w:tr>
-        <w:tblPrEx>
-          <w:tblCellMar>
-            <w:top w:w="0" w:type="dxa"/>
-            <w:bottom w:w="0" w:type="dxa"/>
-          </w:tblCellMar>
-        </w:tblPrEx>
         <w:tc>
           <w:tcPr>
             <w:tcW w:w="1500" w:type="dxa"/>
@@ -8311,7 +8482,6 @@
             </w:tcMar>
           </w:tcPr>
           <w:p>
-            <w:proofErr w:type="spellStart"/>
             <w:r>
               <w:rPr>
                 <w:sz w:val="18"/>
@@ -8319,7 +8489,6 @@
               </w:rPr>
               <w:t>drug_sub_class</w:t>
             </w:r>
-            <w:proofErr w:type="spellEnd"/>
           </w:p>
         </w:tc>
         <w:tc>
@@ -8405,12 +8574,6 @@
         </w:tc>
       </w:tr>
       <w:tr>
-        <w:tblPrEx>
-          <w:tblCellMar>
-            <w:top w:w="0" w:type="dxa"/>
-            <w:bottom w:w="0" w:type="dxa"/>
-          </w:tblCellMar>
-        </w:tblPrEx>
         <w:tc>
           <w:tcPr>
             <w:tcW w:w="9360" w:type="dxa"/>
@@ -8435,106 +8598,7 @@
                 <w:sz w:val="18"/>
                 <w:szCs w:val="18"/>
               </w:rPr>
-              <w:lastRenderedPageBreak/>
-              <w:t xml:space="preserve">CSV load note: The CSV contains </w:t>
-            </w:r>
-            <w:proofErr w:type="spellStart"/>
-            <w:r>
-              <w:rPr>
-                <w:sz w:val="18"/>
-                <w:szCs w:val="18"/>
-              </w:rPr>
-              <w:t>prescriber_id</w:t>
-            </w:r>
-            <w:proofErr w:type="spellEnd"/>
-            <w:r>
-              <w:rPr>
-                <w:sz w:val="18"/>
-                <w:szCs w:val="18"/>
-              </w:rPr>
-              <w:t xml:space="preserve">, </w:t>
-            </w:r>
-            <w:proofErr w:type="spellStart"/>
-            <w:r>
-              <w:rPr>
-                <w:sz w:val="18"/>
-                <w:szCs w:val="18"/>
-              </w:rPr>
-              <w:t>prescriber_id_type</w:t>
-            </w:r>
-            <w:proofErr w:type="spellEnd"/>
-            <w:r>
-              <w:rPr>
-                <w:sz w:val="18"/>
-                <w:szCs w:val="18"/>
-              </w:rPr>
-              <w:t xml:space="preserve">, and </w:t>
-            </w:r>
-            <w:proofErr w:type="spellStart"/>
-            <w:r>
-              <w:rPr>
-                <w:sz w:val="18"/>
-                <w:szCs w:val="18"/>
-              </w:rPr>
-              <w:t>drug_name_generic</w:t>
-            </w:r>
-            <w:proofErr w:type="spellEnd"/>
-            <w:r>
-              <w:rPr>
-                <w:sz w:val="18"/>
-                <w:szCs w:val="18"/>
-              </w:rPr>
-              <w:t xml:space="preserve"> columns that are not loaded into the database schema. Prescriber attribution is available via the encounter join (</w:t>
-            </w:r>
-            <w:proofErr w:type="spellStart"/>
-            <w:proofErr w:type="gramStart"/>
-            <w:r>
-              <w:rPr>
-                <w:sz w:val="18"/>
-                <w:szCs w:val="18"/>
-              </w:rPr>
-              <w:t>medications.encounter</w:t>
-            </w:r>
-            <w:proofErr w:type="gramEnd"/>
-            <w:r>
-              <w:rPr>
-                <w:sz w:val="18"/>
-                <w:szCs w:val="18"/>
-              </w:rPr>
-              <w:t>_id</w:t>
-            </w:r>
-            <w:proofErr w:type="spellEnd"/>
-            <w:r>
-              <w:rPr>
-                <w:sz w:val="18"/>
-                <w:szCs w:val="18"/>
-              </w:rPr>
-              <w:t xml:space="preserve"> → </w:t>
-            </w:r>
-            <w:proofErr w:type="spellStart"/>
-            <w:proofErr w:type="gramStart"/>
-            <w:r>
-              <w:rPr>
-                <w:sz w:val="18"/>
-                <w:szCs w:val="18"/>
-              </w:rPr>
-              <w:t>encounters.provider</w:t>
-            </w:r>
-            <w:proofErr w:type="gramEnd"/>
-            <w:r>
-              <w:rPr>
-                <w:sz w:val="18"/>
-                <w:szCs w:val="18"/>
-              </w:rPr>
-              <w:t>_id</w:t>
-            </w:r>
-            <w:proofErr w:type="spellEnd"/>
-            <w:r>
-              <w:rPr>
-                <w:sz w:val="18"/>
-                <w:szCs w:val="18"/>
-              </w:rPr>
-              <w:t>).</w:t>
+              <w:t>CSV load note: The CSV contains prescriber_id, prescriber_id_type, and drug_name_generic columns that are not loaded into the database schema. Prescriber attribution is available via the encounter join (medications.encounter_id → encounters.provider_id).</w:t>
             </w:r>
           </w:p>
         </w:tc>
@@ -8577,12 +8641,6 @@
         <w:gridCol w:w="1000"/>
       </w:tblGrid>
       <w:tr>
-        <w:tblPrEx>
-          <w:tblCellMar>
-            <w:top w:w="0" w:type="dxa"/>
-            <w:bottom w:w="0" w:type="dxa"/>
-          </w:tblCellMar>
-        </w:tblPrEx>
         <w:trPr>
           <w:tblHeader/>
         </w:trPr>
@@ -8704,12 +8762,6 @@
         </w:tc>
       </w:tr>
       <w:tr>
-        <w:tblPrEx>
-          <w:tblCellMar>
-            <w:top w:w="0" w:type="dxa"/>
-            <w:bottom w:w="0" w:type="dxa"/>
-          </w:tblCellMar>
-        </w:tblPrEx>
         <w:tc>
           <w:tcPr>
             <w:tcW w:w="1500" w:type="dxa"/>
@@ -8728,7 +8780,6 @@
             </w:tcMar>
           </w:tcPr>
           <w:p>
-            <w:proofErr w:type="spellStart"/>
             <w:r>
               <w:rPr>
                 <w:sz w:val="18"/>
@@ -8736,7 +8787,6 @@
               </w:rPr>
               <w:t>organization_id</w:t>
             </w:r>
-            <w:proofErr w:type="spellEnd"/>
           </w:p>
         </w:tc>
         <w:tc>
@@ -8822,12 +8872,6 @@
         </w:tc>
       </w:tr>
       <w:tr>
-        <w:tblPrEx>
-          <w:tblCellMar>
-            <w:top w:w="0" w:type="dxa"/>
-            <w:bottom w:w="0" w:type="dxa"/>
-          </w:tblCellMar>
-        </w:tblPrEx>
         <w:tc>
           <w:tcPr>
             <w:tcW w:w="1500" w:type="dxa"/>
@@ -8846,7 +8890,6 @@
             </w:tcMar>
           </w:tcPr>
           <w:p>
-            <w:proofErr w:type="spellStart"/>
             <w:r>
               <w:rPr>
                 <w:sz w:val="18"/>
@@ -8854,7 +8897,6 @@
               </w:rPr>
               <w:t>patient_id</w:t>
             </w:r>
-            <w:proofErr w:type="spellEnd"/>
           </w:p>
         </w:tc>
         <w:tc>
@@ -8940,12 +8982,6 @@
         </w:tc>
       </w:tr>
       <w:tr>
-        <w:tblPrEx>
-          <w:tblCellMar>
-            <w:top w:w="0" w:type="dxa"/>
-            <w:bottom w:w="0" w:type="dxa"/>
-          </w:tblCellMar>
-        </w:tblPrEx>
         <w:tc>
           <w:tcPr>
             <w:tcW w:w="1500" w:type="dxa"/>
@@ -8964,7 +9000,6 @@
             </w:tcMar>
           </w:tcPr>
           <w:p>
-            <w:proofErr w:type="spellStart"/>
             <w:r>
               <w:rPr>
                 <w:sz w:val="18"/>
@@ -8972,7 +9007,6 @@
               </w:rPr>
               <w:t>encounter_id</w:t>
             </w:r>
-            <w:proofErr w:type="spellEnd"/>
           </w:p>
         </w:tc>
         <w:tc>
@@ -9058,12 +9092,6 @@
         </w:tc>
       </w:tr>
       <w:tr>
-        <w:tblPrEx>
-          <w:tblCellMar>
-            <w:top w:w="0" w:type="dxa"/>
-            <w:bottom w:w="0" w:type="dxa"/>
-          </w:tblCellMar>
-        </w:tblPrEx>
         <w:tc>
           <w:tcPr>
             <w:tcW w:w="1500" w:type="dxa"/>
@@ -9082,7 +9110,6 @@
             </w:tcMar>
           </w:tcPr>
           <w:p>
-            <w:proofErr w:type="spellStart"/>
             <w:r>
               <w:rPr>
                 <w:sz w:val="18"/>
@@ -9090,7 +9117,6 @@
               </w:rPr>
               <w:t>observation_id</w:t>
             </w:r>
-            <w:proofErr w:type="spellEnd"/>
           </w:p>
         </w:tc>
         <w:tc>
@@ -9176,12 +9202,6 @@
         </w:tc>
       </w:tr>
       <w:tr>
-        <w:tblPrEx>
-          <w:tblCellMar>
-            <w:top w:w="0" w:type="dxa"/>
-            <w:bottom w:w="0" w:type="dxa"/>
-          </w:tblCellMar>
-        </w:tblPrEx>
         <w:tc>
           <w:tcPr>
             <w:tcW w:w="1500" w:type="dxa"/>
@@ -9259,17 +9279,8 @@
                 <w:sz w:val="18"/>
                 <w:szCs w:val="18"/>
               </w:rPr>
-              <w:t xml:space="preserve">laboratory, </w:t>
-            </w:r>
-            <w:proofErr w:type="gramStart"/>
-            <w:r>
-              <w:rPr>
-                <w:sz w:val="18"/>
-                <w:szCs w:val="18"/>
-              </w:rPr>
-              <w:t>vital-signs</w:t>
-            </w:r>
-            <w:proofErr w:type="gramEnd"/>
+              <w:t>laboratory, vital-signs</w:t>
+            </w:r>
           </w:p>
         </w:tc>
         <w:tc>
@@ -9301,12 +9312,6 @@
         </w:tc>
       </w:tr>
       <w:tr>
-        <w:tblPrEx>
-          <w:tblCellMar>
-            <w:top w:w="0" w:type="dxa"/>
-            <w:bottom w:w="0" w:type="dxa"/>
-          </w:tblCellMar>
-        </w:tblPrEx>
         <w:tc>
           <w:tcPr>
             <w:tcW w:w="1500" w:type="dxa"/>
@@ -9325,7 +9330,6 @@
             </w:tcMar>
           </w:tcPr>
           <w:p>
-            <w:proofErr w:type="spellStart"/>
             <w:r>
               <w:rPr>
                 <w:sz w:val="18"/>
@@ -9333,7 +9337,6 @@
               </w:rPr>
               <w:t>effective_date</w:t>
             </w:r>
-            <w:proofErr w:type="spellEnd"/>
           </w:p>
         </w:tc>
         <w:tc>
@@ -9419,12 +9422,6 @@
         </w:tc>
       </w:tr>
       <w:tr>
-        <w:tblPrEx>
-          <w:tblCellMar>
-            <w:top w:w="0" w:type="dxa"/>
-            <w:bottom w:w="0" w:type="dxa"/>
-          </w:tblCellMar>
-        </w:tblPrEx>
         <w:tc>
           <w:tcPr>
             <w:tcW w:w="1500" w:type="dxa"/>
@@ -9443,7 +9440,6 @@
             </w:tcMar>
           </w:tcPr>
           <w:p>
-            <w:proofErr w:type="spellStart"/>
             <w:r>
               <w:rPr>
                 <w:sz w:val="18"/>
@@ -9451,7 +9447,6 @@
               </w:rPr>
               <w:t>effective_time</w:t>
             </w:r>
-            <w:proofErr w:type="spellEnd"/>
           </w:p>
         </w:tc>
         <w:tc>
@@ -9504,23 +9499,7 @@
                 <w:sz w:val="18"/>
                 <w:szCs w:val="18"/>
               </w:rPr>
-              <w:t xml:space="preserve">HHMM. Bug B seeds some records with missing </w:t>
-            </w:r>
-            <w:proofErr w:type="spellStart"/>
-            <w:r>
-              <w:rPr>
-                <w:sz w:val="18"/>
-                <w:szCs w:val="18"/>
-              </w:rPr>
-              <w:t>effective_time</w:t>
-            </w:r>
-            <w:proofErr w:type="spellEnd"/>
-            <w:r>
-              <w:rPr>
-                <w:sz w:val="18"/>
-                <w:szCs w:val="18"/>
-              </w:rPr>
-              <w:t>.</w:t>
+              <w:t>HHMM. Bug B seeds some records with missing effective_time.</w:t>
             </w:r>
           </w:p>
         </w:tc>
@@ -9553,12 +9532,6 @@
         </w:tc>
       </w:tr>
       <w:tr>
-        <w:tblPrEx>
-          <w:tblCellMar>
-            <w:top w:w="0" w:type="dxa"/>
-            <w:bottom w:w="0" w:type="dxa"/>
-          </w:tblCellMar>
-        </w:tblPrEx>
         <w:tc>
           <w:tcPr>
             <w:tcW w:w="1500" w:type="dxa"/>
@@ -9669,12 +9642,6 @@
         </w:tc>
       </w:tr>
       <w:tr>
-        <w:tblPrEx>
-          <w:tblCellMar>
-            <w:top w:w="0" w:type="dxa"/>
-            <w:bottom w:w="0" w:type="dxa"/>
-          </w:tblCellMar>
-        </w:tblPrEx>
         <w:tc>
           <w:tcPr>
             <w:tcW w:w="1500" w:type="dxa"/>
@@ -9693,7 +9660,6 @@
             </w:tcMar>
           </w:tcPr>
           <w:p>
-            <w:proofErr w:type="spellStart"/>
             <w:r>
               <w:rPr>
                 <w:sz w:val="18"/>
@@ -9701,7 +9667,6 @@
               </w:rPr>
               <w:t>code_type</w:t>
             </w:r>
-            <w:proofErr w:type="spellEnd"/>
           </w:p>
         </w:tc>
         <w:tc>
@@ -9754,23 +9719,7 @@
                 <w:sz w:val="18"/>
                 <w:szCs w:val="18"/>
               </w:rPr>
-              <w:t>Always '</w:t>
-            </w:r>
-            <w:proofErr w:type="spellStart"/>
-            <w:r>
-              <w:rPr>
-                <w:sz w:val="18"/>
-                <w:szCs w:val="18"/>
-              </w:rPr>
-              <w:t>loinc</w:t>
-            </w:r>
-            <w:proofErr w:type="spellEnd"/>
-            <w:r>
-              <w:rPr>
-                <w:sz w:val="18"/>
-                <w:szCs w:val="18"/>
-              </w:rPr>
-              <w:t>'</w:t>
+              <w:t>Always 'loinc'</w:t>
             </w:r>
           </w:p>
         </w:tc>
@@ -9803,12 +9752,6 @@
         </w:tc>
       </w:tr>
       <w:tr>
-        <w:tblPrEx>
-          <w:tblCellMar>
-            <w:top w:w="0" w:type="dxa"/>
-            <w:bottom w:w="0" w:type="dxa"/>
-          </w:tblCellMar>
-        </w:tblPrEx>
         <w:tc>
           <w:tcPr>
             <w:tcW w:w="1500" w:type="dxa"/>
@@ -9919,12 +9862,6 @@
         </w:tc>
       </w:tr>
       <w:tr>
-        <w:tblPrEx>
-          <w:tblCellMar>
-            <w:top w:w="0" w:type="dxa"/>
-            <w:bottom w:w="0" w:type="dxa"/>
-          </w:tblCellMar>
-        </w:tblPrEx>
         <w:tc>
           <w:tcPr>
             <w:tcW w:w="1500" w:type="dxa"/>
@@ -10035,12 +9972,6 @@
         </w:tc>
       </w:tr>
       <w:tr>
-        <w:tblPrEx>
-          <w:tblCellMar>
-            <w:top w:w="0" w:type="dxa"/>
-            <w:bottom w:w="0" w:type="dxa"/>
-          </w:tblCellMar>
-        </w:tblPrEx>
         <w:tc>
           <w:tcPr>
             <w:tcW w:w="1500" w:type="dxa"/>
@@ -10059,7 +9990,6 @@
             </w:tcMar>
           </w:tcPr>
           <w:p>
-            <w:proofErr w:type="spellStart"/>
             <w:r>
               <w:rPr>
                 <w:sz w:val="18"/>
@@ -10067,7 +9997,6 @@
               </w:rPr>
               <w:t>value_units</w:t>
             </w:r>
-            <w:proofErr w:type="spellEnd"/>
           </w:p>
         </w:tc>
         <w:tc>
@@ -10153,12 +10082,6 @@
         </w:tc>
       </w:tr>
       <w:tr>
-        <w:tblPrEx>
-          <w:tblCellMar>
-            <w:top w:w="0" w:type="dxa"/>
-            <w:bottom w:w="0" w:type="dxa"/>
-          </w:tblCellMar>
-        </w:tblPrEx>
         <w:tc>
           <w:tcPr>
             <w:tcW w:w="1500" w:type="dxa"/>
@@ -10177,7 +10100,6 @@
             </w:tcMar>
           </w:tcPr>
           <w:p>
-            <w:proofErr w:type="spellStart"/>
             <w:r>
               <w:rPr>
                 <w:sz w:val="18"/>
@@ -10185,7 +10107,6 @@
               </w:rPr>
               <w:t>low_test_value</w:t>
             </w:r>
-            <w:proofErr w:type="spellEnd"/>
           </w:p>
         </w:tc>
         <w:tc>
@@ -10271,12 +10192,6 @@
         </w:tc>
       </w:tr>
       <w:tr>
-        <w:tblPrEx>
-          <w:tblCellMar>
-            <w:top w:w="0" w:type="dxa"/>
-            <w:bottom w:w="0" w:type="dxa"/>
-          </w:tblCellMar>
-        </w:tblPrEx>
         <w:tc>
           <w:tcPr>
             <w:tcW w:w="1500" w:type="dxa"/>
@@ -10295,7 +10210,6 @@
             </w:tcMar>
           </w:tcPr>
           <w:p>
-            <w:proofErr w:type="spellStart"/>
             <w:r>
               <w:rPr>
                 <w:sz w:val="18"/>
@@ -10303,7 +10217,6 @@
               </w:rPr>
               <w:t>high_test_value</w:t>
             </w:r>
-            <w:proofErr w:type="spellEnd"/>
           </w:p>
         </w:tc>
         <w:tc>
@@ -10389,12 +10302,6 @@
         </w:tc>
       </w:tr>
       <w:tr>
-        <w:tblPrEx>
-          <w:tblCellMar>
-            <w:top w:w="0" w:type="dxa"/>
-            <w:bottom w:w="0" w:type="dxa"/>
-          </w:tblCellMar>
-        </w:tblPrEx>
         <w:tc>
           <w:tcPr>
             <w:tcW w:w="1500" w:type="dxa"/>
@@ -10472,23 +10379,7 @@
                 <w:sz w:val="18"/>
                 <w:szCs w:val="18"/>
               </w:rPr>
-              <w:t xml:space="preserve">Standard HL7 codes (L, N, H, A) plus CGM metric category labels (TIR, GMI, WEAR_TIME, TBR_L1, TBR_L2). Maximum value length is 9 characters (WEAR_TIME). Database column is </w:t>
-            </w:r>
-            <w:proofErr w:type="gramStart"/>
-            <w:r>
-              <w:rPr>
-                <w:sz w:val="18"/>
-                <w:szCs w:val="18"/>
-              </w:rPr>
-              <w:t>VARCHAR(</w:t>
-            </w:r>
-            <w:proofErr w:type="gramEnd"/>
-            <w:r>
-              <w:rPr>
-                <w:sz w:val="18"/>
-                <w:szCs w:val="18"/>
-              </w:rPr>
-              <w:t>32).</w:t>
+              <w:t>Standard HL7 codes (L, N, H, A) plus CGM metric category labels (TIR, GMI, WEAR_TIME, TBR_L1, TBR_L2). Maximum value length is 9 characters (WEAR_TIME). Database column is VARCHAR(32).</w:t>
             </w:r>
           </w:p>
         </w:tc>
@@ -10521,12 +10412,6 @@
         </w:tc>
       </w:tr>
       <w:tr>
-        <w:tblPrEx>
-          <w:tblCellMar>
-            <w:top w:w="0" w:type="dxa"/>
-            <w:bottom w:w="0" w:type="dxa"/>
-          </w:tblCellMar>
-        </w:tblPrEx>
         <w:tc>
           <w:tcPr>
             <w:tcW w:w="1500" w:type="dxa"/>
@@ -10604,55 +10489,7 @@
                 <w:sz w:val="18"/>
                 <w:szCs w:val="18"/>
               </w:rPr>
-              <w:t>Origin: '</w:t>
-            </w:r>
-            <w:proofErr w:type="spellStart"/>
-            <w:r>
-              <w:rPr>
-                <w:sz w:val="18"/>
-                <w:szCs w:val="18"/>
-              </w:rPr>
-              <w:t>ehr</w:t>
-            </w:r>
-            <w:proofErr w:type="spellEnd"/>
-            <w:r>
-              <w:rPr>
-                <w:sz w:val="18"/>
-                <w:szCs w:val="18"/>
-              </w:rPr>
-              <w:t>', '</w:t>
-            </w:r>
-            <w:proofErr w:type="spellStart"/>
-            <w:r>
-              <w:rPr>
-                <w:sz w:val="18"/>
-                <w:szCs w:val="18"/>
-              </w:rPr>
-              <w:t>derived_from_cgm</w:t>
-            </w:r>
-            <w:proofErr w:type="spellEnd"/>
-            <w:r>
-              <w:rPr>
-                <w:sz w:val="18"/>
-                <w:szCs w:val="18"/>
-              </w:rPr>
-              <w:t>', '</w:t>
-            </w:r>
-            <w:proofErr w:type="spellStart"/>
-            <w:r>
-              <w:rPr>
-                <w:sz w:val="18"/>
-                <w:szCs w:val="18"/>
-              </w:rPr>
-              <w:t>derived_from_device</w:t>
-            </w:r>
-            <w:proofErr w:type="spellEnd"/>
-            <w:r>
-              <w:rPr>
-                <w:sz w:val="18"/>
-                <w:szCs w:val="18"/>
-              </w:rPr>
-              <w:t>'. Enables provenance tracing.</w:t>
+              <w:t>Origin: 'ehr', 'derived_from_cgm', 'derived_from_device'. Enables provenance tracing.</w:t>
             </w:r>
           </w:p>
         </w:tc>
@@ -10709,15 +10546,7 @@
         <w:pStyle w:val="Heading3"/>
       </w:pPr>
       <w:r>
-        <w:t>3.1 CGM Readings (Dexcom API v3 /</w:t>
-      </w:r>
-      <w:proofErr w:type="spellStart"/>
-      <w:r>
-        <w:t>egvs</w:t>
-      </w:r>
-      <w:proofErr w:type="spellEnd"/>
-      <w:r>
-        <w:t xml:space="preserve"> format)</w:t>
+        <w:t>3.1 CGM Readings (Dexcom API v3 /egvs format)</w:t>
       </w:r>
     </w:p>
     <w:p>
@@ -10757,12 +10586,6 @@
         <w:gridCol w:w="989"/>
       </w:tblGrid>
       <w:tr>
-        <w:tblPrEx>
-          <w:tblCellMar>
-            <w:top w:w="0" w:type="dxa"/>
-            <w:bottom w:w="0" w:type="dxa"/>
-          </w:tblCellMar>
-        </w:tblPrEx>
         <w:trPr>
           <w:tblHeader/>
         </w:trPr>
@@ -10884,12 +10707,6 @@
         </w:tc>
       </w:tr>
       <w:tr>
-        <w:tblPrEx>
-          <w:tblCellMar>
-            <w:top w:w="0" w:type="dxa"/>
-            <w:bottom w:w="0" w:type="dxa"/>
-          </w:tblCellMar>
-        </w:tblPrEx>
         <w:tc>
           <w:tcPr>
             <w:tcW w:w="1500" w:type="dxa"/>
@@ -10908,7 +10725,6 @@
             </w:tcMar>
           </w:tcPr>
           <w:p>
-            <w:proofErr w:type="spellStart"/>
             <w:r>
               <w:rPr>
                 <w:sz w:val="18"/>
@@ -10916,7 +10732,6 @@
               </w:rPr>
               <w:t>record_id</w:t>
             </w:r>
-            <w:proofErr w:type="spellEnd"/>
           </w:p>
         </w:tc>
         <w:tc>
@@ -11002,12 +10817,6 @@
         </w:tc>
       </w:tr>
       <w:tr>
-        <w:tblPrEx>
-          <w:tblCellMar>
-            <w:top w:w="0" w:type="dxa"/>
-            <w:bottom w:w="0" w:type="dxa"/>
-          </w:tblCellMar>
-        </w:tblPrEx>
         <w:tc>
           <w:tcPr>
             <w:tcW w:w="1500" w:type="dxa"/>
@@ -11026,7 +10835,6 @@
             </w:tcMar>
           </w:tcPr>
           <w:p>
-            <w:proofErr w:type="spellStart"/>
             <w:r>
               <w:rPr>
                 <w:sz w:val="18"/>
@@ -11034,7 +10842,6 @@
               </w:rPr>
               <w:t>user_id</w:t>
             </w:r>
-            <w:proofErr w:type="spellEnd"/>
           </w:p>
         </w:tc>
         <w:tc>
@@ -11087,23 +10894,7 @@
                 <w:sz w:val="18"/>
                 <w:szCs w:val="18"/>
               </w:rPr>
-              <w:t xml:space="preserve">Device user ID as received. For Dataset B Bug 1 patients (PAT000016–PAT000020), this is a UUID v4 string (36 characters) with no crosswalk to </w:t>
-            </w:r>
-            <w:proofErr w:type="spellStart"/>
-            <w:r>
-              <w:rPr>
-                <w:sz w:val="18"/>
-                <w:szCs w:val="18"/>
-              </w:rPr>
-              <w:t>patient_id</w:t>
-            </w:r>
-            <w:proofErr w:type="spellEnd"/>
-            <w:r>
-              <w:rPr>
-                <w:sz w:val="18"/>
-                <w:szCs w:val="18"/>
-              </w:rPr>
-              <w:t xml:space="preserve"> — this is the identity linkage failure the check engine detects.</w:t>
+              <w:t>Device user ID as received. For Dataset B Bug 1 patients (PAT000016–PAT000020), this is a UUID v4 string (36 characters) with no crosswalk to patient_id — this is the identity linkage failure the check engine detects.</w:t>
             </w:r>
           </w:p>
         </w:tc>
@@ -11136,12 +10927,6 @@
         </w:tc>
       </w:tr>
       <w:tr>
-        <w:tblPrEx>
-          <w:tblCellMar>
-            <w:top w:w="0" w:type="dxa"/>
-            <w:bottom w:w="0" w:type="dxa"/>
-          </w:tblCellMar>
-        </w:tblPrEx>
         <w:tc>
           <w:tcPr>
             <w:tcW w:w="1500" w:type="dxa"/>
@@ -11160,16 +10945,13 @@
             </w:tcMar>
           </w:tcPr>
           <w:p>
-            <w:proofErr w:type="spellStart"/>
-            <w:r>
-              <w:rPr>
-                <w:sz w:val="18"/>
-                <w:szCs w:val="18"/>
-              </w:rPr>
-              <w:lastRenderedPageBreak/>
+            <w:r>
+              <w:rPr>
+                <w:sz w:val="18"/>
+                <w:szCs w:val="18"/>
+              </w:rPr>
               <w:t>system_time</w:t>
             </w:r>
-            <w:proofErr w:type="spellEnd"/>
           </w:p>
         </w:tc>
         <w:tc>
@@ -11255,12 +11037,6 @@
         </w:tc>
       </w:tr>
       <w:tr>
-        <w:tblPrEx>
-          <w:tblCellMar>
-            <w:top w:w="0" w:type="dxa"/>
-            <w:bottom w:w="0" w:type="dxa"/>
-          </w:tblCellMar>
-        </w:tblPrEx>
         <w:tc>
           <w:tcPr>
             <w:tcW w:w="1500" w:type="dxa"/>
@@ -11279,7 +11055,6 @@
             </w:tcMar>
           </w:tcPr>
           <w:p>
-            <w:proofErr w:type="spellStart"/>
             <w:r>
               <w:rPr>
                 <w:sz w:val="18"/>
@@ -11287,7 +11062,6 @@
               </w:rPr>
               <w:t>display_time</w:t>
             </w:r>
-            <w:proofErr w:type="spellEnd"/>
           </w:p>
         </w:tc>
         <w:tc>
@@ -11340,23 +11114,7 @@
                 <w:sz w:val="18"/>
                 <w:szCs w:val="18"/>
               </w:rPr>
-              <w:t xml:space="preserve">Local device time. Bug B seeds </w:t>
-            </w:r>
-            <w:proofErr w:type="spellStart"/>
-            <w:r>
-              <w:rPr>
-                <w:sz w:val="18"/>
-                <w:szCs w:val="18"/>
-              </w:rPr>
-              <w:t>timezone</w:t>
-            </w:r>
-            <w:proofErr w:type="spellEnd"/>
-            <w:r>
-              <w:rPr>
-                <w:sz w:val="18"/>
-                <w:szCs w:val="18"/>
-              </w:rPr>
-              <w:t xml:space="preserve"> misalignment for 1 patient.</w:t>
+              <w:t>Local device time. Bug B seeds timezone misalignment for 1 patient.</w:t>
             </w:r>
           </w:p>
         </w:tc>
@@ -11389,12 +11147,6 @@
         </w:tc>
       </w:tr>
       <w:tr>
-        <w:tblPrEx>
-          <w:tblCellMar>
-            <w:top w:w="0" w:type="dxa"/>
-            <w:bottom w:w="0" w:type="dxa"/>
-          </w:tblCellMar>
-        </w:tblPrEx>
         <w:tc>
           <w:tcPr>
             <w:tcW w:w="1500" w:type="dxa"/>
@@ -11413,7 +11165,6 @@
             </w:tcMar>
           </w:tcPr>
           <w:p>
-            <w:proofErr w:type="spellStart"/>
             <w:r>
               <w:rPr>
                 <w:sz w:val="18"/>
@@ -11421,7 +11172,6 @@
               </w:rPr>
               <w:t>transmitter_id</w:t>
             </w:r>
-            <w:proofErr w:type="spellEnd"/>
           </w:p>
         </w:tc>
         <w:tc>
@@ -11507,12 +11257,6 @@
         </w:tc>
       </w:tr>
       <w:tr>
-        <w:tblPrEx>
-          <w:tblCellMar>
-            <w:top w:w="0" w:type="dxa"/>
-            <w:bottom w:w="0" w:type="dxa"/>
-          </w:tblCellMar>
-        </w:tblPrEx>
         <w:tc>
           <w:tcPr>
             <w:tcW w:w="1500" w:type="dxa"/>
@@ -11531,7 +11275,6 @@
             </w:tcMar>
           </w:tcPr>
           <w:p>
-            <w:proofErr w:type="spellStart"/>
             <w:r>
               <w:rPr>
                 <w:sz w:val="18"/>
@@ -11539,7 +11282,6 @@
               </w:rPr>
               <w:t>transmitter_ticks</w:t>
             </w:r>
-            <w:proofErr w:type="spellEnd"/>
           </w:p>
         </w:tc>
         <w:tc>
@@ -11592,23 +11334,7 @@
                 <w:sz w:val="18"/>
                 <w:szCs w:val="18"/>
               </w:rPr>
-              <w:t xml:space="preserve">Seconds since transmitter </w:t>
-            </w:r>
-            <w:proofErr w:type="spellStart"/>
-            <w:r>
-              <w:rPr>
-                <w:sz w:val="18"/>
-                <w:szCs w:val="18"/>
-              </w:rPr>
-              <w:t>init.</w:t>
-            </w:r>
-            <w:proofErr w:type="spellEnd"/>
-            <w:r>
-              <w:rPr>
-                <w:sz w:val="18"/>
-                <w:szCs w:val="18"/>
-              </w:rPr>
-              <w:t xml:space="preserve"> Use for monotonicity checks.</w:t>
+              <w:t>Seconds since transmitter init. Use for monotonicity checks.</w:t>
             </w:r>
           </w:p>
         </w:tc>
@@ -11641,12 +11367,6 @@
         </w:tc>
       </w:tr>
       <w:tr>
-        <w:tblPrEx>
-          <w:tblCellMar>
-            <w:top w:w="0" w:type="dxa"/>
-            <w:bottom w:w="0" w:type="dxa"/>
-          </w:tblCellMar>
-        </w:tblPrEx>
         <w:tc>
           <w:tcPr>
             <w:tcW w:w="1500" w:type="dxa"/>
@@ -11757,12 +11477,6 @@
         </w:tc>
       </w:tr>
       <w:tr>
-        <w:tblPrEx>
-          <w:tblCellMar>
-            <w:top w:w="0" w:type="dxa"/>
-            <w:bottom w:w="0" w:type="dxa"/>
-          </w:tblCellMar>
-        </w:tblPrEx>
         <w:tc>
           <w:tcPr>
             <w:tcW w:w="1500" w:type="dxa"/>
@@ -11873,12 +11587,6 @@
         </w:tc>
       </w:tr>
       <w:tr>
-        <w:tblPrEx>
-          <w:tblCellMar>
-            <w:top w:w="0" w:type="dxa"/>
-            <w:bottom w:w="0" w:type="dxa"/>
-          </w:tblCellMar>
-        </w:tblPrEx>
         <w:tc>
           <w:tcPr>
             <w:tcW w:w="1500" w:type="dxa"/>
@@ -11956,129 +11664,8 @@
                 <w:sz w:val="18"/>
                 <w:szCs w:val="18"/>
               </w:rPr>
-              <w:t xml:space="preserve">Enum: </w:t>
-            </w:r>
-            <w:proofErr w:type="spellStart"/>
-            <w:r>
-              <w:rPr>
-                <w:sz w:val="18"/>
-                <w:szCs w:val="18"/>
-              </w:rPr>
-              <w:t>doubleUp</w:t>
-            </w:r>
-            <w:proofErr w:type="spellEnd"/>
-            <w:r>
-              <w:rPr>
-                <w:sz w:val="18"/>
-                <w:szCs w:val="18"/>
-              </w:rPr>
-              <w:t xml:space="preserve">, </w:t>
-            </w:r>
-            <w:proofErr w:type="spellStart"/>
-            <w:r>
-              <w:rPr>
-                <w:sz w:val="18"/>
-                <w:szCs w:val="18"/>
-              </w:rPr>
-              <w:t>singleUp</w:t>
-            </w:r>
-            <w:proofErr w:type="spellEnd"/>
-            <w:r>
-              <w:rPr>
-                <w:sz w:val="18"/>
-                <w:szCs w:val="18"/>
-              </w:rPr>
-              <w:t xml:space="preserve">, </w:t>
-            </w:r>
-            <w:proofErr w:type="spellStart"/>
-            <w:r>
-              <w:rPr>
-                <w:sz w:val="18"/>
-                <w:szCs w:val="18"/>
-              </w:rPr>
-              <w:t>fortyFiveUp</w:t>
-            </w:r>
-            <w:proofErr w:type="spellEnd"/>
-            <w:r>
-              <w:rPr>
-                <w:sz w:val="18"/>
-                <w:szCs w:val="18"/>
-              </w:rPr>
-              <w:t xml:space="preserve">, flat, </w:t>
-            </w:r>
-            <w:proofErr w:type="spellStart"/>
-            <w:r>
-              <w:rPr>
-                <w:sz w:val="18"/>
-                <w:szCs w:val="18"/>
-              </w:rPr>
-              <w:t>fortyFiveDown</w:t>
-            </w:r>
-            <w:proofErr w:type="spellEnd"/>
-            <w:r>
-              <w:rPr>
-                <w:sz w:val="18"/>
-                <w:szCs w:val="18"/>
-              </w:rPr>
-              <w:t xml:space="preserve">, </w:t>
-            </w:r>
-            <w:proofErr w:type="spellStart"/>
-            <w:r>
-              <w:rPr>
-                <w:sz w:val="18"/>
-                <w:szCs w:val="18"/>
-              </w:rPr>
-              <w:t>singleDown</w:t>
-            </w:r>
-            <w:proofErr w:type="spellEnd"/>
-            <w:r>
-              <w:rPr>
-                <w:sz w:val="18"/>
-                <w:szCs w:val="18"/>
-              </w:rPr>
-              <w:t xml:space="preserve">, </w:t>
-            </w:r>
-            <w:proofErr w:type="spellStart"/>
-            <w:r>
-              <w:rPr>
-                <w:sz w:val="18"/>
-                <w:szCs w:val="18"/>
-              </w:rPr>
-              <w:t>doubleDown</w:t>
-            </w:r>
-            <w:proofErr w:type="spellEnd"/>
-            <w:r>
-              <w:rPr>
-                <w:sz w:val="18"/>
-                <w:szCs w:val="18"/>
-              </w:rPr>
-              <w:t xml:space="preserve">, none, </w:t>
-            </w:r>
-            <w:proofErr w:type="spellStart"/>
-            <w:r>
-              <w:rPr>
-                <w:sz w:val="18"/>
-                <w:szCs w:val="18"/>
-              </w:rPr>
-              <w:t>notComputable</w:t>
-            </w:r>
-            <w:proofErr w:type="spellEnd"/>
-            <w:r>
-              <w:rPr>
-                <w:sz w:val="18"/>
-                <w:szCs w:val="18"/>
-              </w:rPr>
-              <w:t xml:space="preserve">, </w:t>
-            </w:r>
-            <w:proofErr w:type="spellStart"/>
-            <w:r>
-              <w:rPr>
-                <w:sz w:val="18"/>
-                <w:szCs w:val="18"/>
-              </w:rPr>
-              <w:t>rateOutOfRange</w:t>
-            </w:r>
-            <w:proofErr w:type="spellEnd"/>
+              <w:t>Enum: doubleUp, singleUp, fortyFiveUp, flat, fortyFiveDown, singleDown, doubleDown, none, notComputable, rateOutOfRange</w:t>
+            </w:r>
           </w:p>
         </w:tc>
         <w:tc>
@@ -12110,12 +11697,6 @@
         </w:tc>
       </w:tr>
       <w:tr>
-        <w:tblPrEx>
-          <w:tblCellMar>
-            <w:top w:w="0" w:type="dxa"/>
-            <w:bottom w:w="0" w:type="dxa"/>
-          </w:tblCellMar>
-        </w:tblPrEx>
         <w:tc>
           <w:tcPr>
             <w:tcW w:w="1500" w:type="dxa"/>
@@ -12134,7 +11715,6 @@
             </w:tcMar>
           </w:tcPr>
           <w:p>
-            <w:proofErr w:type="spellStart"/>
             <w:r>
               <w:rPr>
                 <w:sz w:val="18"/>
@@ -12142,7 +11722,6 @@
               </w:rPr>
               <w:t>trend_rate</w:t>
             </w:r>
-            <w:proofErr w:type="spellEnd"/>
           </w:p>
         </w:tc>
         <w:tc>
@@ -12228,12 +11807,6 @@
         </w:tc>
       </w:tr>
       <w:tr>
-        <w:tblPrEx>
-          <w:tblCellMar>
-            <w:top w:w="0" w:type="dxa"/>
-            <w:bottom w:w="0" w:type="dxa"/>
-          </w:tblCellMar>
-        </w:tblPrEx>
         <w:tc>
           <w:tcPr>
             <w:tcW w:w="1500" w:type="dxa"/>
@@ -12344,12 +11917,6 @@
         </w:tc>
       </w:tr>
       <w:tr>
-        <w:tblPrEx>
-          <w:tblCellMar>
-            <w:top w:w="0" w:type="dxa"/>
-            <w:bottom w:w="0" w:type="dxa"/>
-          </w:tblCellMar>
-        </w:tblPrEx>
         <w:tc>
           <w:tcPr>
             <w:tcW w:w="1500" w:type="dxa"/>
@@ -12368,7 +11935,6 @@
             </w:tcMar>
           </w:tcPr>
           <w:p>
-            <w:proofErr w:type="spellStart"/>
             <w:r>
               <w:rPr>
                 <w:sz w:val="18"/>
@@ -12376,7 +11942,6 @@
               </w:rPr>
               <w:t>display_device</w:t>
             </w:r>
-            <w:proofErr w:type="spellEnd"/>
           </w:p>
         </w:tc>
         <w:tc>
@@ -12462,12 +12027,6 @@
         </w:tc>
       </w:tr>
       <w:tr>
-        <w:tblPrEx>
-          <w:tblCellMar>
-            <w:top w:w="0" w:type="dxa"/>
-            <w:bottom w:w="0" w:type="dxa"/>
-          </w:tblCellMar>
-        </w:tblPrEx>
         <w:tc>
           <w:tcPr>
             <w:tcW w:w="1500" w:type="dxa"/>
@@ -12486,7 +12045,6 @@
             </w:tcMar>
           </w:tcPr>
           <w:p>
-            <w:proofErr w:type="spellStart"/>
             <w:r>
               <w:rPr>
                 <w:sz w:val="18"/>
@@ -12494,7 +12052,6 @@
               </w:rPr>
               <w:t>transmitter_generation</w:t>
             </w:r>
-            <w:proofErr w:type="spellEnd"/>
           </w:p>
         </w:tc>
         <w:tc>
@@ -12547,23 +12104,7 @@
                 <w:sz w:val="18"/>
                 <w:szCs w:val="18"/>
               </w:rPr>
-              <w:t xml:space="preserve">Enum: g6, g6+, g7, </w:t>
-            </w:r>
-            <w:proofErr w:type="spellStart"/>
-            <w:r>
-              <w:rPr>
-                <w:sz w:val="18"/>
-                <w:szCs w:val="18"/>
-              </w:rPr>
-              <w:t>dexcomPro</w:t>
-            </w:r>
-            <w:proofErr w:type="spellEnd"/>
-            <w:r>
-              <w:rPr>
-                <w:sz w:val="18"/>
-                <w:szCs w:val="18"/>
-              </w:rPr>
-              <w:t>. Use g6 and g7 primarily.</w:t>
+              <w:t>Enum: g6, g6+, g7, dexcomPro. Use g6 and g7 primarily.</w:t>
             </w:r>
           </w:p>
         </w:tc>
@@ -12596,12 +12137,6 @@
         </w:tc>
       </w:tr>
       <w:tr>
-        <w:tblPrEx>
-          <w:tblCellMar>
-            <w:top w:w="0" w:type="dxa"/>
-            <w:bottom w:w="0" w:type="dxa"/>
-          </w:tblCellMar>
-        </w:tblPrEx>
         <w:tc>
           <w:tcPr>
             <w:tcW w:w="9360" w:type="dxa"/>
@@ -12626,98 +12161,12 @@
                 <w:sz w:val="18"/>
                 <w:szCs w:val="18"/>
               </w:rPr>
-              <w:t xml:space="preserve">The CSV contains only </w:t>
-            </w:r>
-            <w:proofErr w:type="spellStart"/>
-            <w:r>
-              <w:rPr>
-                <w:sz w:val="18"/>
-                <w:szCs w:val="18"/>
-              </w:rPr>
-              <w:t>user_id</w:t>
-            </w:r>
-            <w:proofErr w:type="spellEnd"/>
-            <w:r>
-              <w:rPr>
-                <w:sz w:val="18"/>
-                <w:szCs w:val="18"/>
-              </w:rPr>
-              <w:t xml:space="preserve">, not </w:t>
-            </w:r>
-            <w:proofErr w:type="spellStart"/>
-            <w:r>
-              <w:rPr>
-                <w:sz w:val="18"/>
-                <w:szCs w:val="18"/>
-              </w:rPr>
-              <w:t>patient_id</w:t>
-            </w:r>
-            <w:proofErr w:type="spellEnd"/>
-            <w:r>
-              <w:rPr>
-                <w:sz w:val="18"/>
-                <w:szCs w:val="18"/>
-              </w:rPr>
-              <w:t xml:space="preserve">. The pipeline maps </w:t>
-            </w:r>
-            <w:proofErr w:type="spellStart"/>
-            <w:r>
-              <w:rPr>
-                <w:sz w:val="18"/>
-                <w:szCs w:val="18"/>
-              </w:rPr>
-              <w:t>user_id</w:t>
-            </w:r>
-            <w:proofErr w:type="spellEnd"/>
-            <w:r>
-              <w:rPr>
-                <w:sz w:val="18"/>
-                <w:szCs w:val="18"/>
-              </w:rPr>
-              <w:t xml:space="preserve"> to </w:t>
-            </w:r>
-            <w:proofErr w:type="spellStart"/>
-            <w:r>
-              <w:rPr>
-                <w:sz w:val="18"/>
-                <w:szCs w:val="18"/>
-              </w:rPr>
-              <w:t>patient_id</w:t>
-            </w:r>
-            <w:proofErr w:type="spellEnd"/>
-            <w:r>
-              <w:rPr>
-                <w:sz w:val="18"/>
-                <w:szCs w:val="18"/>
-              </w:rPr>
-              <w:t xml:space="preserve"> at load time. For Dataset A (clean), these values are identical. For Dataset B Bug 1 patients (PAT000016–PAT000020), </w:t>
-            </w:r>
-            <w:proofErr w:type="spellStart"/>
-            <w:r>
-              <w:rPr>
-                <w:sz w:val="18"/>
-                <w:szCs w:val="18"/>
-              </w:rPr>
-              <w:t>user_id</w:t>
-            </w:r>
-            <w:proofErr w:type="spellEnd"/>
-            <w:r>
-              <w:rPr>
-                <w:sz w:val="18"/>
-                <w:szCs w:val="18"/>
-              </w:rPr>
-              <w:t xml:space="preserve"> contains UUID-format values that intentionally fail patient linkage.</w:t>
+              <w:t>The CSV contains only user_id, not patient_id. The pipeline maps user_id to patient_id at load time. For Dataset A (clean), these values are identical. For Dataset B Bug 1 patients (PAT000016–PAT000020), user_id contains UUID-format values that intentionally fail patient linkage.</w:t>
             </w:r>
           </w:p>
         </w:tc>
       </w:tr>
       <w:tr>
-        <w:tblPrEx>
-          <w:tblCellMar>
-            <w:top w:w="0" w:type="dxa"/>
-            <w:bottom w:w="0" w:type="dxa"/>
-          </w:tblCellMar>
-        </w:tblPrEx>
         <w:tc>
           <w:tcPr>
             <w:tcW w:w="9360" w:type="dxa"/>
@@ -12742,55 +12191,7 @@
                 <w:sz w:val="18"/>
                 <w:szCs w:val="18"/>
               </w:rPr>
-              <w:t xml:space="preserve">CSV columns </w:t>
-            </w:r>
-            <w:proofErr w:type="spellStart"/>
-            <w:r>
-              <w:rPr>
-                <w:sz w:val="18"/>
-                <w:szCs w:val="18"/>
-              </w:rPr>
-              <w:t>record_type</w:t>
-            </w:r>
-            <w:proofErr w:type="spellEnd"/>
-            <w:r>
-              <w:rPr>
-                <w:sz w:val="18"/>
-                <w:szCs w:val="18"/>
-              </w:rPr>
-              <w:t xml:space="preserve"> (always '</w:t>
-            </w:r>
-            <w:proofErr w:type="spellStart"/>
-            <w:r>
-              <w:rPr>
-                <w:sz w:val="18"/>
-                <w:szCs w:val="18"/>
-              </w:rPr>
-              <w:t>egv</w:t>
-            </w:r>
-            <w:proofErr w:type="spellEnd"/>
-            <w:r>
-              <w:rPr>
-                <w:sz w:val="18"/>
-                <w:szCs w:val="18"/>
-              </w:rPr>
-              <w:t xml:space="preserve">') and </w:t>
-            </w:r>
-            <w:proofErr w:type="spellStart"/>
-            <w:r>
-              <w:rPr>
-                <w:sz w:val="18"/>
-                <w:szCs w:val="18"/>
-              </w:rPr>
-              <w:t>rate_unit</w:t>
-            </w:r>
-            <w:proofErr w:type="spellEnd"/>
-            <w:r>
-              <w:rPr>
-                <w:sz w:val="18"/>
-                <w:szCs w:val="18"/>
-              </w:rPr>
-              <w:t xml:space="preserve"> (always 'mg/dL/min') are present in the raw CSV but are not loaded into the database schema.</w:t>
+              <w:t>CSV columns record_type (always 'egv') and rate_unit (always 'mg/dL/min') are present in the raw CSV but are not loaded into the database schema.</w:t>
             </w:r>
           </w:p>
         </w:tc>
@@ -12833,12 +12234,6 @@
         <w:gridCol w:w="989"/>
       </w:tblGrid>
       <w:tr>
-        <w:tblPrEx>
-          <w:tblCellMar>
-            <w:top w:w="0" w:type="dxa"/>
-            <w:bottom w:w="0" w:type="dxa"/>
-          </w:tblCellMar>
-        </w:tblPrEx>
         <w:trPr>
           <w:tblHeader/>
         </w:trPr>
@@ -12960,12 +12355,6 @@
         </w:tc>
       </w:tr>
       <w:tr>
-        <w:tblPrEx>
-          <w:tblCellMar>
-            <w:top w:w="0" w:type="dxa"/>
-            <w:bottom w:w="0" w:type="dxa"/>
-          </w:tblCellMar>
-        </w:tblPrEx>
         <w:tc>
           <w:tcPr>
             <w:tcW w:w="1500" w:type="dxa"/>
@@ -12984,7 +12373,6 @@
             </w:tcMar>
           </w:tcPr>
           <w:p>
-            <w:proofErr w:type="spellStart"/>
             <w:r>
               <w:rPr>
                 <w:sz w:val="18"/>
@@ -12992,7 +12380,6 @@
               </w:rPr>
               <w:t>patient_id</w:t>
             </w:r>
-            <w:proofErr w:type="spellEnd"/>
           </w:p>
         </w:tc>
         <w:tc>
@@ -13078,12 +12465,6 @@
         </w:tc>
       </w:tr>
       <w:tr>
-        <w:tblPrEx>
-          <w:tblCellMar>
-            <w:top w:w="0" w:type="dxa"/>
-            <w:bottom w:w="0" w:type="dxa"/>
-          </w:tblCellMar>
-        </w:tblPrEx>
         <w:tc>
           <w:tcPr>
             <w:tcW w:w="1500" w:type="dxa"/>
@@ -13102,7 +12483,6 @@
             </w:tcMar>
           </w:tcPr>
           <w:p>
-            <w:proofErr w:type="spellStart"/>
             <w:r>
               <w:rPr>
                 <w:sz w:val="18"/>
@@ -13110,7 +12490,6 @@
               </w:rPr>
               <w:t>reference_date</w:t>
             </w:r>
-            <w:proofErr w:type="spellEnd"/>
           </w:p>
         </w:tc>
         <w:tc>
@@ -13196,12 +12575,6 @@
         </w:tc>
       </w:tr>
       <w:tr>
-        <w:tblPrEx>
-          <w:tblCellMar>
-            <w:top w:w="0" w:type="dxa"/>
-            <w:bottom w:w="0" w:type="dxa"/>
-          </w:tblCellMar>
-        </w:tblPrEx>
         <w:tc>
           <w:tcPr>
             <w:tcW w:w="1500" w:type="dxa"/>
@@ -13220,7 +12593,6 @@
             </w:tcMar>
           </w:tcPr>
           <w:p>
-            <w:proofErr w:type="spellStart"/>
             <w:r>
               <w:rPr>
                 <w:sz w:val="18"/>
@@ -13228,7 +12600,6 @@
               </w:rPr>
               <w:t>analysis_window_start</w:t>
             </w:r>
-            <w:proofErr w:type="spellEnd"/>
           </w:p>
         </w:tc>
         <w:tc>
@@ -13281,39 +12652,7 @@
                 <w:sz w:val="18"/>
                 <w:szCs w:val="18"/>
               </w:rPr>
-              <w:t xml:space="preserve">Start of analysis window. Default: </w:t>
-            </w:r>
-            <w:proofErr w:type="spellStart"/>
-            <w:r>
-              <w:rPr>
-                <w:sz w:val="18"/>
-                <w:szCs w:val="18"/>
-              </w:rPr>
-              <w:t>reference_date</w:t>
-            </w:r>
-            <w:proofErr w:type="spellEnd"/>
-            <w:r>
-              <w:rPr>
-                <w:sz w:val="18"/>
-                <w:szCs w:val="18"/>
-              </w:rPr>
-              <w:t xml:space="preserve"> minus </w:t>
-            </w:r>
-            <w:proofErr w:type="spellStart"/>
-            <w:r>
-              <w:rPr>
-                <w:sz w:val="18"/>
-                <w:szCs w:val="18"/>
-              </w:rPr>
-              <w:t>window_days</w:t>
-            </w:r>
-            <w:proofErr w:type="spellEnd"/>
-            <w:r>
-              <w:rPr>
-                <w:sz w:val="18"/>
-                <w:szCs w:val="18"/>
-              </w:rPr>
-              <w:t>.</w:t>
+              <w:t>Start of analysis window. Default: reference_date minus window_days.</w:t>
             </w:r>
           </w:p>
         </w:tc>
@@ -13346,12 +12685,6 @@
         </w:tc>
       </w:tr>
       <w:tr>
-        <w:tblPrEx>
-          <w:tblCellMar>
-            <w:top w:w="0" w:type="dxa"/>
-            <w:bottom w:w="0" w:type="dxa"/>
-          </w:tblCellMar>
-        </w:tblPrEx>
         <w:tc>
           <w:tcPr>
             <w:tcW w:w="1500" w:type="dxa"/>
@@ -13370,7 +12703,6 @@
             </w:tcMar>
           </w:tcPr>
           <w:p>
-            <w:proofErr w:type="spellStart"/>
             <w:r>
               <w:rPr>
                 <w:sz w:val="18"/>
@@ -13378,7 +12710,6 @@
               </w:rPr>
               <w:t>analysis_window_end</w:t>
             </w:r>
-            <w:proofErr w:type="spellEnd"/>
           </w:p>
         </w:tc>
         <w:tc>
@@ -13431,23 +12762,7 @@
                 <w:sz w:val="18"/>
                 <w:szCs w:val="18"/>
               </w:rPr>
-              <w:t xml:space="preserve">End of analysis window = </w:t>
-            </w:r>
-            <w:proofErr w:type="spellStart"/>
-            <w:r>
-              <w:rPr>
-                <w:sz w:val="18"/>
-                <w:szCs w:val="18"/>
-              </w:rPr>
-              <w:t>reference_date</w:t>
-            </w:r>
-            <w:proofErr w:type="spellEnd"/>
-            <w:r>
-              <w:rPr>
-                <w:sz w:val="18"/>
-                <w:szCs w:val="18"/>
-              </w:rPr>
-              <w:t>.</w:t>
+              <w:t>End of analysis window = reference_date.</w:t>
             </w:r>
           </w:p>
         </w:tc>
@@ -13480,12 +12795,6 @@
         </w:tc>
       </w:tr>
       <w:tr>
-        <w:tblPrEx>
-          <w:tblCellMar>
-            <w:top w:w="0" w:type="dxa"/>
-            <w:bottom w:w="0" w:type="dxa"/>
-          </w:tblCellMar>
-        </w:tblPrEx>
         <w:tc>
           <w:tcPr>
             <w:tcW w:w="1500" w:type="dxa"/>
@@ -13504,7 +12813,6 @@
             </w:tcMar>
           </w:tcPr>
           <w:p>
-            <w:proofErr w:type="spellStart"/>
             <w:r>
               <w:rPr>
                 <w:sz w:val="18"/>
@@ -13512,7 +12820,6 @@
               </w:rPr>
               <w:t>window_days</w:t>
             </w:r>
-            <w:proofErr w:type="spellEnd"/>
           </w:p>
         </w:tc>
         <w:tc>
@@ -13598,12 +12905,6 @@
         </w:tc>
       </w:tr>
       <w:tr>
-        <w:tblPrEx>
-          <w:tblCellMar>
-            <w:top w:w="0" w:type="dxa"/>
-            <w:bottom w:w="0" w:type="dxa"/>
-          </w:tblCellMar>
-        </w:tblPrEx>
         <w:tc>
           <w:tcPr>
             <w:tcW w:w="1500" w:type="dxa"/>
@@ -13622,15 +12923,14 @@
             </w:tcMar>
           </w:tcPr>
           <w:p>
-            <w:proofErr w:type="spellStart"/>
-            <w:r>
-              <w:rPr>
-                <w:sz w:val="18"/>
-                <w:szCs w:val="18"/>
-              </w:rPr>
+            <w:r>
+              <w:rPr>
+                <w:sz w:val="18"/>
+                <w:szCs w:val="18"/>
+              </w:rPr>
+              <w:lastRenderedPageBreak/>
               <w:t>expected_readings</w:t>
             </w:r>
-            <w:proofErr w:type="spellEnd"/>
           </w:p>
         </w:tc>
         <w:tc>
@@ -13683,23 +12983,7 @@
                 <w:sz w:val="18"/>
                 <w:szCs w:val="18"/>
               </w:rPr>
-              <w:t xml:space="preserve">Expected readings = </w:t>
-            </w:r>
-            <w:proofErr w:type="spellStart"/>
-            <w:r>
-              <w:rPr>
-                <w:sz w:val="18"/>
-                <w:szCs w:val="18"/>
-              </w:rPr>
-              <w:t>window_days</w:t>
-            </w:r>
-            <w:proofErr w:type="spellEnd"/>
-            <w:r>
-              <w:rPr>
-                <w:sz w:val="18"/>
-                <w:szCs w:val="18"/>
-              </w:rPr>
-              <w:t xml:space="preserve"> × 288. Denominator for temporal density.</w:t>
+              <w:t>Expected readings = window_days × 288. Denominator for temporal density.</w:t>
             </w:r>
           </w:p>
         </w:tc>
@@ -13732,12 +13016,6 @@
         </w:tc>
       </w:tr>
       <w:tr>
-        <w:tblPrEx>
-          <w:tblCellMar>
-            <w:top w:w="0" w:type="dxa"/>
-            <w:bottom w:w="0" w:type="dxa"/>
-          </w:tblCellMar>
-        </w:tblPrEx>
         <w:tc>
           <w:tcPr>
             <w:tcW w:w="1500" w:type="dxa"/>
@@ -13756,7 +13034,6 @@
             </w:tcMar>
           </w:tcPr>
           <w:p>
-            <w:proofErr w:type="spellStart"/>
             <w:r>
               <w:rPr>
                 <w:sz w:val="18"/>
@@ -13764,7 +13041,6 @@
               </w:rPr>
               <w:t>actual_readings</w:t>
             </w:r>
-            <w:proofErr w:type="spellEnd"/>
           </w:p>
         </w:tc>
         <w:tc>
@@ -13850,12 +13126,6 @@
         </w:tc>
       </w:tr>
       <w:tr>
-        <w:tblPrEx>
-          <w:tblCellMar>
-            <w:top w:w="0" w:type="dxa"/>
-            <w:bottom w:w="0" w:type="dxa"/>
-          </w:tblCellMar>
-        </w:tblPrEx>
         <w:tc>
           <w:tcPr>
             <w:tcW w:w="1500" w:type="dxa"/>
@@ -13874,7 +13144,6 @@
             </w:tcMar>
           </w:tcPr>
           <w:p>
-            <w:proofErr w:type="spellStart"/>
             <w:r>
               <w:rPr>
                 <w:sz w:val="18"/>
@@ -13882,7 +13151,6 @@
               </w:rPr>
               <w:t>temporal_density</w:t>
             </w:r>
-            <w:proofErr w:type="spellEnd"/>
           </w:p>
         </w:tc>
         <w:tc>
@@ -13935,39 +13203,7 @@
                 <w:sz w:val="18"/>
                 <w:szCs w:val="18"/>
               </w:rPr>
-              <w:t xml:space="preserve">Computed: </w:t>
-            </w:r>
-            <w:proofErr w:type="spellStart"/>
-            <w:r>
-              <w:rPr>
-                <w:sz w:val="18"/>
-                <w:szCs w:val="18"/>
-              </w:rPr>
-              <w:t>actual_readings</w:t>
-            </w:r>
-            <w:proofErr w:type="spellEnd"/>
-            <w:r>
-              <w:rPr>
-                <w:sz w:val="18"/>
-                <w:szCs w:val="18"/>
-              </w:rPr>
-              <w:t xml:space="preserve"> / </w:t>
-            </w:r>
-            <w:proofErr w:type="spellStart"/>
-            <w:r>
-              <w:rPr>
-                <w:sz w:val="18"/>
-                <w:szCs w:val="18"/>
-              </w:rPr>
-              <w:t>expected_readings</w:t>
-            </w:r>
-            <w:proofErr w:type="spellEnd"/>
-            <w:r>
-              <w:rPr>
-                <w:sz w:val="18"/>
-                <w:szCs w:val="18"/>
-              </w:rPr>
-              <w:t>. Range 0–1.</w:t>
+              <w:t>Computed: actual_readings / expected_readings. Range 0–1.</w:t>
             </w:r>
           </w:p>
         </w:tc>
@@ -14026,12 +13262,6 @@
         <w:gridCol w:w="9360"/>
       </w:tblGrid>
       <w:tr>
-        <w:tblPrEx>
-          <w:tblCellMar>
-            <w:top w:w="0" w:type="dxa"/>
-            <w:bottom w:w="0" w:type="dxa"/>
-          </w:tblCellMar>
-        </w:tblPrEx>
         <w:tc>
           <w:tcPr>
             <w:tcW w:w="9360" w:type="dxa"/>
@@ -14079,7 +13309,6 @@
         <w:spacing w:before="80" w:after="80"/>
       </w:pPr>
       <w:r>
-        <w:lastRenderedPageBreak/>
         <w:t>One row per BP measurement. 14 days, 1–2 readings/day × 15 HTN patients = ~300 records. Stored as bp_readings.csv.</w:t>
       </w:r>
     </w:p>
@@ -14107,12 +13336,6 @@
         <w:gridCol w:w="995"/>
       </w:tblGrid>
       <w:tr>
-        <w:tblPrEx>
-          <w:tblCellMar>
-            <w:top w:w="0" w:type="dxa"/>
-            <w:bottom w:w="0" w:type="dxa"/>
-          </w:tblCellMar>
-        </w:tblPrEx>
         <w:trPr>
           <w:tblHeader/>
         </w:trPr>
@@ -14234,12 +13457,6 @@
         </w:tc>
       </w:tr>
       <w:tr>
-        <w:tblPrEx>
-          <w:tblCellMar>
-            <w:top w:w="0" w:type="dxa"/>
-            <w:bottom w:w="0" w:type="dxa"/>
-          </w:tblCellMar>
-        </w:tblPrEx>
         <w:tc>
           <w:tcPr>
             <w:tcW w:w="1500" w:type="dxa"/>
@@ -14258,7 +13475,6 @@
             </w:tcMar>
           </w:tcPr>
           <w:p>
-            <w:proofErr w:type="spellStart"/>
             <w:r>
               <w:rPr>
                 <w:sz w:val="18"/>
@@ -14266,7 +13482,6 @@
               </w:rPr>
               <w:t>record_id</w:t>
             </w:r>
-            <w:proofErr w:type="spellEnd"/>
           </w:p>
         </w:tc>
         <w:tc>
@@ -14352,12 +13567,6 @@
         </w:tc>
       </w:tr>
       <w:tr>
-        <w:tblPrEx>
-          <w:tblCellMar>
-            <w:top w:w="0" w:type="dxa"/>
-            <w:bottom w:w="0" w:type="dxa"/>
-          </w:tblCellMar>
-        </w:tblPrEx>
         <w:tc>
           <w:tcPr>
             <w:tcW w:w="1500" w:type="dxa"/>
@@ -14376,7 +13585,6 @@
             </w:tcMar>
           </w:tcPr>
           <w:p>
-            <w:proofErr w:type="spellStart"/>
             <w:r>
               <w:rPr>
                 <w:sz w:val="18"/>
@@ -14384,7 +13592,6 @@
               </w:rPr>
               <w:t>patient_id</w:t>
             </w:r>
-            <w:proofErr w:type="spellEnd"/>
           </w:p>
         </w:tc>
         <w:tc>
@@ -14470,12 +13677,6 @@
         </w:tc>
       </w:tr>
       <w:tr>
-        <w:tblPrEx>
-          <w:tblCellMar>
-            <w:top w:w="0" w:type="dxa"/>
-            <w:bottom w:w="0" w:type="dxa"/>
-          </w:tblCellMar>
-        </w:tblPrEx>
         <w:tc>
           <w:tcPr>
             <w:tcW w:w="1500" w:type="dxa"/>
@@ -14494,7 +13695,6 @@
             </w:tcMar>
           </w:tcPr>
           <w:p>
-            <w:proofErr w:type="spellStart"/>
             <w:r>
               <w:rPr>
                 <w:sz w:val="18"/>
@@ -14502,7 +13702,6 @@
               </w:rPr>
               <w:t>device_id</w:t>
             </w:r>
-            <w:proofErr w:type="spellEnd"/>
           </w:p>
         </w:tc>
         <w:tc>
@@ -14588,12 +13787,6 @@
         </w:tc>
       </w:tr>
       <w:tr>
-        <w:tblPrEx>
-          <w:tblCellMar>
-            <w:top w:w="0" w:type="dxa"/>
-            <w:bottom w:w="0" w:type="dxa"/>
-          </w:tblCellMar>
-        </w:tblPrEx>
         <w:tc>
           <w:tcPr>
             <w:tcW w:w="1500" w:type="dxa"/>
@@ -14612,7 +13805,6 @@
             </w:tcMar>
           </w:tcPr>
           <w:p>
-            <w:proofErr w:type="spellStart"/>
             <w:r>
               <w:rPr>
                 <w:sz w:val="18"/>
@@ -14620,7 +13812,6 @@
               </w:rPr>
               <w:t>device_type</w:t>
             </w:r>
-            <w:proofErr w:type="spellEnd"/>
           </w:p>
         </w:tc>
         <w:tc>
@@ -14673,23 +13864,7 @@
                 <w:sz w:val="18"/>
                 <w:szCs w:val="18"/>
               </w:rPr>
-              <w:t>Always '</w:t>
-            </w:r>
-            <w:proofErr w:type="spellStart"/>
-            <w:r>
-              <w:rPr>
-                <w:sz w:val="18"/>
-                <w:szCs w:val="18"/>
-              </w:rPr>
-              <w:t>bp_cuff</w:t>
-            </w:r>
-            <w:proofErr w:type="spellEnd"/>
-            <w:r>
-              <w:rPr>
-                <w:sz w:val="18"/>
-                <w:szCs w:val="18"/>
-              </w:rPr>
-              <w:t>'</w:t>
+              <w:t>Always 'bp_cuff'</w:t>
             </w:r>
           </w:p>
         </w:tc>
@@ -14722,12 +13897,6 @@
         </w:tc>
       </w:tr>
       <w:tr>
-        <w:tblPrEx>
-          <w:tblCellMar>
-            <w:top w:w="0" w:type="dxa"/>
-            <w:bottom w:w="0" w:type="dxa"/>
-          </w:tblCellMar>
-        </w:tblPrEx>
         <w:tc>
           <w:tcPr>
             <w:tcW w:w="1500" w:type="dxa"/>
@@ -14805,23 +13974,7 @@
                 <w:sz w:val="18"/>
                 <w:szCs w:val="18"/>
               </w:rPr>
-              <w:t>e.g., 'Omron', '</w:t>
-            </w:r>
-            <w:proofErr w:type="spellStart"/>
-            <w:r>
-              <w:rPr>
-                <w:sz w:val="18"/>
-                <w:szCs w:val="18"/>
-              </w:rPr>
-              <w:t>Withings</w:t>
-            </w:r>
-            <w:proofErr w:type="spellEnd"/>
-            <w:r>
-              <w:rPr>
-                <w:sz w:val="18"/>
-                <w:szCs w:val="18"/>
-              </w:rPr>
-              <w:t>'</w:t>
+              <w:t>e.g., 'Omron', 'Withings'</w:t>
             </w:r>
           </w:p>
         </w:tc>
@@ -14854,12 +14007,6 @@
         </w:tc>
       </w:tr>
       <w:tr>
-        <w:tblPrEx>
-          <w:tblCellMar>
-            <w:top w:w="0" w:type="dxa"/>
-            <w:bottom w:w="0" w:type="dxa"/>
-          </w:tblCellMar>
-        </w:tblPrEx>
         <w:tc>
           <w:tcPr>
             <w:tcW w:w="1500" w:type="dxa"/>
@@ -14878,7 +14025,6 @@
             </w:tcMar>
           </w:tcPr>
           <w:p>
-            <w:proofErr w:type="spellStart"/>
             <w:r>
               <w:rPr>
                 <w:sz w:val="18"/>
@@ -14886,7 +14032,6 @@
               </w:rPr>
               <w:t>timestamp_utc</w:t>
             </w:r>
-            <w:proofErr w:type="spellEnd"/>
           </w:p>
         </w:tc>
         <w:tc>
@@ -14972,12 +14117,6 @@
         </w:tc>
       </w:tr>
       <w:tr>
-        <w:tblPrEx>
-          <w:tblCellMar>
-            <w:top w:w="0" w:type="dxa"/>
-            <w:bottom w:w="0" w:type="dxa"/>
-          </w:tblCellMar>
-        </w:tblPrEx>
         <w:tc>
           <w:tcPr>
             <w:tcW w:w="1500" w:type="dxa"/>
@@ -14996,7 +14135,6 @@
             </w:tcMar>
           </w:tcPr>
           <w:p>
-            <w:proofErr w:type="spellStart"/>
             <w:r>
               <w:rPr>
                 <w:sz w:val="18"/>
@@ -15004,7 +14142,6 @@
               </w:rPr>
               <w:t>timestamp_local</w:t>
             </w:r>
-            <w:proofErr w:type="spellEnd"/>
           </w:p>
         </w:tc>
         <w:tc>
@@ -15090,12 +14227,6 @@
         </w:tc>
       </w:tr>
       <w:tr>
-        <w:tblPrEx>
-          <w:tblCellMar>
-            <w:top w:w="0" w:type="dxa"/>
-            <w:bottom w:w="0" w:type="dxa"/>
-          </w:tblCellMar>
-        </w:tblPrEx>
         <w:tc>
           <w:tcPr>
             <w:tcW w:w="1500" w:type="dxa"/>
@@ -15114,7 +14245,6 @@
             </w:tcMar>
           </w:tcPr>
           <w:p>
-            <w:proofErr w:type="spellStart"/>
             <w:r>
               <w:rPr>
                 <w:sz w:val="18"/>
@@ -15122,7 +14252,6 @@
               </w:rPr>
               <w:t>measurement_type</w:t>
             </w:r>
-            <w:proofErr w:type="spellEnd"/>
           </w:p>
         </w:tc>
         <w:tc>
@@ -15175,23 +14304,7 @@
                 <w:sz w:val="18"/>
                 <w:szCs w:val="18"/>
               </w:rPr>
-              <w:t>Always '</w:t>
-            </w:r>
-            <w:proofErr w:type="spellStart"/>
-            <w:r>
-              <w:rPr>
-                <w:sz w:val="18"/>
-                <w:szCs w:val="18"/>
-              </w:rPr>
-              <w:t>blood_pressure</w:t>
-            </w:r>
-            <w:proofErr w:type="spellEnd"/>
-            <w:r>
-              <w:rPr>
-                <w:sz w:val="18"/>
-                <w:szCs w:val="18"/>
-              </w:rPr>
-              <w:t>'</w:t>
+              <w:t>Always 'blood_pressure'</w:t>
             </w:r>
           </w:p>
         </w:tc>
@@ -15224,12 +14337,6 @@
         </w:tc>
       </w:tr>
       <w:tr>
-        <w:tblPrEx>
-          <w:tblCellMar>
-            <w:top w:w="0" w:type="dxa"/>
-            <w:bottom w:w="0" w:type="dxa"/>
-          </w:tblCellMar>
-        </w:tblPrEx>
         <w:tc>
           <w:tcPr>
             <w:tcW w:w="1500" w:type="dxa"/>
@@ -15248,7 +14355,6 @@
             </w:tcMar>
           </w:tcPr>
           <w:p>
-            <w:proofErr w:type="spellStart"/>
             <w:r>
               <w:rPr>
                 <w:sz w:val="18"/>
@@ -15256,7 +14362,6 @@
               </w:rPr>
               <w:t>systolic_bp</w:t>
             </w:r>
-            <w:proofErr w:type="spellEnd"/>
           </w:p>
         </w:tc>
         <w:tc>
@@ -15342,12 +14447,6 @@
         </w:tc>
       </w:tr>
       <w:tr>
-        <w:tblPrEx>
-          <w:tblCellMar>
-            <w:top w:w="0" w:type="dxa"/>
-            <w:bottom w:w="0" w:type="dxa"/>
-          </w:tblCellMar>
-        </w:tblPrEx>
         <w:tc>
           <w:tcPr>
             <w:tcW w:w="1500" w:type="dxa"/>
@@ -15366,7 +14465,6 @@
             </w:tcMar>
           </w:tcPr>
           <w:p>
-            <w:proofErr w:type="spellStart"/>
             <w:r>
               <w:rPr>
                 <w:sz w:val="18"/>
@@ -15374,7 +14472,6 @@
               </w:rPr>
               <w:t>diastolic_bp</w:t>
             </w:r>
-            <w:proofErr w:type="spellEnd"/>
           </w:p>
         </w:tc>
         <w:tc>
@@ -15460,12 +14557,6 @@
         </w:tc>
       </w:tr>
       <w:tr>
-        <w:tblPrEx>
-          <w:tblCellMar>
-            <w:top w:w="0" w:type="dxa"/>
-            <w:bottom w:w="0" w:type="dxa"/>
-          </w:tblCellMar>
-        </w:tblPrEx>
         <w:tc>
           <w:tcPr>
             <w:tcW w:w="1500" w:type="dxa"/>
@@ -15576,12 +14667,6 @@
         </w:tc>
       </w:tr>
       <w:tr>
-        <w:tblPrEx>
-          <w:tblCellMar>
-            <w:top w:w="0" w:type="dxa"/>
-            <w:bottom w:w="0" w:type="dxa"/>
-          </w:tblCellMar>
-        </w:tblPrEx>
         <w:tc>
           <w:tcPr>
             <w:tcW w:w="1500" w:type="dxa"/>
@@ -15692,12 +14777,6 @@
         </w:tc>
       </w:tr>
       <w:tr>
-        <w:tblPrEx>
-          <w:tblCellMar>
-            <w:top w:w="0" w:type="dxa"/>
-            <w:bottom w:w="0" w:type="dxa"/>
-          </w:tblCellMar>
-        </w:tblPrEx>
         <w:tc>
           <w:tcPr>
             <w:tcW w:w="9360" w:type="dxa"/>
@@ -15722,34 +14801,12 @@
                 <w:sz w:val="18"/>
                 <w:szCs w:val="18"/>
               </w:rPr>
-              <w:t xml:space="preserve">CSV load note: CSV columns manufacturer, </w:t>
-            </w:r>
-            <w:proofErr w:type="spellStart"/>
-            <w:r>
-              <w:rPr>
-                <w:sz w:val="18"/>
-                <w:szCs w:val="18"/>
-              </w:rPr>
-              <w:t>measurement_type</w:t>
-            </w:r>
-            <w:proofErr w:type="spellEnd"/>
-            <w:r>
-              <w:rPr>
-                <w:sz w:val="18"/>
-                <w:szCs w:val="18"/>
-              </w:rPr>
-              <w:t>, and pulse are present in the raw CSV but are not loaded into the database schema.</w:t>
+              <w:t>CSV load note: CSV columns manufacturer, measurement_type, and pulse are present in the raw CSV but are not loaded into the database schema.</w:t>
             </w:r>
           </w:p>
         </w:tc>
       </w:tr>
       <w:tr>
-        <w:tblPrEx>
-          <w:tblCellMar>
-            <w:top w:w="0" w:type="dxa"/>
-            <w:bottom w:w="0" w:type="dxa"/>
-          </w:tblCellMar>
-        </w:tblPrEx>
         <w:tc>
           <w:tcPr>
             <w:tcW w:w="9360" w:type="dxa"/>
@@ -15774,71 +14831,7 @@
                 <w:sz w:val="18"/>
                 <w:szCs w:val="18"/>
               </w:rPr>
-              <w:t xml:space="preserve">Column mapping: </w:t>
-            </w:r>
-            <w:proofErr w:type="spellStart"/>
-            <w:r>
-              <w:rPr>
-                <w:sz w:val="18"/>
-                <w:szCs w:val="18"/>
-              </w:rPr>
-              <w:t>systolic_bp</w:t>
-            </w:r>
-            <w:proofErr w:type="spellEnd"/>
-            <w:r>
-              <w:rPr>
-                <w:sz w:val="18"/>
-                <w:szCs w:val="18"/>
-              </w:rPr>
-              <w:t xml:space="preserve"> → database field </w:t>
-            </w:r>
-            <w:proofErr w:type="spellStart"/>
-            <w:r>
-              <w:rPr>
-                <w:sz w:val="18"/>
-                <w:szCs w:val="18"/>
-              </w:rPr>
-              <w:t>value_primary</w:t>
-            </w:r>
-            <w:proofErr w:type="spellEnd"/>
-            <w:r>
-              <w:rPr>
-                <w:sz w:val="18"/>
-                <w:szCs w:val="18"/>
-              </w:rPr>
-              <w:t xml:space="preserve">. </w:t>
-            </w:r>
-            <w:proofErr w:type="spellStart"/>
-            <w:r>
-              <w:rPr>
-                <w:sz w:val="18"/>
-                <w:szCs w:val="18"/>
-              </w:rPr>
-              <w:t>diastolic_bp</w:t>
-            </w:r>
-            <w:proofErr w:type="spellEnd"/>
-            <w:r>
-              <w:rPr>
-                <w:sz w:val="18"/>
-                <w:szCs w:val="18"/>
-              </w:rPr>
-              <w:t xml:space="preserve"> → database field </w:t>
-            </w:r>
-            <w:proofErr w:type="spellStart"/>
-            <w:r>
-              <w:rPr>
-                <w:sz w:val="18"/>
-                <w:szCs w:val="18"/>
-              </w:rPr>
-              <w:t>value_secondary</w:t>
-            </w:r>
-            <w:proofErr w:type="spellEnd"/>
-            <w:r>
-              <w:rPr>
-                <w:sz w:val="18"/>
-                <w:szCs w:val="18"/>
-              </w:rPr>
-              <w:t>.</w:t>
+              <w:t>Column mapping: systolic_bp → database field value_primary. diastolic_bp → database field value_secondary.</w:t>
             </w:r>
           </w:p>
         </w:tc>
@@ -15889,12 +14882,6 @@
         <w:gridCol w:w="995"/>
       </w:tblGrid>
       <w:tr>
-        <w:tblPrEx>
-          <w:tblCellMar>
-            <w:top w:w="0" w:type="dxa"/>
-            <w:bottom w:w="0" w:type="dxa"/>
-          </w:tblCellMar>
-        </w:tblPrEx>
         <w:trPr>
           <w:tblHeader/>
         </w:trPr>
@@ -16016,12 +15003,6 @@
         </w:tc>
       </w:tr>
       <w:tr>
-        <w:tblPrEx>
-          <w:tblCellMar>
-            <w:top w:w="0" w:type="dxa"/>
-            <w:bottom w:w="0" w:type="dxa"/>
-          </w:tblCellMar>
-        </w:tblPrEx>
         <w:tc>
           <w:tcPr>
             <w:tcW w:w="1500" w:type="dxa"/>
@@ -16040,7 +15021,6 @@
             </w:tcMar>
           </w:tcPr>
           <w:p>
-            <w:proofErr w:type="spellStart"/>
             <w:r>
               <w:rPr>
                 <w:sz w:val="18"/>
@@ -16048,7 +15028,6 @@
               </w:rPr>
               <w:t>record_id</w:t>
             </w:r>
-            <w:proofErr w:type="spellEnd"/>
           </w:p>
         </w:tc>
         <w:tc>
@@ -16134,12 +15113,6 @@
         </w:tc>
       </w:tr>
       <w:tr>
-        <w:tblPrEx>
-          <w:tblCellMar>
-            <w:top w:w="0" w:type="dxa"/>
-            <w:bottom w:w="0" w:type="dxa"/>
-          </w:tblCellMar>
-        </w:tblPrEx>
         <w:tc>
           <w:tcPr>
             <w:tcW w:w="1500" w:type="dxa"/>
@@ -16158,7 +15131,6 @@
             </w:tcMar>
           </w:tcPr>
           <w:p>
-            <w:proofErr w:type="spellStart"/>
             <w:r>
               <w:rPr>
                 <w:sz w:val="18"/>
@@ -16166,7 +15138,6 @@
               </w:rPr>
               <w:t>patient_id</w:t>
             </w:r>
-            <w:proofErr w:type="spellEnd"/>
           </w:p>
         </w:tc>
         <w:tc>
@@ -16252,12 +15223,6 @@
         </w:tc>
       </w:tr>
       <w:tr>
-        <w:tblPrEx>
-          <w:tblCellMar>
-            <w:top w:w="0" w:type="dxa"/>
-            <w:bottom w:w="0" w:type="dxa"/>
-          </w:tblCellMar>
-        </w:tblPrEx>
         <w:tc>
           <w:tcPr>
             <w:tcW w:w="1500" w:type="dxa"/>
@@ -16276,15 +15241,14 @@
             </w:tcMar>
           </w:tcPr>
           <w:p>
-            <w:proofErr w:type="spellStart"/>
-            <w:r>
-              <w:rPr>
-                <w:sz w:val="18"/>
-                <w:szCs w:val="18"/>
-              </w:rPr>
+            <w:r>
+              <w:rPr>
+                <w:sz w:val="18"/>
+                <w:szCs w:val="18"/>
+              </w:rPr>
+              <w:lastRenderedPageBreak/>
               <w:t>device_id</w:t>
             </w:r>
-            <w:proofErr w:type="spellEnd"/>
           </w:p>
         </w:tc>
         <w:tc>
@@ -16370,12 +15334,6 @@
         </w:tc>
       </w:tr>
       <w:tr>
-        <w:tblPrEx>
-          <w:tblCellMar>
-            <w:top w:w="0" w:type="dxa"/>
-            <w:bottom w:w="0" w:type="dxa"/>
-          </w:tblCellMar>
-        </w:tblPrEx>
         <w:tc>
           <w:tcPr>
             <w:tcW w:w="1500" w:type="dxa"/>
@@ -16394,7 +15352,6 @@
             </w:tcMar>
           </w:tcPr>
           <w:p>
-            <w:proofErr w:type="spellStart"/>
             <w:r>
               <w:rPr>
                 <w:sz w:val="18"/>
@@ -16402,7 +15359,6 @@
               </w:rPr>
               <w:t>device_type</w:t>
             </w:r>
-            <w:proofErr w:type="spellEnd"/>
           </w:p>
         </w:tc>
         <w:tc>
@@ -16455,23 +15411,7 @@
                 <w:sz w:val="18"/>
                 <w:szCs w:val="18"/>
               </w:rPr>
-              <w:t>Always '</w:t>
-            </w:r>
-            <w:proofErr w:type="spellStart"/>
-            <w:r>
-              <w:rPr>
-                <w:sz w:val="18"/>
-                <w:szCs w:val="18"/>
-              </w:rPr>
-              <w:t>connected_scale</w:t>
-            </w:r>
-            <w:proofErr w:type="spellEnd"/>
-            <w:r>
-              <w:rPr>
-                <w:sz w:val="18"/>
-                <w:szCs w:val="18"/>
-              </w:rPr>
-              <w:t>'</w:t>
+              <w:t>Always 'connected_scale'</w:t>
             </w:r>
           </w:p>
         </w:tc>
@@ -16504,12 +15444,6 @@
         </w:tc>
       </w:tr>
       <w:tr>
-        <w:tblPrEx>
-          <w:tblCellMar>
-            <w:top w:w="0" w:type="dxa"/>
-            <w:bottom w:w="0" w:type="dxa"/>
-          </w:tblCellMar>
-        </w:tblPrEx>
         <w:tc>
           <w:tcPr>
             <w:tcW w:w="1500" w:type="dxa"/>
@@ -16587,39 +15521,7 @@
                 <w:sz w:val="18"/>
                 <w:szCs w:val="18"/>
               </w:rPr>
-              <w:t>e.g., '</w:t>
-            </w:r>
-            <w:proofErr w:type="spellStart"/>
-            <w:r>
-              <w:rPr>
-                <w:sz w:val="18"/>
-                <w:szCs w:val="18"/>
-              </w:rPr>
-              <w:t>Withings</w:t>
-            </w:r>
-            <w:proofErr w:type="spellEnd"/>
-            <w:r>
-              <w:rPr>
-                <w:sz w:val="18"/>
-                <w:szCs w:val="18"/>
-              </w:rPr>
-              <w:t>', '</w:t>
-            </w:r>
-            <w:proofErr w:type="spellStart"/>
-            <w:r>
-              <w:rPr>
-                <w:sz w:val="18"/>
-                <w:szCs w:val="18"/>
-              </w:rPr>
-              <w:t>iHealth</w:t>
-            </w:r>
-            <w:proofErr w:type="spellEnd"/>
-            <w:r>
-              <w:rPr>
-                <w:sz w:val="18"/>
-                <w:szCs w:val="18"/>
-              </w:rPr>
-              <w:t>'</w:t>
+              <w:t>e.g., 'Withings', 'iHealth'</w:t>
             </w:r>
           </w:p>
         </w:tc>
@@ -16652,12 +15554,6 @@
         </w:tc>
       </w:tr>
       <w:tr>
-        <w:tblPrEx>
-          <w:tblCellMar>
-            <w:top w:w="0" w:type="dxa"/>
-            <w:bottom w:w="0" w:type="dxa"/>
-          </w:tblCellMar>
-        </w:tblPrEx>
         <w:tc>
           <w:tcPr>
             <w:tcW w:w="1500" w:type="dxa"/>
@@ -16676,7 +15572,6 @@
             </w:tcMar>
           </w:tcPr>
           <w:p>
-            <w:proofErr w:type="spellStart"/>
             <w:r>
               <w:rPr>
                 <w:sz w:val="18"/>
@@ -16684,7 +15579,6 @@
               </w:rPr>
               <w:t>timestamp_utc</w:t>
             </w:r>
-            <w:proofErr w:type="spellEnd"/>
           </w:p>
         </w:tc>
         <w:tc>
@@ -16770,12 +15664,6 @@
         </w:tc>
       </w:tr>
       <w:tr>
-        <w:tblPrEx>
-          <w:tblCellMar>
-            <w:top w:w="0" w:type="dxa"/>
-            <w:bottom w:w="0" w:type="dxa"/>
-          </w:tblCellMar>
-        </w:tblPrEx>
         <w:tc>
           <w:tcPr>
             <w:tcW w:w="1500" w:type="dxa"/>
@@ -16794,7 +15682,6 @@
             </w:tcMar>
           </w:tcPr>
           <w:p>
-            <w:proofErr w:type="spellStart"/>
             <w:r>
               <w:rPr>
                 <w:sz w:val="18"/>
@@ -16802,7 +15689,6 @@
               </w:rPr>
               <w:t>timestamp_local</w:t>
             </w:r>
-            <w:proofErr w:type="spellEnd"/>
           </w:p>
         </w:tc>
         <w:tc>
@@ -16888,12 +15774,6 @@
         </w:tc>
       </w:tr>
       <w:tr>
-        <w:tblPrEx>
-          <w:tblCellMar>
-            <w:top w:w="0" w:type="dxa"/>
-            <w:bottom w:w="0" w:type="dxa"/>
-          </w:tblCellMar>
-        </w:tblPrEx>
         <w:tc>
           <w:tcPr>
             <w:tcW w:w="1500" w:type="dxa"/>
@@ -16912,7 +15792,6 @@
             </w:tcMar>
           </w:tcPr>
           <w:p>
-            <w:proofErr w:type="spellStart"/>
             <w:r>
               <w:rPr>
                 <w:sz w:val="18"/>
@@ -16920,7 +15799,6 @@
               </w:rPr>
               <w:t>measurement_type</w:t>
             </w:r>
-            <w:proofErr w:type="spellEnd"/>
           </w:p>
         </w:tc>
         <w:tc>
@@ -17006,12 +15884,6 @@
         </w:tc>
       </w:tr>
       <w:tr>
-        <w:tblPrEx>
-          <w:tblCellMar>
-            <w:top w:w="0" w:type="dxa"/>
-            <w:bottom w:w="0" w:type="dxa"/>
-          </w:tblCellMar>
-        </w:tblPrEx>
         <w:tc>
           <w:tcPr>
             <w:tcW w:w="1500" w:type="dxa"/>
@@ -17122,12 +15994,6 @@
         </w:tc>
       </w:tr>
       <w:tr>
-        <w:tblPrEx>
-          <w:tblCellMar>
-            <w:top w:w="0" w:type="dxa"/>
-            <w:bottom w:w="0" w:type="dxa"/>
-          </w:tblCellMar>
-        </w:tblPrEx>
         <w:tc>
           <w:tcPr>
             <w:tcW w:w="1500" w:type="dxa"/>
@@ -17238,12 +16104,6 @@
         </w:tc>
       </w:tr>
       <w:tr>
-        <w:tblPrEx>
-          <w:tblCellMar>
-            <w:top w:w="0" w:type="dxa"/>
-            <w:bottom w:w="0" w:type="dxa"/>
-          </w:tblCellMar>
-        </w:tblPrEx>
         <w:tc>
           <w:tcPr>
             <w:tcW w:w="9360" w:type="dxa"/>
@@ -17268,34 +16128,12 @@
                 <w:sz w:val="18"/>
                 <w:szCs w:val="18"/>
               </w:rPr>
-              <w:t xml:space="preserve">CSV load note: CSV columns manufacturer and </w:t>
-            </w:r>
-            <w:proofErr w:type="spellStart"/>
-            <w:r>
-              <w:rPr>
-                <w:sz w:val="18"/>
-                <w:szCs w:val="18"/>
-              </w:rPr>
-              <w:t>measurement_type</w:t>
-            </w:r>
-            <w:proofErr w:type="spellEnd"/>
-            <w:r>
-              <w:rPr>
-                <w:sz w:val="18"/>
-                <w:szCs w:val="18"/>
-              </w:rPr>
-              <w:t xml:space="preserve"> are present in the raw CSV but are not loaded into the database schema.</w:t>
+              <w:t>CSV load note: CSV columns manufacturer and measurement_type are present in the raw CSV but are not loaded into the database schema.</w:t>
             </w:r>
           </w:p>
         </w:tc>
       </w:tr>
       <w:tr>
-        <w:tblPrEx>
-          <w:tblCellMar>
-            <w:top w:w="0" w:type="dxa"/>
-            <w:bottom w:w="0" w:type="dxa"/>
-          </w:tblCellMar>
-        </w:tblPrEx>
         <w:tc>
           <w:tcPr>
             <w:tcW w:w="9360" w:type="dxa"/>
@@ -17320,40 +16158,7 @@
                 <w:sz w:val="18"/>
                 <w:szCs w:val="18"/>
               </w:rPr>
-              <w:lastRenderedPageBreak/>
-              <w:t xml:space="preserve">Column mapping: CSV value field → database field </w:t>
-            </w:r>
-            <w:proofErr w:type="spellStart"/>
-            <w:r>
-              <w:rPr>
-                <w:sz w:val="18"/>
-                <w:szCs w:val="18"/>
-              </w:rPr>
-              <w:t>value_primary</w:t>
-            </w:r>
-            <w:proofErr w:type="spellEnd"/>
-            <w:r>
-              <w:rPr>
-                <w:sz w:val="18"/>
-                <w:szCs w:val="18"/>
-              </w:rPr>
-              <w:t xml:space="preserve">. </w:t>
-            </w:r>
-            <w:proofErr w:type="spellStart"/>
-            <w:r>
-              <w:rPr>
-                <w:sz w:val="18"/>
-                <w:szCs w:val="18"/>
-              </w:rPr>
-              <w:t>value_secondary</w:t>
-            </w:r>
-            <w:proofErr w:type="spellEnd"/>
-            <w:r>
-              <w:rPr>
-                <w:sz w:val="18"/>
-                <w:szCs w:val="18"/>
-              </w:rPr>
-              <w:t xml:space="preserve"> is always NULL for weight records.</w:t>
+              <w:t>Column mapping: CSV value field → database field value_primary. value_secondary is always NULL for weight records.</w:t>
             </w:r>
           </w:p>
         </w:tc>
@@ -17396,12 +16201,6 @@
         <w:gridCol w:w="6128"/>
       </w:tblGrid>
       <w:tr>
-        <w:tblPrEx>
-          <w:tblCellMar>
-            <w:top w:w="0" w:type="dxa"/>
-            <w:bottom w:w="0" w:type="dxa"/>
-          </w:tblCellMar>
-        </w:tblPrEx>
         <w:trPr>
           <w:tblHeader/>
         </w:trPr>
@@ -17494,12 +16293,6 @@
         </w:tc>
       </w:tr>
       <w:tr>
-        <w:tblPrEx>
-          <w:tblCellMar>
-            <w:top w:w="0" w:type="dxa"/>
-            <w:bottom w:w="0" w:type="dxa"/>
-          </w:tblCellMar>
-        </w:tblPrEx>
         <w:tc>
           <w:tcPr>
             <w:tcW w:w="1200" w:type="dxa"/>
@@ -17545,21 +16338,12 @@
             </w:tcMar>
           </w:tcPr>
           <w:p>
-            <w:proofErr w:type="spellStart"/>
-            <w:r>
-              <w:rPr>
-                <w:sz w:val="18"/>
-                <w:szCs w:val="18"/>
-              </w:rPr>
-              <w:t>dataset_a_clean</w:t>
-            </w:r>
-            <w:proofErr w:type="spellEnd"/>
-            <w:r>
-              <w:rPr>
-                <w:sz w:val="18"/>
-                <w:szCs w:val="18"/>
-              </w:rPr>
-              <w:t>/</w:t>
+            <w:r>
+              <w:rPr>
+                <w:sz w:val="18"/>
+                <w:szCs w:val="18"/>
+              </w:rPr>
+              <w:t>dataset_a_clean/</w:t>
             </w:r>
           </w:p>
         </w:tc>
@@ -17592,12 +16376,6 @@
         </w:tc>
       </w:tr>
       <w:tr>
-        <w:tblPrEx>
-          <w:tblCellMar>
-            <w:top w:w="0" w:type="dxa"/>
-            <w:bottom w:w="0" w:type="dxa"/>
-          </w:tblCellMar>
-        </w:tblPrEx>
         <w:tc>
           <w:tcPr>
             <w:tcW w:w="1200" w:type="dxa"/>
@@ -17643,21 +16421,12 @@
             </w:tcMar>
           </w:tcPr>
           <w:p>
-            <w:proofErr w:type="spellStart"/>
-            <w:r>
-              <w:rPr>
-                <w:sz w:val="18"/>
-                <w:szCs w:val="18"/>
-              </w:rPr>
-              <w:t>dataset_b_buggy</w:t>
-            </w:r>
-            <w:proofErr w:type="spellEnd"/>
-            <w:r>
-              <w:rPr>
-                <w:sz w:val="18"/>
-                <w:szCs w:val="18"/>
-              </w:rPr>
-              <w:t>/</w:t>
+            <w:r>
+              <w:rPr>
+                <w:sz w:val="18"/>
+                <w:szCs w:val="18"/>
+              </w:rPr>
+              <w:t>dataset_b_buggy/</w:t>
             </w:r>
           </w:p>
         </w:tc>
@@ -17690,12 +16459,6 @@
         </w:tc>
       </w:tr>
       <w:tr>
-        <w:tblPrEx>
-          <w:tblCellMar>
-            <w:top w:w="0" w:type="dxa"/>
-            <w:bottom w:w="0" w:type="dxa"/>
-          </w:tblCellMar>
-        </w:tblPrEx>
         <w:tc>
           <w:tcPr>
             <w:tcW w:w="1200" w:type="dxa"/>
@@ -17741,21 +16504,12 @@
             </w:tcMar>
           </w:tcPr>
           <w:p>
-            <w:proofErr w:type="spellStart"/>
-            <w:r>
-              <w:rPr>
-                <w:sz w:val="18"/>
-                <w:szCs w:val="18"/>
-              </w:rPr>
-              <w:t>dataset_c_remediated</w:t>
-            </w:r>
-            <w:proofErr w:type="spellEnd"/>
-            <w:r>
-              <w:rPr>
-                <w:sz w:val="18"/>
-                <w:szCs w:val="18"/>
-              </w:rPr>
-              <w:t>/</w:t>
+            <w:r>
+              <w:rPr>
+                <w:sz w:val="18"/>
+                <w:szCs w:val="18"/>
+              </w:rPr>
+              <w:t>dataset_c_remediated/</w:t>
             </w:r>
           </w:p>
         </w:tc>
@@ -17807,15 +16561,7 @@
         <w:spacing w:before="80" w:after="80"/>
       </w:pPr>
       <w:r>
-        <w:t xml:space="preserve">6 bugs are seeded in Dataset B. Each </w:t>
-      </w:r>
-      <w:proofErr w:type="gramStart"/>
-      <w:r>
-        <w:t>maps</w:t>
-      </w:r>
-      <w:proofErr w:type="gramEnd"/>
-      <w:r>
-        <w:t xml:space="preserve"> to a specific check in the Technical Specification check registry and blocks a named use case. Bugs are designed to be independently resolvable.</w:t>
+        <w:t>6 bugs are seeded in Dataset B. Each maps to a specific check in the Technical Specification check registry and blocks a named use case. Bugs are designed to be independently resolvable.</w:t>
       </w:r>
     </w:p>
     <w:p>
@@ -17836,15 +16582,7 @@
         <w:spacing w:before="80" w:after="80"/>
       </w:pPr>
       <w:r>
-        <w:t xml:space="preserve">Check: layer4_patient_ids / </w:t>
-      </w:r>
-      <w:proofErr w:type="spellStart"/>
-      <w:r>
-        <w:t>device_patient_linkage</w:t>
-      </w:r>
-      <w:proofErr w:type="spellEnd"/>
-      <w:r>
-        <w:t xml:space="preserve"> | Priority: High</w:t>
+        <w:t>Check: layer4_patient_ids / device_patient_linkage | Priority: High</w:t>
       </w:r>
     </w:p>
     <w:p>
@@ -17852,31 +16590,7 @@
         <w:spacing w:before="80" w:after="80"/>
       </w:pPr>
       <w:r>
-        <w:t xml:space="preserve">Implementation: 5 diabetes patients (PAT000016–PAT000020) have CGM records where </w:t>
-      </w:r>
-      <w:proofErr w:type="spellStart"/>
-      <w:r>
-        <w:t>user_id</w:t>
-      </w:r>
-      <w:proofErr w:type="spellEnd"/>
-      <w:r>
-        <w:t xml:space="preserve"> uses UUID format (e.g., 'a3f2c1d0-...') with no crosswalk to </w:t>
-      </w:r>
-      <w:proofErr w:type="spellStart"/>
-      <w:r>
-        <w:t>patient_id</w:t>
-      </w:r>
-      <w:proofErr w:type="spellEnd"/>
-      <w:r>
-        <w:t xml:space="preserve">. In patients.csv, these patients are identified as PAT000016–PAT000020. In cgm_readings.csv, their </w:t>
-      </w:r>
-      <w:proofErr w:type="spellStart"/>
-      <w:r>
-        <w:t>user_id</w:t>
-      </w:r>
-      <w:proofErr w:type="spellEnd"/>
-      <w:r>
-        <w:t xml:space="preserve"> is a UUID v4 string.</w:t>
+        <w:t>Implementation: 5 diabetes patients (PAT000016–PAT000020) have CGM records where user_id uses UUID format (e.g., 'a3f2c1d0-...') with no crosswalk to patient_id. In patients.csv, these patients are identified as PAT000016–PAT000020. In cgm_readings.csv, their user_id is a UUID v4 string.</w:t>
       </w:r>
     </w:p>
     <w:p>
@@ -17921,15 +16635,7 @@
         <w:spacing w:before="80" w:after="80"/>
       </w:pPr>
       <w:r>
-        <w:t xml:space="preserve">Check: </w:t>
-      </w:r>
-      <w:proofErr w:type="spellStart"/>
-      <w:r>
-        <w:t>device_temporal_density</w:t>
-      </w:r>
-      <w:proofErr w:type="spellEnd"/>
-      <w:r>
-        <w:t xml:space="preserve"> | Priority: High</w:t>
+        <w:t>Check: device_temporal_density | Priority: High</w:t>
       </w:r>
     </w:p>
     <w:p>
@@ -17937,7 +16643,8 @@
         <w:spacing w:before="80" w:after="80"/>
       </w:pPr>
       <w:r>
-        <w:t>Implementation: 8 diabetes patients (PAT000021–PAT000028) have CGM records with large gaps — approximately 58% coverage (below the 70% TIDE threshold).</w:t>
+        <w:lastRenderedPageBreak/>
+        <w:t>Implementation: 8 diabetes patients (PAT000001–PAT000008) have CGM records with large gaps — approximately 58% coverage (below the 70% TIDE threshold).</w:t>
       </w:r>
     </w:p>
     <w:p>
@@ -17945,15 +16652,7 @@
         <w:spacing w:before="80" w:after="80"/>
       </w:pPr>
       <w:r>
-        <w:t xml:space="preserve">Effect: Temporal density check fails. TIR cannot be validly computed. CGM variable readiness = FAIL on </w:t>
-      </w:r>
-      <w:proofErr w:type="spellStart"/>
-      <w:r>
-        <w:t>device_temporal_density</w:t>
-      </w:r>
-      <w:proofErr w:type="spellEnd"/>
-      <w:r>
-        <w:t>.</w:t>
+        <w:t>Effect: Temporal density check fails. TIR cannot be validly computed. CGM variable readiness = FAIL on device_temporal_density.</w:t>
       </w:r>
     </w:p>
     <w:p>
@@ -17998,7 +16697,7 @@
         <w:spacing w:before="80" w:after="80"/>
       </w:pPr>
       <w:r>
-        <w:t>Implementation: Smoking status (LOINC 72166-2) is missing for 6 of 10 hypertension patients (PAT000041–PAT000046). Field completeness = 4/10 (40%, below 75% threshold).</w:t>
+        <w:t>Implementation: Smoking status (LOINC 72166-2) is missing for 6 of 10 hypertension patients (PAT000031–PAT000036). Field completeness = 4/10 (40%, below 75% threshold).</w:t>
       </w:r>
     </w:p>
     <w:p>
@@ -18014,7 +16713,6 @@
         <w:spacing w:before="80" w:after="80"/>
       </w:pPr>
       <w:r>
-        <w:lastRenderedPageBreak/>
         <w:t>Remediation: Add smoking status observations for the 6 patients in Dataset C.</w:t>
       </w:r>
     </w:p>
@@ -18044,15 +16742,7 @@
         <w:spacing w:before="80" w:after="80"/>
       </w:pPr>
       <w:r>
-        <w:t xml:space="preserve">Implementation: 3 medication records have invalid </w:t>
-      </w:r>
-      <w:proofErr w:type="spellStart"/>
-      <w:r>
-        <w:t>RxNorm</w:t>
-      </w:r>
-      <w:proofErr w:type="spellEnd"/>
-      <w:r>
-        <w:t xml:space="preserve"> codes ('999999', 'INVALID01', '00000') and 3 condition records have malformed ICD-10 codes ('E1X.21', 'Z99.99X', '410.9' [ICD-9]).</w:t>
+        <w:t>Implementation: 3 medication records have invalid RxNorm codes ('999999', 'INVALID01', '00000') and 3 condition records have malformed ICD-10 codes ('E1X.21', 'Z99.99X', '410.9' [ICD-9]).</w:t>
       </w:r>
     </w:p>
     <w:p>
@@ -18089,20 +16779,7 @@
         <w:spacing w:before="80" w:after="80"/>
       </w:pPr>
       <w:r>
-        <w:t xml:space="preserve">Implementation: 7 encounter records have date format errors — 4 use MM/DD/YYYY format, 3 use YYYYDD (day/month transposed). 4 are </w:t>
-      </w:r>
-      <w:proofErr w:type="gramStart"/>
-      <w:r>
-        <w:t>auto-</w:t>
-      </w:r>
-      <w:proofErr w:type="spellStart"/>
-      <w:r>
-        <w:t>normalizable</w:t>
-      </w:r>
-      <w:proofErr w:type="spellEnd"/>
-      <w:proofErr w:type="gramEnd"/>
-      <w:r>
-        <w:t>; 3 require manual review.</w:t>
+        <w:t>Implementation: 7 encounter records have date format errors — 4 use MM/DD/YYYY format, 3 use YYYYDD (day/month transposed). 4 are auto-normalizable; 3 require manual review.</w:t>
       </w:r>
     </w:p>
     <w:p>
@@ -18131,15 +16808,7 @@
         <w:spacing w:before="80" w:after="80"/>
       </w:pPr>
       <w:r>
-        <w:t xml:space="preserve">Check: </w:t>
-      </w:r>
-      <w:proofErr w:type="spellStart"/>
-      <w:r>
-        <w:t>device_derived_metric_consistency</w:t>
-      </w:r>
-      <w:proofErr w:type="spellEnd"/>
-      <w:r>
-        <w:t xml:space="preserve"> | Priority: High</w:t>
+        <w:t>Check: device_derived_metric_consistency | Priority: High</w:t>
       </w:r>
     </w:p>
     <w:p>
@@ -18147,23 +16816,7 @@
         <w:spacing w:before="80" w:after="80"/>
       </w:pPr>
       <w:r>
-        <w:t>Implementation: For 3 CGM patients (PAT000029–PAT000031), the pre-stored TIR value (source='</w:t>
-      </w:r>
-      <w:proofErr w:type="spellStart"/>
-      <w:r>
-        <w:t>derived_from_cgm</w:t>
-      </w:r>
-      <w:proofErr w:type="spellEnd"/>
-      <w:r>
-        <w:t xml:space="preserve">') is 65%. TIR recomputed from raw </w:t>
-      </w:r>
-      <w:proofErr w:type="spellStart"/>
-      <w:r>
-        <w:t>cgm_readings</w:t>
-      </w:r>
-      <w:proofErr w:type="spellEnd"/>
-      <w:r>
-        <w:t xml:space="preserve"> is 72% — simulating a cross-manufacturer algorithm version difference.</w:t>
+        <w:t>Implementation: For 3 CGM patients (PAT000046–PAT000048), the pre-stored TIR value (source='derived_from_cgm') is 65%. TIR recomputed from raw cgm_readings is 72% — simulating a cross-manufacturer algorithm version difference.</w:t>
       </w:r>
     </w:p>
     <w:p>
@@ -18195,12 +16848,6 @@
         <w:gridCol w:w="9360"/>
       </w:tblGrid>
       <w:tr>
-        <w:tblPrEx>
-          <w:tblCellMar>
-            <w:top w:w="0" w:type="dxa"/>
-            <w:bottom w:w="0" w:type="dxa"/>
-          </w:tblCellMar>
-        </w:tblPrEx>
         <w:tc>
           <w:tcPr>
             <w:tcW w:w="9360" w:type="dxa"/>
@@ -18224,23 +16871,7 @@
                 <w:sz w:val="18"/>
                 <w:szCs w:val="18"/>
               </w:rPr>
-              <w:t xml:space="preserve">Bug 6 is the most strategically important bug for NCQA positioning. It demonstrates that the infrastructure enforces the methodology principle: derived metrics are outputs, not inputs. A site reporting TIR directly from a device without </w:t>
-            </w:r>
-            <w:proofErr w:type="spellStart"/>
-            <w:r>
-              <w:rPr>
-                <w:sz w:val="18"/>
-                <w:szCs w:val="18"/>
-              </w:rPr>
-              <w:t>recomputation</w:t>
-            </w:r>
-            <w:proofErr w:type="spellEnd"/>
-            <w:r>
-              <w:rPr>
-                <w:sz w:val="18"/>
-                <w:szCs w:val="18"/>
-              </w:rPr>
-              <w:t xml:space="preserve"> may report inconsistent values across manufacturers.</w:t>
+              <w:t>Bug 6 is the most strategically important bug for NCQA positioning. It demonstrates that the infrastructure enforces the methodology principle: derived metrics are outputs, not inputs. A site reporting TIR directly from a device without recomputation may report inconsistent values across manufacturers.</w:t>
             </w:r>
           </w:p>
         </w:tc>
@@ -18284,12 +16915,6 @@
         <w:gridCol w:w="2322"/>
       </w:tblGrid>
       <w:tr>
-        <w:tblPrEx>
-          <w:tblCellMar>
-            <w:top w:w="0" w:type="dxa"/>
-            <w:bottom w:w="0" w:type="dxa"/>
-          </w:tblCellMar>
-        </w:tblPrEx>
         <w:trPr>
           <w:tblHeader/>
         </w:trPr>
@@ -18411,12 +17036,6 @@
         </w:tc>
       </w:tr>
       <w:tr>
-        <w:tblPrEx>
-          <w:tblCellMar>
-            <w:top w:w="0" w:type="dxa"/>
-            <w:bottom w:w="0" w:type="dxa"/>
-          </w:tblCellMar>
-        </w:tblPrEx>
         <w:tc>
           <w:tcPr>
             <w:tcW w:w="2000" w:type="dxa"/>
@@ -18516,41 +17135,17 @@
             </w:tcMar>
           </w:tcPr>
           <w:p>
-            <w:proofErr w:type="spellStart"/>
-            <w:r>
-              <w:rPr>
-                <w:sz w:val="18"/>
-                <w:szCs w:val="18"/>
-              </w:rPr>
-              <w:t>device_patient_linkage</w:t>
-            </w:r>
-            <w:proofErr w:type="spellEnd"/>
-            <w:r>
-              <w:rPr>
-                <w:sz w:val="18"/>
-                <w:szCs w:val="18"/>
-              </w:rPr>
-              <w:t xml:space="preserve">, </w:t>
-            </w:r>
-            <w:proofErr w:type="spellStart"/>
-            <w:r>
-              <w:rPr>
-                <w:sz w:val="18"/>
-                <w:szCs w:val="18"/>
-              </w:rPr>
-              <w:t>device_temporal_density</w:t>
-            </w:r>
-            <w:proofErr w:type="spellEnd"/>
+            <w:r>
+              <w:rPr>
+                <w:sz w:val="18"/>
+                <w:szCs w:val="18"/>
+              </w:rPr>
+              <w:t>device_patient_linkage, device_temporal_density</w:t>
+            </w:r>
           </w:p>
         </w:tc>
       </w:tr>
       <w:tr>
-        <w:tblPrEx>
-          <w:tblCellMar>
-            <w:top w:w="0" w:type="dxa"/>
-            <w:bottom w:w="0" w:type="dxa"/>
-          </w:tblCellMar>
-        </w:tblPrEx>
         <w:tc>
           <w:tcPr>
             <w:tcW w:w="2000" w:type="dxa"/>
@@ -18574,6 +17169,7 @@
                 <w:sz w:val="18"/>
                 <w:szCs w:val="18"/>
               </w:rPr>
+              <w:lastRenderedPageBreak/>
               <w:t>Hypertension Risk Stratification</w:t>
             </w:r>
           </w:p>
@@ -18661,12 +17257,6 @@
         </w:tc>
       </w:tr>
       <w:tr>
-        <w:tblPrEx>
-          <w:tblCellMar>
-            <w:top w:w="0" w:type="dxa"/>
-            <w:bottom w:w="0" w:type="dxa"/>
-          </w:tblCellMar>
-        </w:tblPrEx>
         <w:tc>
           <w:tcPr>
             <w:tcW w:w="2000" w:type="dxa"/>
@@ -18766,41 +17356,17 @@
             </w:tcMar>
           </w:tcPr>
           <w:p>
-            <w:proofErr w:type="spellStart"/>
-            <w:r>
-              <w:rPr>
-                <w:sz w:val="18"/>
-                <w:szCs w:val="18"/>
-              </w:rPr>
-              <w:t>device_patient_linkage</w:t>
-            </w:r>
-            <w:proofErr w:type="spellEnd"/>
-            <w:r>
-              <w:rPr>
-                <w:sz w:val="18"/>
-                <w:szCs w:val="18"/>
-              </w:rPr>
-              <w:t xml:space="preserve">, </w:t>
-            </w:r>
-            <w:proofErr w:type="spellStart"/>
-            <w:r>
-              <w:rPr>
-                <w:sz w:val="18"/>
-                <w:szCs w:val="18"/>
-              </w:rPr>
-              <w:t>device_temporal_density</w:t>
-            </w:r>
-            <w:proofErr w:type="spellEnd"/>
+            <w:r>
+              <w:rPr>
+                <w:sz w:val="18"/>
+                <w:szCs w:val="18"/>
+              </w:rPr>
+              <w:t>device_patient_linkage, device_temporal_density</w:t>
+            </w:r>
           </w:p>
         </w:tc>
       </w:tr>
       <w:tr>
-        <w:tblPrEx>
-          <w:tblCellMar>
-            <w:top w:w="0" w:type="dxa"/>
-            <w:bottom w:w="0" w:type="dxa"/>
-          </w:tblCellMar>
-        </w:tblPrEx>
         <w:tc>
           <w:tcPr>
             <w:tcW w:w="2000" w:type="dxa"/>
@@ -18911,12 +17477,6 @@
         </w:tc>
       </w:tr>
       <w:tr>
-        <w:tblPrEx>
-          <w:tblCellMar>
-            <w:top w:w="0" w:type="dxa"/>
-            <w:bottom w:w="0" w:type="dxa"/>
-          </w:tblCellMar>
-        </w:tblPrEx>
         <w:tc>
           <w:tcPr>
             <w:tcW w:w="2000" w:type="dxa"/>
@@ -19027,12 +17587,6 @@
         </w:tc>
       </w:tr>
       <w:tr>
-        <w:tblPrEx>
-          <w:tblCellMar>
-            <w:top w:w="0" w:type="dxa"/>
-            <w:bottom w:w="0" w:type="dxa"/>
-          </w:tblCellMar>
-        </w:tblPrEx>
         <w:tc>
           <w:tcPr>
             <w:tcW w:w="2000" w:type="dxa"/>
@@ -19182,12 +17736,6 @@
         <w:gridCol w:w="1788"/>
       </w:tblGrid>
       <w:tr>
-        <w:tblPrEx>
-          <w:tblCellMar>
-            <w:top w:w="0" w:type="dxa"/>
-            <w:bottom w:w="0" w:type="dxa"/>
-          </w:tblCellMar>
-        </w:tblPrEx>
         <w:trPr>
           <w:tblHeader/>
         </w:trPr>
@@ -19338,12 +17886,6 @@
         </w:tc>
       </w:tr>
       <w:tr>
-        <w:tblPrEx>
-          <w:tblCellMar>
-            <w:top w:w="0" w:type="dxa"/>
-            <w:bottom w:w="0" w:type="dxa"/>
-          </w:tblCellMar>
-        </w:tblPrEx>
         <w:tc>
           <w:tcPr>
             <w:tcW w:w="1800" w:type="dxa"/>
@@ -19481,12 +18023,6 @@
         </w:tc>
       </w:tr>
       <w:tr>
-        <w:tblPrEx>
-          <w:tblCellMar>
-            <w:top w:w="0" w:type="dxa"/>
-            <w:bottom w:w="0" w:type="dxa"/>
-          </w:tblCellMar>
-        </w:tblPrEx>
         <w:tc>
           <w:tcPr>
             <w:tcW w:w="1800" w:type="dxa"/>
@@ -19624,12 +18160,6 @@
         </w:tc>
       </w:tr>
       <w:tr>
-        <w:tblPrEx>
-          <w:tblCellMar>
-            <w:top w:w="0" w:type="dxa"/>
-            <w:bottom w:w="0" w:type="dxa"/>
-          </w:tblCellMar>
-        </w:tblPrEx>
         <w:tc>
           <w:tcPr>
             <w:tcW w:w="1800" w:type="dxa"/>
@@ -19767,12 +18297,6 @@
         </w:tc>
       </w:tr>
       <w:tr>
-        <w:tblPrEx>
-          <w:tblCellMar>
-            <w:top w:w="0" w:type="dxa"/>
-            <w:bottom w:w="0" w:type="dxa"/>
-          </w:tblCellMar>
-        </w:tblPrEx>
         <w:tc>
           <w:tcPr>
             <w:tcW w:w="1800" w:type="dxa"/>
@@ -19910,12 +18434,6 @@
         </w:tc>
       </w:tr>
       <w:tr>
-        <w:tblPrEx>
-          <w:tblCellMar>
-            <w:top w:w="0" w:type="dxa"/>
-            <w:bottom w:w="0" w:type="dxa"/>
-          </w:tblCellMar>
-        </w:tblPrEx>
         <w:tc>
           <w:tcPr>
             <w:tcW w:w="1800" w:type="dxa"/>
@@ -20053,12 +18571,6 @@
         </w:tc>
       </w:tr>
       <w:tr>
-        <w:tblPrEx>
-          <w:tblCellMar>
-            <w:top w:w="0" w:type="dxa"/>
-            <w:bottom w:w="0" w:type="dxa"/>
-          </w:tblCellMar>
-        </w:tblPrEx>
         <w:tc>
           <w:tcPr>
             <w:tcW w:w="1800" w:type="dxa"/>
@@ -20196,12 +18708,6 @@
         </w:tc>
       </w:tr>
       <w:tr>
-        <w:tblPrEx>
-          <w:tblCellMar>
-            <w:top w:w="0" w:type="dxa"/>
-            <w:bottom w:w="0" w:type="dxa"/>
-          </w:tblCellMar>
-        </w:tblPrEx>
         <w:tc>
           <w:tcPr>
             <w:tcW w:w="1800" w:type="dxa"/>
@@ -20339,12 +18845,6 @@
         </w:tc>
       </w:tr>
       <w:tr>
-        <w:tblPrEx>
-          <w:tblCellMar>
-            <w:top w:w="0" w:type="dxa"/>
-            <w:bottom w:w="0" w:type="dxa"/>
-          </w:tblCellMar>
-        </w:tblPrEx>
         <w:tc>
           <w:tcPr>
             <w:tcW w:w="1800" w:type="dxa"/>
@@ -20482,12 +18982,6 @@
         </w:tc>
       </w:tr>
       <w:tr>
-        <w:tblPrEx>
-          <w:tblCellMar>
-            <w:top w:w="0" w:type="dxa"/>
-            <w:bottom w:w="0" w:type="dxa"/>
-          </w:tblCellMar>
-        </w:tblPrEx>
         <w:tc>
           <w:tcPr>
             <w:tcW w:w="1800" w:type="dxa"/>
@@ -20677,12 +19171,6 @@
         <w:gridCol w:w="1620"/>
       </w:tblGrid>
       <w:tr>
-        <w:tblPrEx>
-          <w:tblCellMar>
-            <w:top w:w="0" w:type="dxa"/>
-            <w:bottom w:w="0" w:type="dxa"/>
-          </w:tblCellMar>
-        </w:tblPrEx>
         <w:trPr>
           <w:tblHeader/>
         </w:trPr>
@@ -20833,12 +19321,6 @@
         </w:tc>
       </w:tr>
       <w:tr>
-        <w:tblPrEx>
-          <w:tblCellMar>
-            <w:top w:w="0" w:type="dxa"/>
-            <w:bottom w:w="0" w:type="dxa"/>
-          </w:tblCellMar>
-        </w:tblPrEx>
         <w:tc>
           <w:tcPr>
             <w:tcW w:w="1800" w:type="dxa"/>
@@ -20884,7 +19366,6 @@
             </w:tcMar>
           </w:tcPr>
           <w:p>
-            <w:proofErr w:type="spellStart"/>
             <w:r>
               <w:rPr>
                 <w:sz w:val="18"/>
@@ -20892,7 +19373,6 @@
               </w:rPr>
               <w:t>device_patient_linkage</w:t>
             </w:r>
-            <w:proofErr w:type="spellEnd"/>
           </w:p>
         </w:tc>
         <w:tc>
@@ -20978,12 +19458,6 @@
         </w:tc>
       </w:tr>
       <w:tr>
-        <w:tblPrEx>
-          <w:tblCellMar>
-            <w:top w:w="0" w:type="dxa"/>
-            <w:bottom w:w="0" w:type="dxa"/>
-          </w:tblCellMar>
-        </w:tblPrEx>
         <w:tc>
           <w:tcPr>
             <w:tcW w:w="1800" w:type="dxa"/>
@@ -21029,7 +19503,6 @@
             </w:tcMar>
           </w:tcPr>
           <w:p>
-            <w:proofErr w:type="spellStart"/>
             <w:r>
               <w:rPr>
                 <w:sz w:val="18"/>
@@ -21037,7 +19510,6 @@
               </w:rPr>
               <w:t>device_temporal_density</w:t>
             </w:r>
-            <w:proofErr w:type="spellEnd"/>
           </w:p>
         </w:tc>
         <w:tc>
@@ -21123,12 +19595,6 @@
         </w:tc>
       </w:tr>
       <w:tr>
-        <w:tblPrEx>
-          <w:tblCellMar>
-            <w:top w:w="0" w:type="dxa"/>
-            <w:bottom w:w="0" w:type="dxa"/>
-          </w:tblCellMar>
-        </w:tblPrEx>
         <w:tc>
           <w:tcPr>
             <w:tcW w:w="1800" w:type="dxa"/>
@@ -21174,7 +19640,6 @@
             </w:tcMar>
           </w:tcPr>
           <w:p>
-            <w:proofErr w:type="spellStart"/>
             <w:r>
               <w:rPr>
                 <w:sz w:val="18"/>
@@ -21182,7 +19647,6 @@
               </w:rPr>
               <w:t>device_derived_metric_consistency</w:t>
             </w:r>
-            <w:proofErr w:type="spellEnd"/>
           </w:p>
         </w:tc>
         <w:tc>
@@ -21268,12 +19732,6 @@
         </w:tc>
       </w:tr>
       <w:tr>
-        <w:tblPrEx>
-          <w:tblCellMar>
-            <w:top w:w="0" w:type="dxa"/>
-            <w:bottom w:w="0" w:type="dxa"/>
-          </w:tblCellMar>
-        </w:tblPrEx>
         <w:tc>
           <w:tcPr>
             <w:tcW w:w="1800" w:type="dxa"/>
@@ -21297,6 +19755,7 @@
                 <w:sz w:val="18"/>
                 <w:szCs w:val="18"/>
               </w:rPr>
+              <w:lastRenderedPageBreak/>
               <w:t>CGM Glucose</w:t>
             </w:r>
           </w:p>
@@ -21411,12 +19870,6 @@
         </w:tc>
       </w:tr>
       <w:tr>
-        <w:tblPrEx>
-          <w:tblCellMar>
-            <w:top w:w="0" w:type="dxa"/>
-            <w:bottom w:w="0" w:type="dxa"/>
-          </w:tblCellMar>
-        </w:tblPrEx>
         <w:tc>
           <w:tcPr>
             <w:tcW w:w="1800" w:type="dxa"/>
@@ -21554,12 +20007,6 @@
         </w:tc>
       </w:tr>
       <w:tr>
-        <w:tblPrEx>
-          <w:tblCellMar>
-            <w:top w:w="0" w:type="dxa"/>
-            <w:bottom w:w="0" w:type="dxa"/>
-          </w:tblCellMar>
-        </w:tblPrEx>
         <w:tc>
           <w:tcPr>
             <w:tcW w:w="1800" w:type="dxa"/>
@@ -21697,12 +20144,6 @@
         </w:tc>
       </w:tr>
       <w:tr>
-        <w:tblPrEx>
-          <w:tblCellMar>
-            <w:top w:w="0" w:type="dxa"/>
-            <w:bottom w:w="0" w:type="dxa"/>
-          </w:tblCellMar>
-        </w:tblPrEx>
         <w:tc>
           <w:tcPr>
             <w:tcW w:w="1800" w:type="dxa"/>
@@ -21840,12 +20281,6 @@
         </w:tc>
       </w:tr>
       <w:tr>
-        <w:tblPrEx>
-          <w:tblCellMar>
-            <w:top w:w="0" w:type="dxa"/>
-            <w:bottom w:w="0" w:type="dxa"/>
-          </w:tblCellMar>
-        </w:tblPrEx>
         <w:tc>
           <w:tcPr>
             <w:tcW w:w="1800" w:type="dxa"/>
@@ -21983,12 +20418,6 @@
         </w:tc>
       </w:tr>
       <w:tr>
-        <w:tblPrEx>
-          <w:tblCellMar>
-            <w:top w:w="0" w:type="dxa"/>
-            <w:bottom w:w="0" w:type="dxa"/>
-          </w:tblCellMar>
-        </w:tblPrEx>
         <w:tc>
           <w:tcPr>
             <w:tcW w:w="1800" w:type="dxa"/>
@@ -22126,12 +20555,6 @@
         </w:tc>
       </w:tr>
       <w:tr>
-        <w:tblPrEx>
-          <w:tblCellMar>
-            <w:top w:w="0" w:type="dxa"/>
-            <w:bottom w:w="0" w:type="dxa"/>
-          </w:tblCellMar>
-        </w:tblPrEx>
         <w:tc>
           <w:tcPr>
             <w:tcW w:w="1800" w:type="dxa"/>
@@ -22306,12 +20729,6 @@
         <w:gridCol w:w="2120"/>
       </w:tblGrid>
       <w:tr>
-        <w:tblPrEx>
-          <w:tblCellMar>
-            <w:top w:w="0" w:type="dxa"/>
-            <w:bottom w:w="0" w:type="dxa"/>
-          </w:tblCellMar>
-        </w:tblPrEx>
         <w:trPr>
           <w:tblHeader/>
         </w:trPr>
@@ -22340,7 +20757,6 @@
                 <w:sz w:val="18"/>
                 <w:szCs w:val="18"/>
               </w:rPr>
-              <w:lastRenderedPageBreak/>
               <w:t>Use Case</w:t>
             </w:r>
           </w:p>
@@ -22434,12 +20850,6 @@
         </w:tc>
       </w:tr>
       <w:tr>
-        <w:tblPrEx>
-          <w:tblCellMar>
-            <w:top w:w="0" w:type="dxa"/>
-            <w:bottom w:w="0" w:type="dxa"/>
-          </w:tblCellMar>
-        </w:tblPrEx>
         <w:tc>
           <w:tcPr>
             <w:tcW w:w="3000" w:type="dxa"/>
@@ -22550,12 +20960,6 @@
         </w:tc>
       </w:tr>
       <w:tr>
-        <w:tblPrEx>
-          <w:tblCellMar>
-            <w:top w:w="0" w:type="dxa"/>
-            <w:bottom w:w="0" w:type="dxa"/>
-          </w:tblCellMar>
-        </w:tblPrEx>
         <w:tc>
           <w:tcPr>
             <w:tcW w:w="3000" w:type="dxa"/>
@@ -22666,12 +21070,6 @@
         </w:tc>
       </w:tr>
       <w:tr>
-        <w:tblPrEx>
-          <w:tblCellMar>
-            <w:top w:w="0" w:type="dxa"/>
-            <w:bottom w:w="0" w:type="dxa"/>
-          </w:tblCellMar>
-        </w:tblPrEx>
         <w:tc>
           <w:tcPr>
             <w:tcW w:w="3000" w:type="dxa"/>
@@ -22782,12 +21180,6 @@
         </w:tc>
       </w:tr>
       <w:tr>
-        <w:tblPrEx>
-          <w:tblCellMar>
-            <w:top w:w="0" w:type="dxa"/>
-            <w:bottom w:w="0" w:type="dxa"/>
-          </w:tblCellMar>
-        </w:tblPrEx>
         <w:tc>
           <w:tcPr>
             <w:tcW w:w="3000" w:type="dxa"/>
@@ -22898,12 +21290,6 @@
         </w:tc>
       </w:tr>
       <w:tr>
-        <w:tblPrEx>
-          <w:tblCellMar>
-            <w:top w:w="0" w:type="dxa"/>
-            <w:bottom w:w="0" w:type="dxa"/>
-          </w:tblCellMar>
-        </w:tblPrEx>
         <w:tc>
           <w:tcPr>
             <w:tcW w:w="3000" w:type="dxa"/>
@@ -23014,12 +21400,6 @@
         </w:tc>
       </w:tr>
       <w:tr>
-        <w:tblPrEx>
-          <w:tblCellMar>
-            <w:top w:w="0" w:type="dxa"/>
-            <w:bottom w:w="0" w:type="dxa"/>
-          </w:tblCellMar>
-        </w:tblPrEx>
         <w:tc>
           <w:tcPr>
             <w:tcW w:w="3000" w:type="dxa"/>
@@ -23176,12 +21556,6 @@
         <w:gridCol w:w="3360"/>
       </w:tblGrid>
       <w:tr>
-        <w:tblPrEx>
-          <w:tblCellMar>
-            <w:top w:w="0" w:type="dxa"/>
-            <w:bottom w:w="0" w:type="dxa"/>
-          </w:tblCellMar>
-        </w:tblPrEx>
         <w:trPr>
           <w:tblHeader/>
         </w:trPr>
@@ -23303,12 +21677,6 @@
         </w:tc>
       </w:tr>
       <w:tr>
-        <w:tblPrEx>
-          <w:tblCellMar>
-            <w:top w:w="0" w:type="dxa"/>
-            <w:bottom w:w="0" w:type="dxa"/>
-          </w:tblCellMar>
-        </w:tblPrEx>
         <w:tc>
           <w:tcPr>
             <w:tcW w:w="2400" w:type="dxa"/>
@@ -23419,12 +21787,6 @@
         </w:tc>
       </w:tr>
       <w:tr>
-        <w:tblPrEx>
-          <w:tblCellMar>
-            <w:top w:w="0" w:type="dxa"/>
-            <w:bottom w:w="0" w:type="dxa"/>
-          </w:tblCellMar>
-        </w:tblPrEx>
         <w:tc>
           <w:tcPr>
             <w:tcW w:w="2400" w:type="dxa"/>
@@ -23535,12 +21897,6 @@
         </w:tc>
       </w:tr>
       <w:tr>
-        <w:tblPrEx>
-          <w:tblCellMar>
-            <w:top w:w="0" w:type="dxa"/>
-            <w:bottom w:w="0" w:type="dxa"/>
-          </w:tblCellMar>
-        </w:tblPrEx>
         <w:tc>
           <w:tcPr>
             <w:tcW w:w="2400" w:type="dxa"/>
@@ -23651,12 +22007,6 @@
         </w:tc>
       </w:tr>
       <w:tr>
-        <w:tblPrEx>
-          <w:tblCellMar>
-            <w:top w:w="0" w:type="dxa"/>
-            <w:bottom w:w="0" w:type="dxa"/>
-          </w:tblCellMar>
-        </w:tblPrEx>
         <w:tc>
           <w:tcPr>
             <w:tcW w:w="2400" w:type="dxa"/>
@@ -23767,12 +22117,6 @@
         </w:tc>
       </w:tr>
       <w:tr>
-        <w:tblPrEx>
-          <w:tblCellMar>
-            <w:top w:w="0" w:type="dxa"/>
-            <w:bottom w:w="0" w:type="dxa"/>
-          </w:tblCellMar>
-        </w:tblPrEx>
         <w:tc>
           <w:tcPr>
             <w:tcW w:w="2400" w:type="dxa"/>
@@ -23883,12 +22227,6 @@
         </w:tc>
       </w:tr>
       <w:tr>
-        <w:tblPrEx>
-          <w:tblCellMar>
-            <w:top w:w="0" w:type="dxa"/>
-            <w:bottom w:w="0" w:type="dxa"/>
-          </w:tblCellMar>
-        </w:tblPrEx>
         <w:tc>
           <w:tcPr>
             <w:tcW w:w="2400" w:type="dxa"/>
@@ -23912,23 +22250,7 @@
                 <w:sz w:val="18"/>
                 <w:szCs w:val="18"/>
               </w:rPr>
-              <w:t xml:space="preserve">GMI (Glucose </w:t>
-            </w:r>
-            <w:proofErr w:type="spellStart"/>
-            <w:r>
-              <w:rPr>
-                <w:sz w:val="18"/>
-                <w:szCs w:val="18"/>
-              </w:rPr>
-              <w:t>Mgmt</w:t>
-            </w:r>
-            <w:proofErr w:type="spellEnd"/>
-            <w:r>
-              <w:rPr>
-                <w:sz w:val="18"/>
-                <w:szCs w:val="18"/>
-              </w:rPr>
-              <w:t xml:space="preserve"> Indicator)</w:t>
+              <w:t>GMI (Glucose Mgmt Indicator)</w:t>
             </w:r>
           </w:p>
         </w:tc>
@@ -24015,12 +22337,6 @@
         </w:tc>
       </w:tr>
       <w:tr>
-        <w:tblPrEx>
-          <w:tblCellMar>
-            <w:top w:w="0" w:type="dxa"/>
-            <w:bottom w:w="0" w:type="dxa"/>
-          </w:tblCellMar>
-        </w:tblPrEx>
         <w:tc>
           <w:tcPr>
             <w:tcW w:w="2400" w:type="dxa"/>
@@ -24169,12 +22485,6 @@
         <w:gridCol w:w="3760"/>
       </w:tblGrid>
       <w:tr>
-        <w:tblPrEx>
-          <w:tblCellMar>
-            <w:top w:w="0" w:type="dxa"/>
-            <w:bottom w:w="0" w:type="dxa"/>
-          </w:tblCellMar>
-        </w:tblPrEx>
         <w:trPr>
           <w:tblHeader/>
         </w:trPr>
@@ -24296,12 +22606,6 @@
         </w:tc>
       </w:tr>
       <w:tr>
-        <w:tblPrEx>
-          <w:tblCellMar>
-            <w:top w:w="0" w:type="dxa"/>
-            <w:bottom w:w="0" w:type="dxa"/>
-          </w:tblCellMar>
-        </w:tblPrEx>
         <w:tc>
           <w:tcPr>
             <w:tcW w:w="2200" w:type="dxa"/>
@@ -24412,12 +22716,6 @@
         </w:tc>
       </w:tr>
       <w:tr>
-        <w:tblPrEx>
-          <w:tblCellMar>
-            <w:top w:w="0" w:type="dxa"/>
-            <w:bottom w:w="0" w:type="dxa"/>
-          </w:tblCellMar>
-        </w:tblPrEx>
         <w:tc>
           <w:tcPr>
             <w:tcW w:w="2200" w:type="dxa"/>
@@ -24528,12 +22826,6 @@
         </w:tc>
       </w:tr>
       <w:tr>
-        <w:tblPrEx>
-          <w:tblCellMar>
-            <w:top w:w="0" w:type="dxa"/>
-            <w:bottom w:w="0" w:type="dxa"/>
-          </w:tblCellMar>
-        </w:tblPrEx>
         <w:tc>
           <w:tcPr>
             <w:tcW w:w="2200" w:type="dxa"/>
@@ -24644,12 +22936,6 @@
         </w:tc>
       </w:tr>
       <w:tr>
-        <w:tblPrEx>
-          <w:tblCellMar>
-            <w:top w:w="0" w:type="dxa"/>
-            <w:bottom w:w="0" w:type="dxa"/>
-          </w:tblCellMar>
-        </w:tblPrEx>
         <w:tc>
           <w:tcPr>
             <w:tcW w:w="2200" w:type="dxa"/>
@@ -24760,12 +23046,6 @@
         </w:tc>
       </w:tr>
       <w:tr>
-        <w:tblPrEx>
-          <w:tblCellMar>
-            <w:top w:w="0" w:type="dxa"/>
-            <w:bottom w:w="0" w:type="dxa"/>
-          </w:tblCellMar>
-        </w:tblPrEx>
         <w:tc>
           <w:tcPr>
             <w:tcW w:w="2200" w:type="dxa"/>
@@ -24876,12 +23156,6 @@
         </w:tc>
       </w:tr>
       <w:tr>
-        <w:tblPrEx>
-          <w:tblCellMar>
-            <w:top w:w="0" w:type="dxa"/>
-            <w:bottom w:w="0" w:type="dxa"/>
-          </w:tblCellMar>
-        </w:tblPrEx>
         <w:tc>
           <w:tcPr>
             <w:tcW w:w="2200" w:type="dxa"/>
@@ -24992,12 +23266,6 @@
         </w:tc>
       </w:tr>
       <w:tr>
-        <w:tblPrEx>
-          <w:tblCellMar>
-            <w:top w:w="0" w:type="dxa"/>
-            <w:bottom w:w="0" w:type="dxa"/>
-          </w:tblCellMar>
-        </w:tblPrEx>
         <w:tc>
           <w:tcPr>
             <w:tcW w:w="2200" w:type="dxa"/>
@@ -25070,7 +23338,6 @@
             </w:tcMar>
           </w:tcPr>
           <w:p>
-            <w:proofErr w:type="spellStart"/>
             <w:r>
               <w:rPr>
                 <w:sz w:val="18"/>
@@ -25078,7 +23345,6 @@
               </w:rPr>
               <w:t>RxNorm</w:t>
             </w:r>
-            <w:proofErr w:type="spellEnd"/>
           </w:p>
         </w:tc>
         <w:tc>
@@ -25158,12 +23424,6 @@
         <w:gridCol w:w="9360"/>
       </w:tblGrid>
       <w:tr>
-        <w:tblPrEx>
-          <w:tblCellMar>
-            <w:top w:w="0" w:type="dxa"/>
-            <w:bottom w:w="0" w:type="dxa"/>
-          </w:tblCellMar>
-        </w:tblPrEx>
         <w:tc>
           <w:tcPr>
             <w:tcW w:w="9360" w:type="dxa"/>
@@ -25182,7 +23442,6 @@
             </w:tcMar>
           </w:tcPr>
           <w:p>
-            <w:proofErr w:type="spellStart"/>
             <w:r>
               <w:rPr>
                 <w:rFonts w:ascii="Courier New" w:eastAsia="Courier New" w:hAnsi="Courier New" w:cs="Courier New"/>
@@ -25191,18 +23450,17 @@
                 <w:sz w:val="18"/>
                 <w:szCs w:val="18"/>
               </w:rPr>
-              <w:t>dataset_a_clean</w:t>
-            </w:r>
-            <w:proofErr w:type="spellEnd"/>
+              <w:t>dataset_a_clean/</w:t>
+            </w:r>
+          </w:p>
+          <w:p>
             <w:r>
               <w:rPr>
                 <w:rFonts w:ascii="Courier New" w:eastAsia="Courier New" w:hAnsi="Courier New" w:cs="Courier New"/>
-                <w:b/>
-                <w:bCs/>
-                <w:sz w:val="18"/>
-                <w:szCs w:val="18"/>
-              </w:rPr>
-              <w:t>/</w:t>
+                <w:sz w:val="18"/>
+                <w:szCs w:val="18"/>
+              </w:rPr>
+              <w:t xml:space="preserve">  patients.csv          — 50 rows</w:t>
             </w:r>
           </w:p>
           <w:p>
@@ -25212,7 +23470,7 @@
                 <w:sz w:val="18"/>
                 <w:szCs w:val="18"/>
               </w:rPr>
-              <w:t xml:space="preserve">  patients.csv          — 50 rows</w:t>
+              <w:t xml:space="preserve">  providers.csv         — 10 rows</w:t>
             </w:r>
           </w:p>
           <w:p>
@@ -25222,7 +23480,7 @@
                 <w:sz w:val="18"/>
                 <w:szCs w:val="18"/>
               </w:rPr>
-              <w:t xml:space="preserve">  providers.csv         — 10 rows</w:t>
+              <w:t xml:space="preserve">  encounters.csv        — ~400 rows</w:t>
             </w:r>
           </w:p>
           <w:p>
@@ -25232,7 +23490,7 @@
                 <w:sz w:val="18"/>
                 <w:szCs w:val="18"/>
               </w:rPr>
-              <w:t xml:space="preserve">  encounters.csv        — ~400 rows</w:t>
+              <w:t xml:space="preserve">  conditions.csv        — ~500 rows</w:t>
             </w:r>
           </w:p>
           <w:p>
@@ -25242,7 +23500,7 @@
                 <w:sz w:val="18"/>
                 <w:szCs w:val="18"/>
               </w:rPr>
-              <w:t xml:space="preserve">  conditions.csv        — ~500 rows</w:t>
+              <w:t xml:space="preserve">  medications.csv       — ~500 rows</w:t>
             </w:r>
           </w:p>
           <w:p>
@@ -25252,7 +23510,7 @@
                 <w:sz w:val="18"/>
                 <w:szCs w:val="18"/>
               </w:rPr>
-              <w:t xml:space="preserve">  medications.csv       — ~500 rows</w:t>
+              <w:t xml:space="preserve">  observations.csv      — ~1,800 rows (includes HbA1c, GMI, TIR, BP, BMI, lipids)</w:t>
             </w:r>
           </w:p>
           <w:p>
@@ -25262,7 +23520,7 @@
                 <w:sz w:val="18"/>
                 <w:szCs w:val="18"/>
               </w:rPr>
-              <w:t xml:space="preserve">  observations.csv      — ~1,800 rows (includes HbA1c, GMI, TIR, BP, BMI, lipids)</w:t>
+              <w:t xml:space="preserve">  cgm_readings.csv      — ~100,800 rows (25 patients × 14 days × 288 readings/day)</w:t>
             </w:r>
           </w:p>
           <w:p>
@@ -25272,7 +23530,7 @@
                 <w:sz w:val="18"/>
                 <w:szCs w:val="18"/>
               </w:rPr>
-              <w:t xml:space="preserve">  cgm_readings.csv      — ~100,800 rows (25 patients × 14 days × 288 readings/day)</w:t>
+              <w:t xml:space="preserve">  cgm_window_metadata.csv — 25 rows (one per CGM patient)</w:t>
             </w:r>
           </w:p>
           <w:p>
@@ -25282,7 +23540,7 @@
                 <w:sz w:val="18"/>
                 <w:szCs w:val="18"/>
               </w:rPr>
-              <w:t xml:space="preserve">  cgm_window_metadata.csv — 25 rows (one per CGM patient)</w:t>
+              <w:t xml:space="preserve">  bp_readings.csv       — ~300 rows</w:t>
             </w:r>
           </w:p>
           <w:p>
@@ -25292,9 +23550,10 @@
                 <w:sz w:val="18"/>
                 <w:szCs w:val="18"/>
               </w:rPr>
-              <w:t xml:space="preserve">  bp_readings.csv       — ~300 rows</w:t>
-            </w:r>
-          </w:p>
+              <w:t xml:space="preserve">  weight_readings.csv   — ~70 rows</w:t>
+            </w:r>
+          </w:p>
+          <w:p/>
           <w:p>
             <w:r>
               <w:rPr>
@@ -25302,59 +23561,28 @@
                 <w:sz w:val="18"/>
                 <w:szCs w:val="18"/>
               </w:rPr>
-              <w:t xml:space="preserve">  weight_readings.csv   — ~70 rows</w:t>
+              <w:t>dataset_b_buggy/</w:t>
+            </w:r>
+          </w:p>
+          <w:p>
+            <w:r>
+              <w:rPr>
+                <w:rFonts w:ascii="Courier New" w:eastAsia="Courier New" w:hAnsi="Courier New" w:cs="Courier New"/>
+                <w:sz w:val="18"/>
+                <w:szCs w:val="18"/>
+              </w:rPr>
+              <w:t xml:space="preserve">  [same files with bugs seeded as defined in Section 5]</w:t>
             </w:r>
           </w:p>
           <w:p/>
           <w:p>
-            <w:proofErr w:type="spellStart"/>
             <w:r>
               <w:rPr>
                 <w:rFonts w:ascii="Courier New" w:eastAsia="Courier New" w:hAnsi="Courier New" w:cs="Courier New"/>
                 <w:sz w:val="18"/>
                 <w:szCs w:val="18"/>
               </w:rPr>
-              <w:t>dataset_b_buggy</w:t>
-            </w:r>
-            <w:proofErr w:type="spellEnd"/>
-            <w:r>
-              <w:rPr>
-                <w:rFonts w:ascii="Courier New" w:eastAsia="Courier New" w:hAnsi="Courier New" w:cs="Courier New"/>
-                <w:sz w:val="18"/>
-                <w:szCs w:val="18"/>
-              </w:rPr>
-              <w:t>/</w:t>
-            </w:r>
-          </w:p>
-          <w:p>
-            <w:r>
-              <w:rPr>
-                <w:rFonts w:ascii="Courier New" w:eastAsia="Courier New" w:hAnsi="Courier New" w:cs="Courier New"/>
-                <w:sz w:val="18"/>
-                <w:szCs w:val="18"/>
-              </w:rPr>
-              <w:t xml:space="preserve">  [same files with bugs seeded as defined in Section 5]</w:t>
-            </w:r>
-          </w:p>
-          <w:p/>
-          <w:p>
-            <w:proofErr w:type="spellStart"/>
-            <w:r>
-              <w:rPr>
-                <w:rFonts w:ascii="Courier New" w:eastAsia="Courier New" w:hAnsi="Courier New" w:cs="Courier New"/>
-                <w:sz w:val="18"/>
-                <w:szCs w:val="18"/>
-              </w:rPr>
-              <w:t>dataset_c_remediated</w:t>
-            </w:r>
-            <w:proofErr w:type="spellEnd"/>
-            <w:r>
-              <w:rPr>
-                <w:rFonts w:ascii="Courier New" w:eastAsia="Courier New" w:hAnsi="Courier New" w:cs="Courier New"/>
-                <w:sz w:val="18"/>
-                <w:szCs w:val="18"/>
-              </w:rPr>
-              <w:t>/</w:t>
+              <w:t>dataset_c_remediated/</w:t>
             </w:r>
           </w:p>
           <w:p>
@@ -25380,23 +23608,7 @@
         <w:spacing w:before="80" w:after="80"/>
       </w:pPr>
       <w:r>
-        <w:t>NR fields (</w:t>
-      </w:r>
-      <w:proofErr w:type="spellStart"/>
-      <w:r>
-        <w:t>birth_date_NR</w:t>
-      </w:r>
-      <w:proofErr w:type="spellEnd"/>
-      <w:r>
-        <w:t xml:space="preserve">, </w:t>
-      </w:r>
-      <w:proofErr w:type="spellStart"/>
-      <w:r>
-        <w:t>code_NR</w:t>
-      </w:r>
-      <w:proofErr w:type="spellEnd"/>
-      <w:r>
-        <w:t>, etc.) are NOT present in the input CSV files. They are generated by the normalization step of the pipeline.</w:t>
+        <w:t>NR fields (birth_date_NR, code_NR, etc.) are NOT present in the input CSV files. They are generated by the normalization step of the pipeline.</w:t>
       </w:r>
     </w:p>
     <w:p>
@@ -25471,12 +23683,6 @@
         <w:gridCol w:w="9360"/>
       </w:tblGrid>
       <w:tr>
-        <w:tblPrEx>
-          <w:tblCellMar>
-            <w:top w:w="0" w:type="dxa"/>
-            <w:bottom w:w="0" w:type="dxa"/>
-          </w:tblCellMar>
-        </w:tblPrEx>
         <w:tc>
           <w:tcPr>
             <w:tcW w:w="9360" w:type="dxa"/>
@@ -25500,23 +23706,7 @@
                 <w:sz w:val="18"/>
                 <w:szCs w:val="18"/>
               </w:rPr>
-              <w:t xml:space="preserve">Note for data generation • Generate Dataset A first (clean). Validate that check engine produces </w:t>
-            </w:r>
-            <w:proofErr w:type="gramStart"/>
-            <w:r>
-              <w:rPr>
-                <w:sz w:val="18"/>
-                <w:szCs w:val="18"/>
-              </w:rPr>
-              <w:t>all READY</w:t>
-            </w:r>
-            <w:proofErr w:type="gramEnd"/>
-            <w:r>
-              <w:rPr>
-                <w:sz w:val="18"/>
-                <w:szCs w:val="18"/>
-              </w:rPr>
-              <w:t xml:space="preserve"> statuses before generating B and C. • Generate Dataset C by starting from Dataset A and applying only the specific field changes defined in Section 5 remediation steps. • Generate Dataset B by starting from Dataset A and applying the bug injections defined in Section 5. • Do not generate random noise. All bugs and fixes must be deterministic and reproducible. • The TIDE-derived metrics in observations.csv (GMI, TIR) must be computed from cgm_readings.csv values — do not hardcode them independently.</w:t>
+              <w:t>Note for data generation • Generate Dataset A first (clean). Validate that check engine produces all READY statuses before generating B and C. • Generate Dataset C by starting from Dataset A and applying only the specific field changes defined in Section 5 remediation steps. • Generate Dataset B by starting from Dataset A and applying the bug injections defined in Section 5. • Do not generate random noise. All bugs and fixes must be deterministic and reproducible. • The TIDE-derived metrics in observations.csv (GMI, TIR) must be computed from cgm_readings.csv values — do not hardcode them independently.</w:t>
             </w:r>
           </w:p>
         </w:tc>
@@ -25536,10 +23726,10 @@
 <file path=word/numbering.xml><?xml version="1.0" encoding="utf-8"?>
 <w:numbering xmlns:wpc="http://schemas.microsoft.com/office/word/2010/wordprocessingCanvas" xmlns:cx="http://schemas.microsoft.com/office/drawing/2014/chartex" xmlns:cx1="http://schemas.microsoft.com/office/drawing/2015/9/8/chartex" xmlns:cx2="http://schemas.microsoft.com/office/drawing/2015/10/21/chartex" xmlns:cx3="http://schemas.microsoft.com/office/drawing/2016/5/9/chartex" xmlns:cx4="http://schemas.microsoft.com/office/drawing/2016/5/10/chartex" xmlns:cx5="http://schemas.microsoft.com/office/drawing/2016/5/11/chartex" xmlns:cx6="http://schemas.microsoft.com/office/drawing/2016/5/12/chartex" xmlns:cx7="http://schemas.microsoft.com/office/drawing/2016/5/13/chartex" xmlns:cx8="http://schemas.microsoft.com/office/drawing/2016/5/14/chartex" xmlns:mc="http://schemas.openxmlformats.org/markup-compatibility/2006" xmlns:aink="http://schemas.microsoft.com/office/drawing/2016/ink" xmlns:am3d="http://schemas.microsoft.com/office/drawing/2017/model3d" xmlns:o="urn:schemas-microsoft-com:office:office" xmlns:oel="http://schemas.microsoft.com/office/2019/extlst" xmlns:r="http://schemas.openxmlformats.org/officeDocument/2006/relationships" xmlns:m="http://schemas.openxmlformats.org/officeDocument/2006/math" xmlns:v="urn:schemas-microsoft-com:vml" xmlns:wp14="http://schemas.microsoft.com/office/word/2010/wordprocessingDrawing" xmlns:wp="http://schemas.openxmlformats.org/drawingml/2006/wordprocessingDrawing" xmlns:w10="urn:schemas-microsoft-com:office:word" xmlns:w="http://schemas.openxmlformats.org/wordprocessingml/2006/main" xmlns:w14="http://schemas.microsoft.com/office/word/2010/wordml" xmlns:w15="http://schemas.microsoft.com/office/word/2012/wordml" xmlns:w16cex="http://schemas.microsoft.com/office/word/2018/wordml/cex" xmlns:w16cid="http://schemas.microsoft.com/office/word/2016/wordml/cid" xmlns:w16="http://schemas.microsoft.com/office/word/2018/wordml" xmlns:w16du="http://schemas.microsoft.com/office/word/2023/wordml/word16du" xmlns:w16sdtdh="http://schemas.microsoft.com/office/word/2020/wordml/sdtdatahash" xmlns:w16sdtfl="http://schemas.microsoft.com/office/word/2024/wordml/sdtformatlock" xmlns:w16se="http://schemas.microsoft.com/office/word/2015/wordml/symex" xmlns:wpg="http://schemas.microsoft.com/office/word/2010/wordprocessingGroup" xmlns:wpi="http://schemas.microsoft.com/office/word/2010/wordprocessingInk" xmlns:wne="http://schemas.microsoft.com/office/word/2006/wordml" xmlns:wps="http://schemas.microsoft.com/office/word/2010/wordprocessingShape" mc:Ignorable="w14 w15 w16se w16cid w16 w16cex w16sdtdh w16sdtfl w16du wp14">
   <w:abstractNum w:abstractNumId="0" w15:restartNumberingAfterBreak="0">
-    <w:nsid w:val="31C17288"/>
+    <w:nsid w:val="403858F0"/>
     <w:multiLevelType w:val="hybridMultilevel"/>
-    <w:tmpl w:val="415601A0"/>
-    <w:lvl w:ilvl="0" w:tplc="97C4CB32">
+    <w:tmpl w:val="5F68A6A2"/>
+    <w:lvl w:ilvl="0" w:tplc="03F053C0">
       <w:start w:val="1"/>
       <w:numFmt w:val="bullet"/>
       <w:lvlText w:val="●"/>
@@ -25548,7 +23738,7 @@
         <w:ind w:left="720" w:hanging="360"/>
       </w:pPr>
     </w:lvl>
-    <w:lvl w:ilvl="1" w:tplc="D8F25CB4">
+    <w:lvl w:ilvl="1" w:tplc="5ADE5B64">
       <w:start w:val="1"/>
       <w:numFmt w:val="bullet"/>
       <w:lvlText w:val="○"/>
@@ -25557,7 +23747,7 @@
         <w:ind w:left="1440" w:hanging="360"/>
       </w:pPr>
     </w:lvl>
-    <w:lvl w:ilvl="2" w:tplc="F2765C12">
+    <w:lvl w:ilvl="2" w:tplc="85DCDF68">
       <w:start w:val="1"/>
       <w:numFmt w:val="bullet"/>
       <w:lvlText w:val="■"/>
@@ -25566,7 +23756,7 @@
         <w:ind w:left="2160" w:hanging="360"/>
       </w:pPr>
     </w:lvl>
-    <w:lvl w:ilvl="3" w:tplc="AD88E664">
+    <w:lvl w:ilvl="3" w:tplc="17E4E19C">
       <w:start w:val="1"/>
       <w:numFmt w:val="bullet"/>
       <w:lvlText w:val="●"/>
@@ -25575,7 +23765,7 @@
         <w:ind w:left="2880" w:hanging="360"/>
       </w:pPr>
     </w:lvl>
-    <w:lvl w:ilvl="4" w:tplc="4D4CCE36">
+    <w:lvl w:ilvl="4" w:tplc="CDB066DE">
       <w:start w:val="1"/>
       <w:numFmt w:val="bullet"/>
       <w:lvlText w:val="○"/>
@@ -25584,7 +23774,7 @@
         <w:ind w:left="3600" w:hanging="360"/>
       </w:pPr>
     </w:lvl>
-    <w:lvl w:ilvl="5" w:tplc="652A55AA">
+    <w:lvl w:ilvl="5" w:tplc="CA5A6156">
       <w:start w:val="1"/>
       <w:numFmt w:val="bullet"/>
       <w:lvlText w:val="■"/>
@@ -25593,7 +23783,7 @@
         <w:ind w:left="4320" w:hanging="360"/>
       </w:pPr>
     </w:lvl>
-    <w:lvl w:ilvl="6" w:tplc="F31C3F7A">
+    <w:lvl w:ilvl="6" w:tplc="964672A0">
       <w:start w:val="1"/>
       <w:numFmt w:val="bullet"/>
       <w:lvlText w:val="●"/>
@@ -25602,7 +23792,7 @@
         <w:ind w:left="5040" w:hanging="360"/>
       </w:pPr>
     </w:lvl>
-    <w:lvl w:ilvl="7" w:tplc="B7DC08B2">
+    <w:lvl w:ilvl="7" w:tplc="F692EB78">
       <w:start w:val="1"/>
       <w:numFmt w:val="bullet"/>
       <w:lvlText w:val="●"/>
@@ -25611,7 +23801,7 @@
         <w:ind w:left="5760" w:hanging="360"/>
       </w:pPr>
     </w:lvl>
-    <w:lvl w:ilvl="8" w:tplc="F4D64BF2">
+    <w:lvl w:ilvl="8" w:tplc="F54AA822">
       <w:start w:val="1"/>
       <w:numFmt w:val="bullet"/>
       <w:lvlText w:val="●"/>
@@ -25621,7 +23811,7 @@
       </w:pPr>
     </w:lvl>
   </w:abstractNum>
-  <w:num w:numId="1" w16cid:durableId="147863014">
+  <w:num w:numId="1" w16cid:durableId="740716683">
     <w:abstractNumId w:val="0"/>
     <w:lvlOverride w:ilvl="0">
       <w:startOverride w:val="1"/>

--- a/docs/Oros - CKM Data Readiness - Synthetic Dataset Specification.docx
+++ b/docs/Oros - CKM Data Readiness - Synthetic Dataset Specification.docx
@@ -17086,7 +17086,7 @@
                 <w:sz w:val="18"/>
                 <w:szCs w:val="18"/>
               </w:rPr>
-              <w:t>CGM glucose time series, Patient identity linkage, Sufficient temporal density (≥70%)</w:t>
+              <w:t>CGM glucose time series (device pathway, evaluated first), A1C (EHR fallback pathway), Patient identity linkage, Sufficient temporal density (≥70%)</w:t>
             </w:r>
           </w:p>
         </w:tc>
@@ -17113,7 +17113,7 @@
                 <w:sz w:val="18"/>
                 <w:szCs w:val="18"/>
               </w:rPr>
-              <w:t>HbA1c, Medications (insulin), Conditions (E10/E11)</w:t>
+              <w:t>Medications (insulin), Conditions (E10/E11)</w:t>
             </w:r>
           </w:p>
         </w:tc>

--- a/docs/Oros - CKM Data Readiness - Synthetic Dataset Specification.docx
+++ b/docs/Oros - CKM Data Readiness - Synthetic Dataset Specification.docx
@@ -16751,6 +16751,14 @@
       </w:pPr>
       <w:r>
         <w:t>Use case blocked: Care Coordination — PARTIALLY READY.</w:t>
+      </w:r>
+    </w:p>
+    <w:p>
+      <w:pPr>
+        <w:spacing w:before="80" w:after="80"/>
+      </w:pPr>
+      <w:r>
+        <w:t>Bridge case: an invalid-terminology-code failure is fundamentally a Foundational readiness failure. The code fails basic vocabulary validity independent of any use case, so it is foundational, yet it cascades into Fit-for-purpose consequences by blocking the use case that needs that element. It is visible at Normalize, where mapping fails, and again at the blocked use case. This is why Bug 4 carries partial foundational-readiness representation in the current dataset. See Methodology Architecture, Section 6, for the foundational-versus-fit-for-purpose readiness model.</w:t>
       </w:r>
     </w:p>
     <w:p>
